--- a/document/BAO_CAO/bc_N01_Tuan5_NgocHieu_ThanhThoai.docx
+++ b/document/BAO_CAO/bc_N01_Tuan5_NgocHieu_ThanhThoai.docx
@@ -4,432 +4,7 @@
   <w:body>
     <w:p>
       <w:pPr>
-        <w:pStyle w:val="2"/>
-        <w:numPr>
-          <w:numId w:val="0"/>
-        </w:numPr>
         <w:bidi w:val="0"/>
-        <w:ind w:leftChars="0"/>
-        <w:rPr>
-          <w:rFonts w:hint="default" w:ascii="Times New Roman" w:hAnsi="Times New Roman" w:cs="Times New Roman"/>
-          <w:sz w:val="28"/>
-          <w:szCs w:val="28"/>
-          <w:lang w:val="en-US"/>
-        </w:rPr>
-      </w:pPr>
-      <w:r>
-        <w:rPr>
-          <w:rFonts w:hint="default" w:ascii="Times New Roman" w:hAnsi="Times New Roman" w:cs="Times New Roman"/>
-          <w:sz w:val="28"/>
-          <w:szCs w:val="28"/>
-          <w:lang w:val="en-US"/>
-        </w:rPr>
-        <w:t>CHƯƠNG 4 : CÀI ĐẶT VÀ TRIỂN KHAI HỆ THỐNG</w:t>
-      </w:r>
-    </w:p>
-    <w:p>
-      <w:pPr>
-        <w:pStyle w:val="3"/>
-        <w:bidi w:val="0"/>
-        <w:rPr>
-          <w:rFonts w:hint="default"/>
-          <w:lang w:val="en-US"/>
-        </w:rPr>
-      </w:pPr>
-      <w:r>
-        <w:rPr>
-          <w:rFonts w:hint="default"/>
-          <w:lang w:val="en-US"/>
-        </w:rPr>
-        <w:t>4.1 Môi trường phát triển</w:t>
-      </w:r>
-    </w:p>
-    <w:p>
-      <w:pPr>
-        <w:jc w:val="center"/>
-        <w:rPr>
-          <w:rFonts w:hint="default" w:ascii="Times New Roman" w:hAnsi="Times New Roman" w:cs="Times New Roman"/>
-          <w:sz w:val="26"/>
-          <w:szCs w:val="26"/>
-          <w:lang w:val="en-US"/>
-        </w:rPr>
-      </w:pPr>
-      <w:r>
-        <w:rPr>
-          <w:rFonts w:hint="default" w:ascii="Times New Roman" w:hAnsi="Times New Roman" w:cs="Times New Roman"/>
-          <w:sz w:val="26"/>
-          <w:szCs w:val="26"/>
-          <w:lang w:val="en-US"/>
-        </w:rPr>
-        <w:t>Bảng 4-1: Bảng công cụ hỗ trợ</w:t>
-      </w:r>
-    </w:p>
-    <w:p>
-      <w:pPr>
-        <w:jc w:val="center"/>
-        <w:rPr>
-          <w:rFonts w:hint="default" w:ascii="Times New Roman" w:hAnsi="Times New Roman" w:cs="Times New Roman"/>
-          <w:sz w:val="26"/>
-          <w:szCs w:val="26"/>
-          <w:lang w:val="en-US"/>
-        </w:rPr>
-      </w:pPr>
-    </w:p>
-    <w:tbl>
-      <w:tblPr>
-        <w:tblStyle w:val="7"/>
-        <w:tblW w:w="0" w:type="auto"/>
-        <w:tblInd w:w="0" w:type="dxa"/>
-        <w:tblBorders>
-          <w:top w:val="single" w:color="auto" w:sz="4" w:space="0"/>
-          <w:left w:val="single" w:color="auto" w:sz="4" w:space="0"/>
-          <w:bottom w:val="single" w:color="auto" w:sz="4" w:space="0"/>
-          <w:right w:val="single" w:color="auto" w:sz="4" w:space="0"/>
-          <w:insideH w:val="single" w:color="auto" w:sz="4" w:space="0"/>
-          <w:insideV w:val="single" w:color="auto" w:sz="4" w:space="0"/>
-        </w:tblBorders>
-        <w:tblLayout w:type="autofit"/>
-        <w:tblCellMar>
-          <w:left w:w="108" w:type="dxa"/>
-          <w:right w:w="108" w:type="dxa"/>
-        </w:tblCellMar>
-      </w:tblPr>
-      <w:tblGrid>
-        <w:gridCol w:w="3831"/>
-        <w:gridCol w:w="4691"/>
-      </w:tblGrid>
-      <w:tr>
-        <w:tblPrEx>
-          <w:tblBorders>
-            <w:top w:val="single" w:color="auto" w:sz="4" w:space="0"/>
-            <w:left w:val="single" w:color="auto" w:sz="4" w:space="0"/>
-            <w:bottom w:val="single" w:color="auto" w:sz="4" w:space="0"/>
-            <w:right w:val="single" w:color="auto" w:sz="4" w:space="0"/>
-            <w:insideH w:val="single" w:color="auto" w:sz="4" w:space="0"/>
-            <w:insideV w:val="single" w:color="auto" w:sz="4" w:space="0"/>
-          </w:tblBorders>
-          <w:tblCellMar>
-            <w:left w:w="108" w:type="dxa"/>
-            <w:right w:w="108" w:type="dxa"/>
-          </w:tblCellMar>
-        </w:tblPrEx>
-        <w:trPr>
-          <w:trHeight w:val="724" w:hRule="atLeast"/>
-        </w:trPr>
-        <w:tc>
-          <w:tcPr>
-            <w:tcW w:w="3831" w:type="dxa"/>
-          </w:tcPr>
-          <w:p>
-            <w:pPr>
-              <w:pStyle w:val="4"/>
-              <w:bidi w:val="0"/>
-              <w:jc w:val="center"/>
-              <w:rPr>
-                <w:rFonts w:hint="default"/>
-                <w:sz w:val="26"/>
-                <w:szCs w:val="26"/>
-                <w:vertAlign w:val="baseline"/>
-                <w:lang w:val="en-US"/>
-              </w:rPr>
-            </w:pPr>
-            <w:r>
-              <w:rPr>
-                <w:rFonts w:hint="default"/>
-                <w:sz w:val="26"/>
-                <w:szCs w:val="26"/>
-                <w:vertAlign w:val="baseline"/>
-                <w:lang w:val="en-US"/>
-              </w:rPr>
-              <w:t>Công cụ</w:t>
-            </w:r>
-          </w:p>
-        </w:tc>
-        <w:tc>
-          <w:tcPr>
-            <w:tcW w:w="4691" w:type="dxa"/>
-          </w:tcPr>
-          <w:p>
-            <w:pPr>
-              <w:pStyle w:val="4"/>
-              <w:bidi w:val="0"/>
-              <w:spacing w:line="240" w:lineRule="auto"/>
-              <w:jc w:val="center"/>
-              <w:rPr>
-                <w:rFonts w:hint="default"/>
-                <w:sz w:val="26"/>
-                <w:szCs w:val="26"/>
-                <w:vertAlign w:val="baseline"/>
-                <w:lang w:val="en-US"/>
-              </w:rPr>
-            </w:pPr>
-            <w:r>
-              <w:rPr>
-                <w:rFonts w:hint="default"/>
-                <w:sz w:val="26"/>
-                <w:szCs w:val="26"/>
-                <w:vertAlign w:val="baseline"/>
-                <w:lang w:val="en-US"/>
-              </w:rPr>
-              <w:t>Mô tả sử dụng</w:t>
-            </w:r>
-          </w:p>
-        </w:tc>
-      </w:tr>
-      <w:tr>
-        <w:tblPrEx>
-          <w:tblBorders>
-            <w:top w:val="single" w:color="auto" w:sz="4" w:space="0"/>
-            <w:left w:val="single" w:color="auto" w:sz="4" w:space="0"/>
-            <w:bottom w:val="single" w:color="auto" w:sz="4" w:space="0"/>
-            <w:right w:val="single" w:color="auto" w:sz="4" w:space="0"/>
-            <w:insideH w:val="single" w:color="auto" w:sz="4" w:space="0"/>
-            <w:insideV w:val="single" w:color="auto" w:sz="4" w:space="0"/>
-          </w:tblBorders>
-          <w:tblCellMar>
-            <w:left w:w="108" w:type="dxa"/>
-            <w:right w:w="108" w:type="dxa"/>
-          </w:tblCellMar>
-        </w:tblPrEx>
-        <w:trPr>
-          <w:trHeight w:val="746" w:hRule="atLeast"/>
-        </w:trPr>
-        <w:tc>
-          <w:tcPr>
-            <w:tcW w:w="3831" w:type="dxa"/>
-          </w:tcPr>
-          <w:p>
-            <w:pPr>
-              <w:pStyle w:val="4"/>
-              <w:bidi w:val="0"/>
-              <w:rPr>
-                <w:rFonts w:hint="default" w:ascii="Times New Roman" w:hAnsi="Times New Roman" w:cs="Times New Roman"/>
-                <w:b w:val="0"/>
-                <w:bCs w:val="0"/>
-                <w:sz w:val="26"/>
-                <w:szCs w:val="26"/>
-                <w:vertAlign w:val="baseline"/>
-                <w:lang w:val="en-US"/>
-              </w:rPr>
-            </w:pPr>
-            <w:r>
-              <w:rPr>
-                <w:rFonts w:hint="default" w:ascii="Times New Roman" w:hAnsi="Times New Roman" w:cs="Times New Roman"/>
-                <w:b w:val="0"/>
-                <w:bCs w:val="0"/>
-                <w:sz w:val="26"/>
-                <w:szCs w:val="26"/>
-                <w:vertAlign w:val="baseline"/>
-                <w:lang w:val="en-US"/>
-              </w:rPr>
-              <w:t>Visual Studio Code</w:t>
-            </w:r>
-          </w:p>
-        </w:tc>
-        <w:tc>
-          <w:tcPr>
-            <w:tcW w:w="4691" w:type="dxa"/>
-          </w:tcPr>
-          <w:p>
-            <w:pPr>
-              <w:pStyle w:val="4"/>
-              <w:bidi w:val="0"/>
-              <w:rPr>
-                <w:rFonts w:hint="default" w:ascii="Times New Roman" w:hAnsi="Times New Roman" w:cs="Times New Roman"/>
-                <w:b w:val="0"/>
-                <w:bCs w:val="0"/>
-                <w:sz w:val="26"/>
-                <w:szCs w:val="26"/>
-                <w:vertAlign w:val="baseline"/>
-                <w:lang w:val="en-US"/>
-              </w:rPr>
-            </w:pPr>
-            <w:r>
-              <w:rPr>
-                <w:rFonts w:hint="default" w:ascii="Times New Roman" w:hAnsi="Times New Roman" w:cs="Times New Roman"/>
-                <w:b w:val="0"/>
-                <w:bCs w:val="0"/>
-                <w:sz w:val="26"/>
-                <w:szCs w:val="26"/>
-                <w:vertAlign w:val="baseline"/>
-                <w:lang w:val="en-US"/>
-              </w:rPr>
-              <w:t>Công cụ soạn thảo mã nguồn</w:t>
-            </w:r>
-          </w:p>
-        </w:tc>
-      </w:tr>
-      <w:tr>
-        <w:tblPrEx>
-          <w:tblBorders>
-            <w:top w:val="single" w:color="auto" w:sz="4" w:space="0"/>
-            <w:left w:val="single" w:color="auto" w:sz="4" w:space="0"/>
-            <w:bottom w:val="single" w:color="auto" w:sz="4" w:space="0"/>
-            <w:right w:val="single" w:color="auto" w:sz="4" w:space="0"/>
-            <w:insideH w:val="single" w:color="auto" w:sz="4" w:space="0"/>
-            <w:insideV w:val="single" w:color="auto" w:sz="4" w:space="0"/>
-          </w:tblBorders>
-          <w:tblCellMar>
-            <w:left w:w="108" w:type="dxa"/>
-            <w:right w:w="108" w:type="dxa"/>
-          </w:tblCellMar>
-        </w:tblPrEx>
-        <w:tc>
-          <w:tcPr>
-            <w:tcW w:w="3831" w:type="dxa"/>
-          </w:tcPr>
-          <w:p>
-            <w:pPr>
-              <w:pStyle w:val="4"/>
-              <w:bidi w:val="0"/>
-              <w:rPr>
-                <w:rFonts w:hint="default" w:ascii="Times New Roman" w:hAnsi="Times New Roman" w:cs="Times New Roman"/>
-                <w:b w:val="0"/>
-                <w:bCs w:val="0"/>
-                <w:sz w:val="26"/>
-                <w:szCs w:val="26"/>
-                <w:vertAlign w:val="baseline"/>
-                <w:lang w:val="en-US"/>
-              </w:rPr>
-            </w:pPr>
-            <w:r>
-              <w:rPr>
-                <w:rFonts w:hint="default" w:ascii="Times New Roman" w:hAnsi="Times New Roman" w:cs="Times New Roman"/>
-                <w:b w:val="0"/>
-                <w:bCs w:val="0"/>
-                <w:sz w:val="26"/>
-                <w:szCs w:val="26"/>
-                <w:vertAlign w:val="baseline"/>
-                <w:lang w:val="en-US"/>
-              </w:rPr>
-              <w:t>Xampp Control Panel</w:t>
-            </w:r>
-          </w:p>
-        </w:tc>
-        <w:tc>
-          <w:tcPr>
-            <w:tcW w:w="4691" w:type="dxa"/>
-          </w:tcPr>
-          <w:p>
-            <w:pPr>
-              <w:pStyle w:val="4"/>
-              <w:bidi w:val="0"/>
-              <w:rPr>
-                <w:rFonts w:hint="default" w:ascii="Times New Roman" w:hAnsi="Times New Roman" w:cs="Times New Roman"/>
-                <w:b w:val="0"/>
-                <w:bCs w:val="0"/>
-                <w:sz w:val="26"/>
-                <w:szCs w:val="26"/>
-                <w:vertAlign w:val="baseline"/>
-                <w:lang w:val="en-US"/>
-              </w:rPr>
-            </w:pPr>
-            <w:r>
-              <w:rPr>
-                <w:rFonts w:hint="default" w:ascii="Times New Roman" w:hAnsi="Times New Roman" w:cs="Times New Roman"/>
-                <w:b w:val="0"/>
-                <w:bCs w:val="0"/>
-                <w:sz w:val="26"/>
-                <w:szCs w:val="26"/>
-                <w:vertAlign w:val="baseline"/>
-                <w:lang w:val="en-US"/>
-              </w:rPr>
-              <w:t>Tạo môi trường chạy localhost</w:t>
-            </w:r>
-          </w:p>
-        </w:tc>
-      </w:tr>
-      <w:tr>
-        <w:tblPrEx>
-          <w:tblBorders>
-            <w:top w:val="single" w:color="auto" w:sz="4" w:space="0"/>
-            <w:left w:val="single" w:color="auto" w:sz="4" w:space="0"/>
-            <w:bottom w:val="single" w:color="auto" w:sz="4" w:space="0"/>
-            <w:right w:val="single" w:color="auto" w:sz="4" w:space="0"/>
-            <w:insideH w:val="single" w:color="auto" w:sz="4" w:space="0"/>
-            <w:insideV w:val="single" w:color="auto" w:sz="4" w:space="0"/>
-          </w:tblBorders>
-          <w:tblCellMar>
-            <w:left w:w="108" w:type="dxa"/>
-            <w:right w:w="108" w:type="dxa"/>
-          </w:tblCellMar>
-        </w:tblPrEx>
-        <w:tc>
-          <w:tcPr>
-            <w:tcW w:w="3831" w:type="dxa"/>
-          </w:tcPr>
-          <w:p>
-            <w:pPr>
-              <w:pStyle w:val="4"/>
-              <w:bidi w:val="0"/>
-              <w:rPr>
-                <w:rFonts w:hint="default" w:ascii="Times New Roman" w:hAnsi="Times New Roman" w:cs="Times New Roman"/>
-                <w:b w:val="0"/>
-                <w:bCs w:val="0"/>
-                <w:sz w:val="26"/>
-                <w:szCs w:val="26"/>
-                <w:vertAlign w:val="baseline"/>
-                <w:lang w:val="en-US"/>
-              </w:rPr>
-            </w:pPr>
-            <w:r>
-              <w:rPr>
-                <w:rFonts w:hint="default" w:ascii="Times New Roman" w:hAnsi="Times New Roman" w:cs="Times New Roman"/>
-                <w:b w:val="0"/>
-                <w:bCs w:val="0"/>
-                <w:sz w:val="26"/>
-                <w:szCs w:val="26"/>
-                <w:vertAlign w:val="baseline"/>
-                <w:lang w:val="en-US"/>
-              </w:rPr>
-              <w:t>Postman</w:t>
-            </w:r>
-          </w:p>
-        </w:tc>
-        <w:tc>
-          <w:tcPr>
-            <w:tcW w:w="4691" w:type="dxa"/>
-          </w:tcPr>
-          <w:p>
-            <w:pPr>
-              <w:pStyle w:val="4"/>
-              <w:bidi w:val="0"/>
-              <w:rPr>
-                <w:rFonts w:hint="default" w:ascii="Times New Roman" w:hAnsi="Times New Roman" w:cs="Times New Roman"/>
-                <w:b w:val="0"/>
-                <w:bCs w:val="0"/>
-                <w:sz w:val="26"/>
-                <w:szCs w:val="26"/>
-                <w:vertAlign w:val="baseline"/>
-                <w:lang w:val="en-US"/>
-              </w:rPr>
-            </w:pPr>
-            <w:r>
-              <w:rPr>
-                <w:rFonts w:hint="default" w:ascii="Times New Roman" w:hAnsi="Times New Roman" w:cs="Times New Roman"/>
-                <w:b w:val="0"/>
-                <w:bCs w:val="0"/>
-                <w:sz w:val="26"/>
-                <w:szCs w:val="26"/>
-                <w:vertAlign w:val="baseline"/>
-                <w:lang w:val="en-US"/>
-              </w:rPr>
-              <w:t>Test api backend</w:t>
-            </w:r>
-          </w:p>
-        </w:tc>
-      </w:tr>
-    </w:tbl>
-    <w:p>
-      <w:pPr>
-        <w:rPr>
-          <w:rFonts w:hint="default"/>
-          <w:lang w:val="en-US"/>
-        </w:rPr>
-      </w:pPr>
-    </w:p>
-    <w:p>
-      <w:pPr>
         <w:rPr>
           <w:rFonts w:hint="default" w:ascii="Times New Roman" w:hAnsi="Times New Roman" w:cs="Times New Roman"/>
           <w:b/>
@@ -448,7 +23,7 @@
           <w:szCs w:val="28"/>
           <w:lang w:val="en-US"/>
         </w:rPr>
-        <w:t>4.1.1 Cấu hình hệ thống</w:t>
+        <w:t>CHƯƠNG 4 : CÀI ĐẶT VÀ TRIỂN KHAI HỆ THỐNG</w:t>
       </w:r>
     </w:p>
     <w:p>
@@ -462,252 +37,1228 @@
           <w:lang w:val="en-US"/>
         </w:rPr>
       </w:pPr>
-    </w:p>
-    <w:p>
-      <w:pPr>
-        <w:pStyle w:val="9"/>
+      <w:r>
+        <w:rPr>
+          <w:rFonts w:hint="default" w:ascii="Times New Roman" w:hAnsi="Times New Roman" w:cs="Times New Roman"/>
+          <w:b/>
+          <w:bCs/>
+          <w:sz w:val="28"/>
+          <w:szCs w:val="28"/>
+          <w:lang w:val="en-US"/>
+        </w:rPr>
+        <w:t>4.2 Cài đặt chức năng chính</w:t>
+      </w:r>
+    </w:p>
+    <w:p>
+      <w:pPr>
+        <w:rPr>
+          <w:rFonts w:hint="default" w:ascii="Times New Roman" w:hAnsi="Times New Roman" w:cs="Times New Roman"/>
+          <w:b/>
+          <w:bCs/>
+          <w:sz w:val="28"/>
+          <w:szCs w:val="28"/>
+          <w:lang w:val="en-US"/>
+        </w:rPr>
+      </w:pPr>
+    </w:p>
+    <w:p>
+      <w:pPr>
+        <w:rPr>
+          <w:rFonts w:hint="default" w:ascii="Times New Roman" w:hAnsi="Times New Roman" w:cs="Times New Roman"/>
+          <w:b/>
+          <w:bCs/>
+          <w:sz w:val="28"/>
+          <w:szCs w:val="28"/>
+          <w:lang w:val="en-US"/>
+        </w:rPr>
+      </w:pPr>
+      <w:r>
+        <w:rPr>
+          <w:rFonts w:hint="default" w:ascii="Times New Roman" w:hAnsi="Times New Roman" w:cs="Times New Roman"/>
+          <w:b/>
+          <w:bCs/>
+          <w:sz w:val="28"/>
+          <w:szCs w:val="28"/>
+          <w:lang w:val="en-US"/>
+        </w:rPr>
+        <w:t xml:space="preserve">Link đến đến nhánh tính năng backend: </w:t>
+      </w:r>
+      <w:r>
+        <w:rPr>
+          <w:rFonts w:hint="default" w:ascii="Times New Roman" w:hAnsi="Times New Roman" w:cs="Times New Roman"/>
+          <w:b w:val="0"/>
+          <w:bCs w:val="0"/>
+          <w:i/>
+          <w:iCs/>
+          <w:sz w:val="28"/>
+          <w:szCs w:val="28"/>
+          <w:lang w:val="en-US"/>
+        </w:rPr>
+        <w:fldChar w:fldCharType="begin"/>
+      </w:r>
+      <w:r>
+        <w:rPr>
+          <w:rFonts w:hint="default" w:ascii="Times New Roman" w:hAnsi="Times New Roman" w:cs="Times New Roman"/>
+          <w:b w:val="0"/>
+          <w:bCs w:val="0"/>
+          <w:i/>
+          <w:iCs/>
+          <w:sz w:val="28"/>
+          <w:szCs w:val="28"/>
+          <w:lang w:val="en-US"/>
+        </w:rPr>
+        <w:instrText xml:space="preserve"> HYPERLINK "https://github.com/0306231022-ship-it/Website_Co-Lab_Workspace/tree/NgocHieu/backend." </w:instrText>
+      </w:r>
+      <w:r>
+        <w:rPr>
+          <w:rFonts w:hint="default" w:ascii="Times New Roman" w:hAnsi="Times New Roman" w:cs="Times New Roman"/>
+          <w:b w:val="0"/>
+          <w:bCs w:val="0"/>
+          <w:i/>
+          <w:iCs/>
+          <w:sz w:val="28"/>
+          <w:szCs w:val="28"/>
+          <w:lang w:val="en-US"/>
+        </w:rPr>
+        <w:fldChar w:fldCharType="separate"/>
+      </w:r>
+      <w:r>
+        <w:rPr>
+          <w:rStyle w:val="7"/>
+          <w:rFonts w:hint="default" w:ascii="Times New Roman" w:hAnsi="Times New Roman" w:cs="Times New Roman"/>
+          <w:b w:val="0"/>
+          <w:bCs w:val="0"/>
+          <w:i/>
+          <w:iCs/>
+          <w:sz w:val="28"/>
+          <w:szCs w:val="28"/>
+          <w:lang w:val="en-US"/>
+        </w:rPr>
+        <w:t>https://github.com/0306231022-ship-it/Website_Co-Lab_Workspace/tree/NgocHieu/backend.</w:t>
+      </w:r>
+      <w:r>
+        <w:rPr>
+          <w:rFonts w:hint="default" w:ascii="Times New Roman" w:hAnsi="Times New Roman" w:cs="Times New Roman"/>
+          <w:b w:val="0"/>
+          <w:bCs w:val="0"/>
+          <w:i/>
+          <w:iCs/>
+          <w:sz w:val="28"/>
+          <w:szCs w:val="28"/>
+          <w:lang w:val="en-US"/>
+        </w:rPr>
+        <w:fldChar w:fldCharType="end"/>
+      </w:r>
+    </w:p>
+    <w:p>
+      <w:pPr>
+        <w:rPr>
+          <w:rFonts w:hint="default" w:ascii="Times New Roman" w:hAnsi="Times New Roman" w:cs="Times New Roman"/>
+          <w:b/>
+          <w:bCs/>
+          <w:sz w:val="28"/>
+          <w:szCs w:val="28"/>
+          <w:lang w:val="en-US"/>
+        </w:rPr>
+      </w:pPr>
+      <w:r>
+        <w:rPr>
+          <w:rFonts w:hint="default" w:ascii="Times New Roman" w:hAnsi="Times New Roman" w:cs="Times New Roman"/>
+          <w:b/>
+          <w:bCs/>
+          <w:sz w:val="28"/>
+          <w:szCs w:val="28"/>
+          <w:lang w:val="en-US"/>
+        </w:rPr>
+        <w:t>4.2.1 Chức năng đặt lịch</w:t>
+      </w:r>
+    </w:p>
+    <w:p>
+      <w:pPr>
+        <w:rPr>
+          <w:rFonts w:hint="default" w:ascii="Times New Roman" w:hAnsi="Times New Roman" w:cs="Times New Roman"/>
+          <w:b/>
+          <w:bCs/>
+          <w:sz w:val="28"/>
+          <w:szCs w:val="28"/>
+          <w:lang w:val="en-US"/>
+        </w:rPr>
+      </w:pPr>
+    </w:p>
+    <w:p>
+      <w:pPr>
+        <w:spacing w:line="360" w:lineRule="auto"/>
+        <w:ind w:firstLine="720" w:firstLineChars="0"/>
+        <w:rPr>
+          <w:rFonts w:hint="default" w:ascii="Times New Roman" w:hAnsi="Times New Roman" w:eastAsia="SimSun" w:cs="Times New Roman"/>
+          <w:sz w:val="24"/>
+          <w:szCs w:val="24"/>
+        </w:rPr>
+      </w:pPr>
+      <w:r>
+        <w:rPr>
+          <w:rFonts w:hint="default" w:ascii="Times New Roman" w:hAnsi="Times New Roman" w:eastAsia="SimSun" w:cs="Times New Roman"/>
+          <w:sz w:val="24"/>
+          <w:szCs w:val="24"/>
+        </w:rPr>
+        <w:t xml:space="preserve">Đây là chức năng cốt lõi thuộc phân hệ dành cho thành viên của "Co-Lab Workspace". Chức năng này cho phép người dùng chủ động tìm kiếm, lựa chọn vị trí ghế ngồi hoặc phòng họp trực quan trên sơ đồ mặt bằng, </w:t>
+      </w:r>
+    </w:p>
+    <w:p>
+      <w:pPr>
         <w:numPr>
           <w:ilvl w:val="0"/>
           <w:numId w:val="2"/>
         </w:numPr>
-        <w:tabs>
-          <w:tab w:val="left" w:pos="420"/>
-          <w:tab w:val="clear" w:pos="840"/>
-        </w:tabs>
-        <w:ind w:left="840" w:leftChars="0" w:hanging="420" w:firstLineChars="0"/>
-        <w:rPr>
-          <w:rFonts w:hint="default" w:ascii="Times New Roman" w:hAnsi="Times New Roman" w:cs="Times New Roman"/>
-          <w:sz w:val="26"/>
-          <w:szCs w:val="26"/>
-        </w:rPr>
-      </w:pPr>
-      <w:r>
-        <w:rPr>
-          <w:rFonts w:hint="default" w:ascii="Times New Roman" w:hAnsi="Times New Roman" w:cs="Times New Roman"/>
-          <w:sz w:val="26"/>
-          <w:szCs w:val="26"/>
-        </w:rPr>
-        <w:t>Hệ điều hành: Windows 1</w:t>
-      </w:r>
-      <w:r>
-        <w:rPr>
-          <w:rFonts w:hint="default" w:ascii="Times New Roman" w:hAnsi="Times New Roman" w:cs="Times New Roman"/>
-          <w:sz w:val="26"/>
-          <w:szCs w:val="26"/>
-          <w:lang w:val="en-US"/>
-        </w:rPr>
-        <w:t>1</w:t>
-      </w:r>
-    </w:p>
-    <w:p>
-      <w:pPr>
-        <w:pStyle w:val="9"/>
+        <w:spacing w:line="360" w:lineRule="auto"/>
+        <w:ind w:left="420" w:leftChars="0" w:hanging="420" w:firstLineChars="0"/>
+        <w:rPr>
+          <w:rFonts w:hint="default" w:ascii="Times New Roman" w:hAnsi="Times New Roman" w:eastAsia="SimSun" w:cs="Times New Roman"/>
+          <w:i/>
+          <w:iCs/>
+          <w:sz w:val="24"/>
+          <w:szCs w:val="24"/>
+          <w:lang w:val="en-US"/>
+        </w:rPr>
+      </w:pPr>
+      <w:r>
+        <w:rPr>
+          <w:rFonts w:hint="default" w:ascii="Times New Roman" w:hAnsi="Times New Roman" w:eastAsia="SimSun" w:cs="Times New Roman"/>
+          <w:b/>
+          <w:bCs/>
+          <w:sz w:val="24"/>
+          <w:szCs w:val="24"/>
+          <w:lang w:val="en-US"/>
+        </w:rPr>
+        <w:t xml:space="preserve">Url </w:t>
+      </w:r>
+      <w:r>
+        <w:rPr>
+          <w:rFonts w:hint="default" w:ascii="Times New Roman" w:hAnsi="Times New Roman" w:eastAsia="SimSun" w:cs="Times New Roman"/>
+          <w:sz w:val="24"/>
+          <w:szCs w:val="24"/>
+          <w:lang w:val="en-US"/>
+        </w:rPr>
+        <w:t xml:space="preserve">: </w:t>
+      </w:r>
+      <w:r>
+        <w:rPr>
+          <w:rFonts w:hint="default" w:ascii="Times New Roman" w:hAnsi="Times New Roman" w:eastAsia="SimSun" w:cs="Times New Roman"/>
+          <w:i/>
+          <w:iCs/>
+          <w:sz w:val="24"/>
+          <w:szCs w:val="24"/>
+          <w:lang w:val="en-US"/>
+        </w:rPr>
+        <w:t>POST /api/NguoiDung/DatLich</w:t>
+      </w:r>
+    </w:p>
+    <w:p>
+      <w:pPr>
         <w:numPr>
           <w:ilvl w:val="0"/>
           <w:numId w:val="2"/>
         </w:numPr>
-        <w:tabs>
-          <w:tab w:val="left" w:pos="420"/>
-          <w:tab w:val="clear" w:pos="840"/>
-        </w:tabs>
-        <w:ind w:left="840" w:leftChars="0" w:hanging="420" w:firstLineChars="0"/>
-        <w:rPr>
-          <w:rFonts w:hint="default" w:ascii="Times New Roman" w:hAnsi="Times New Roman" w:cs="Times New Roman"/>
-          <w:sz w:val="26"/>
-          <w:szCs w:val="26"/>
-        </w:rPr>
-      </w:pPr>
-      <w:r>
-        <w:rPr>
-          <w:rFonts w:hint="default" w:ascii="Times New Roman" w:hAnsi="Times New Roman" w:cs="Times New Roman"/>
-          <w:sz w:val="26"/>
-          <w:szCs w:val="26"/>
-        </w:rPr>
-        <w:t>Trình duyệt sử dụng: Chrome, Firefox</w:t>
-      </w:r>
-    </w:p>
-    <w:p>
-      <w:pPr>
-        <w:pStyle w:val="9"/>
+        <w:spacing w:line="360" w:lineRule="auto"/>
+        <w:ind w:left="420" w:leftChars="0" w:hanging="420" w:firstLineChars="0"/>
+        <w:rPr>
+          <w:rFonts w:hint="default" w:ascii="Times New Roman" w:hAnsi="Times New Roman" w:eastAsia="SimSun" w:cs="Times New Roman"/>
+          <w:b w:val="0"/>
+          <w:bCs w:val="0"/>
+          <w:i/>
+          <w:iCs/>
+          <w:sz w:val="24"/>
+          <w:szCs w:val="24"/>
+          <w:lang w:val="en-US"/>
+        </w:rPr>
+      </w:pPr>
+      <w:r>
+        <w:rPr>
+          <w:rFonts w:hint="default" w:ascii="Times New Roman" w:hAnsi="Times New Roman" w:eastAsia="SimSun" w:cs="Times New Roman"/>
+          <w:b/>
+          <w:bCs/>
+          <w:sz w:val="24"/>
+          <w:szCs w:val="24"/>
+          <w:lang w:val="en-US"/>
+        </w:rPr>
+        <w:t xml:space="preserve">Link git đến Controller : </w:t>
+      </w:r>
+      <w:r>
+        <w:rPr>
+          <w:rFonts w:hint="default" w:ascii="Times New Roman" w:hAnsi="Times New Roman" w:eastAsia="SimSun" w:cs="Times New Roman"/>
+          <w:b w:val="0"/>
+          <w:bCs w:val="0"/>
+          <w:i/>
+          <w:iCs/>
+          <w:sz w:val="24"/>
+          <w:szCs w:val="24"/>
+          <w:lang w:val="en-US"/>
+        </w:rPr>
+        <w:fldChar w:fldCharType="begin"/>
+      </w:r>
+      <w:r>
+        <w:rPr>
+          <w:rFonts w:hint="default" w:ascii="Times New Roman" w:hAnsi="Times New Roman" w:eastAsia="SimSun" w:cs="Times New Roman"/>
+          <w:b w:val="0"/>
+          <w:bCs w:val="0"/>
+          <w:i/>
+          <w:iCs/>
+          <w:sz w:val="24"/>
+          <w:szCs w:val="24"/>
+          <w:lang w:val="en-US"/>
+        </w:rPr>
+        <w:instrText xml:space="preserve"> HYPERLINK "https://github.com/0306231022-ship-it/Website_Co-Lab_Workspace/blob/NgocHieu/backend/controllers/LichDatController.js" </w:instrText>
+      </w:r>
+      <w:r>
+        <w:rPr>
+          <w:rFonts w:hint="default" w:ascii="Times New Roman" w:hAnsi="Times New Roman" w:eastAsia="SimSun" w:cs="Times New Roman"/>
+          <w:b w:val="0"/>
+          <w:bCs w:val="0"/>
+          <w:i/>
+          <w:iCs/>
+          <w:sz w:val="24"/>
+          <w:szCs w:val="24"/>
+          <w:lang w:val="en-US"/>
+        </w:rPr>
+        <w:fldChar w:fldCharType="separate"/>
+      </w:r>
+      <w:r>
+        <w:rPr>
+          <w:rStyle w:val="9"/>
+          <w:rFonts w:hint="default" w:ascii="Times New Roman" w:hAnsi="Times New Roman" w:eastAsia="SimSun" w:cs="Times New Roman"/>
+          <w:b w:val="0"/>
+          <w:bCs w:val="0"/>
+          <w:i/>
+          <w:iCs/>
+          <w:sz w:val="24"/>
+          <w:szCs w:val="24"/>
+          <w:lang w:val="en-US"/>
+        </w:rPr>
+        <w:t>https://github.com/0306231022-ship-it/Website_Co-Lab_Workspace/blob/NgocHieu/backend/controllers/LichDatController.js</w:t>
+      </w:r>
+      <w:r>
+        <w:rPr>
+          <w:rFonts w:hint="default" w:ascii="Times New Roman" w:hAnsi="Times New Roman" w:eastAsia="SimSun" w:cs="Times New Roman"/>
+          <w:b w:val="0"/>
+          <w:bCs w:val="0"/>
+          <w:i/>
+          <w:iCs/>
+          <w:sz w:val="24"/>
+          <w:szCs w:val="24"/>
+          <w:lang w:val="en-US"/>
+        </w:rPr>
+        <w:fldChar w:fldCharType="end"/>
+      </w:r>
+    </w:p>
+    <w:p>
+      <w:pPr>
         <w:numPr>
           <w:ilvl w:val="0"/>
           <w:numId w:val="2"/>
         </w:numPr>
-        <w:tabs>
-          <w:tab w:val="left" w:pos="420"/>
-          <w:tab w:val="clear" w:pos="840"/>
-        </w:tabs>
-        <w:ind w:left="840" w:leftChars="0" w:hanging="420" w:firstLineChars="0"/>
-        <w:rPr>
-          <w:rFonts w:hint="default" w:ascii="Times New Roman" w:hAnsi="Times New Roman" w:cs="Times New Roman"/>
-          <w:sz w:val="26"/>
-          <w:szCs w:val="26"/>
-        </w:rPr>
-      </w:pPr>
-      <w:r>
-        <w:rPr>
-          <w:rFonts w:hint="default" w:ascii="Times New Roman" w:hAnsi="Times New Roman" w:cs="Times New Roman"/>
-          <w:sz w:val="26"/>
-          <w:szCs w:val="26"/>
-        </w:rPr>
-        <w:t>Cơ sở dữ liệu: MySQL (Database).</w:t>
-      </w:r>
-    </w:p>
-    <w:p>
-      <w:pPr>
-        <w:pStyle w:val="9"/>
+        <w:spacing w:line="360" w:lineRule="auto"/>
+        <w:ind w:left="420" w:leftChars="0" w:hanging="420" w:firstLineChars="0"/>
+        <w:rPr>
+          <w:rFonts w:hint="default" w:ascii="Times New Roman" w:hAnsi="Times New Roman" w:eastAsia="SimSun" w:cs="Times New Roman"/>
+          <w:b w:val="0"/>
+          <w:bCs w:val="0"/>
+          <w:i/>
+          <w:iCs/>
+          <w:sz w:val="24"/>
+          <w:szCs w:val="24"/>
+          <w:lang w:val="en-US"/>
+        </w:rPr>
+      </w:pPr>
+      <w:r>
+        <w:rPr>
+          <w:rFonts w:hint="default" w:ascii="Times New Roman" w:hAnsi="Times New Roman" w:eastAsia="SimSun" w:cs="Times New Roman"/>
+          <w:b/>
+          <w:bCs/>
+          <w:i w:val="0"/>
+          <w:iCs w:val="0"/>
+          <w:sz w:val="24"/>
+          <w:szCs w:val="24"/>
+          <w:lang w:val="en-US"/>
+        </w:rPr>
+        <w:t xml:space="preserve">Link git đến model : </w:t>
+      </w:r>
+      <w:r>
+        <w:rPr>
+          <w:rFonts w:hint="default" w:ascii="Times New Roman" w:hAnsi="Times New Roman" w:eastAsia="SimSun" w:cs="Times New Roman"/>
+          <w:b w:val="0"/>
+          <w:bCs w:val="0"/>
+          <w:i/>
+          <w:iCs/>
+          <w:sz w:val="24"/>
+          <w:szCs w:val="24"/>
+          <w:lang w:val="en-US"/>
+        </w:rPr>
+        <w:fldChar w:fldCharType="begin"/>
+      </w:r>
+      <w:r>
+        <w:rPr>
+          <w:rFonts w:hint="default" w:ascii="Times New Roman" w:hAnsi="Times New Roman" w:eastAsia="SimSun" w:cs="Times New Roman"/>
+          <w:b w:val="0"/>
+          <w:bCs w:val="0"/>
+          <w:i/>
+          <w:iCs/>
+          <w:sz w:val="24"/>
+          <w:szCs w:val="24"/>
+          <w:lang w:val="en-US"/>
+        </w:rPr>
+        <w:instrText xml:space="preserve"> HYPERLINK "https://github.com/0306231022-ship-it/Website_Co-Lab_Workspace/blob/NgocHieu/backend/models/LichDatModel.js." </w:instrText>
+      </w:r>
+      <w:r>
+        <w:rPr>
+          <w:rFonts w:hint="default" w:ascii="Times New Roman" w:hAnsi="Times New Roman" w:eastAsia="SimSun" w:cs="Times New Roman"/>
+          <w:b w:val="0"/>
+          <w:bCs w:val="0"/>
+          <w:i/>
+          <w:iCs/>
+          <w:sz w:val="24"/>
+          <w:szCs w:val="24"/>
+          <w:lang w:val="en-US"/>
+        </w:rPr>
+        <w:fldChar w:fldCharType="separate"/>
+      </w:r>
+      <w:r>
+        <w:rPr>
+          <w:rStyle w:val="9"/>
+          <w:rFonts w:hint="default" w:ascii="Times New Roman" w:hAnsi="Times New Roman" w:eastAsia="SimSun" w:cs="Times New Roman"/>
+          <w:b w:val="0"/>
+          <w:bCs w:val="0"/>
+          <w:i/>
+          <w:iCs/>
+          <w:sz w:val="24"/>
+          <w:szCs w:val="24"/>
+          <w:lang w:val="en-US"/>
+        </w:rPr>
+        <w:t>https://github.com/0306231022-ship-it/Website_Co-Lab_Workspace/blob/NgocHieu/backend/models/LichDatModel.js.</w:t>
+      </w:r>
+      <w:r>
+        <w:rPr>
+          <w:rFonts w:hint="default" w:ascii="Times New Roman" w:hAnsi="Times New Roman" w:eastAsia="SimSun" w:cs="Times New Roman"/>
+          <w:b w:val="0"/>
+          <w:bCs w:val="0"/>
+          <w:i/>
+          <w:iCs/>
+          <w:sz w:val="24"/>
+          <w:szCs w:val="24"/>
+          <w:lang w:val="en-US"/>
+        </w:rPr>
+        <w:fldChar w:fldCharType="end"/>
+      </w:r>
+    </w:p>
+    <w:p>
+      <w:pPr>
         <w:numPr>
           <w:ilvl w:val="0"/>
           <w:numId w:val="2"/>
         </w:numPr>
-        <w:tabs>
-          <w:tab w:val="left" w:pos="420"/>
-          <w:tab w:val="clear" w:pos="840"/>
-        </w:tabs>
-        <w:ind w:left="840" w:leftChars="0" w:hanging="420" w:firstLineChars="0"/>
-        <w:rPr>
-          <w:rFonts w:hint="default" w:ascii="Times New Roman" w:hAnsi="Times New Roman" w:cs="Times New Roman"/>
-          <w:sz w:val="26"/>
-          <w:szCs w:val="26"/>
-        </w:rPr>
-      </w:pPr>
-      <w:r>
-        <w:rPr>
-          <w:rFonts w:hint="default" w:ascii="Times New Roman" w:hAnsi="Times New Roman" w:cs="Times New Roman"/>
-          <w:sz w:val="26"/>
-          <w:szCs w:val="26"/>
-        </w:rPr>
-        <w:t xml:space="preserve">Backend: </w:t>
-      </w:r>
-      <w:r>
-        <w:rPr>
-          <w:rFonts w:hint="default" w:ascii="Times New Roman" w:hAnsi="Times New Roman" w:cs="Times New Roman"/>
-          <w:sz w:val="26"/>
-          <w:szCs w:val="26"/>
-          <w:lang w:val="en-US"/>
-        </w:rPr>
-        <w:t>Node.js (Express.js)</w:t>
-      </w:r>
-    </w:p>
-    <w:p>
-      <w:pPr>
-        <w:pStyle w:val="9"/>
+        <w:spacing w:line="360" w:lineRule="auto"/>
+        <w:ind w:left="420" w:leftChars="0" w:hanging="420" w:firstLineChars="0"/>
+        <w:rPr>
+          <w:rFonts w:hint="default" w:ascii="Times New Roman" w:hAnsi="Times New Roman" w:eastAsia="SimSun" w:cs="Times New Roman"/>
+          <w:b/>
+          <w:bCs/>
+          <w:i w:val="0"/>
+          <w:iCs w:val="0"/>
+          <w:sz w:val="24"/>
+          <w:szCs w:val="24"/>
+          <w:lang w:val="en-US"/>
+        </w:rPr>
+      </w:pPr>
+      <w:r>
+        <w:rPr>
+          <w:rFonts w:hint="default" w:ascii="Times New Roman" w:hAnsi="Times New Roman" w:eastAsia="SimSun" w:cs="Times New Roman"/>
+          <w:b/>
+          <w:bCs/>
+          <w:i w:val="0"/>
+          <w:iCs w:val="0"/>
+          <w:sz w:val="24"/>
+          <w:szCs w:val="24"/>
+          <w:lang w:val="en-US"/>
+        </w:rPr>
+        <w:t>Mô tả kịch bản test Postman:</w:t>
+      </w:r>
+    </w:p>
+    <w:p>
+      <w:pPr>
         <w:numPr>
           <w:ilvl w:val="0"/>
-          <w:numId w:val="2"/>
+          <w:numId w:val="3"/>
         </w:numPr>
-        <w:tabs>
-          <w:tab w:val="left" w:pos="420"/>
-          <w:tab w:val="clear" w:pos="840"/>
-        </w:tabs>
-        <w:ind w:left="840" w:leftChars="0" w:hanging="420" w:firstLineChars="0"/>
-        <w:rPr>
-          <w:rFonts w:hint="default" w:ascii="Times New Roman" w:hAnsi="Times New Roman" w:cs="Times New Roman"/>
-          <w:sz w:val="26"/>
-          <w:szCs w:val="26"/>
-        </w:rPr>
-      </w:pPr>
-      <w:r>
-        <w:rPr>
-          <w:rFonts w:hint="default" w:ascii="Times New Roman" w:hAnsi="Times New Roman" w:cs="Times New Roman"/>
-          <w:sz w:val="26"/>
-          <w:szCs w:val="26"/>
-        </w:rPr>
-        <w:t xml:space="preserve">Frontend: </w:t>
-      </w:r>
-      <w:r>
-        <w:rPr>
-          <w:rFonts w:hint="default" w:ascii="Times New Roman" w:hAnsi="Times New Roman" w:cs="Times New Roman"/>
-          <w:sz w:val="26"/>
-          <w:szCs w:val="26"/>
-          <w:lang w:val="en-US"/>
-        </w:rPr>
-        <w:t>Next.js</w:t>
-      </w:r>
-    </w:p>
-    <w:p>
-      <w:pPr>
-        <w:pStyle w:val="9"/>
-        <w:numPr>
-          <w:numId w:val="0"/>
-        </w:numPr>
-        <w:tabs>
-          <w:tab w:val="left" w:pos="420"/>
-        </w:tabs>
-        <w:ind w:left="420" w:leftChars="0"/>
-        <w:rPr>
-          <w:rFonts w:hint="default" w:ascii="Times New Roman" w:hAnsi="Times New Roman" w:cs="Times New Roman"/>
-          <w:sz w:val="26"/>
-          <w:szCs w:val="26"/>
-        </w:rPr>
-      </w:pPr>
-    </w:p>
-    <w:p>
-      <w:pPr>
-        <w:pStyle w:val="9"/>
-        <w:numPr>
-          <w:numId w:val="0"/>
-        </w:numPr>
-        <w:tabs>
-          <w:tab w:val="left" w:pos="420"/>
-        </w:tabs>
-        <w:rPr>
-          <w:rFonts w:hint="default" w:ascii="Times New Roman" w:hAnsi="Times New Roman" w:cs="Times New Roman"/>
+        <w:spacing w:line="360" w:lineRule="auto"/>
+        <w:ind w:left="420" w:leftChars="0" w:hanging="420" w:firstLineChars="0"/>
+        <w:rPr>
+          <w:rFonts w:hint="default" w:ascii="Times New Roman" w:hAnsi="Times New Roman" w:eastAsia="SimSun" w:cs="Times New Roman"/>
+          <w:b w:val="0"/>
+          <w:bCs w:val="0"/>
+          <w:i w:val="0"/>
+          <w:iCs w:val="0"/>
+          <w:sz w:val="24"/>
+          <w:szCs w:val="24"/>
+          <w:lang w:val="en-US"/>
+        </w:rPr>
+      </w:pPr>
+      <w:r>
+        <w:rPr>
+          <w:rFonts w:hint="default" w:ascii="Times New Roman" w:hAnsi="Times New Roman" w:eastAsia="SimSun" w:cs="Times New Roman"/>
           <w:b/>
           <w:bCs/>
-          <w:sz w:val="28"/>
-          <w:szCs w:val="28"/>
-          <w:lang w:val="en-US"/>
-        </w:rPr>
-      </w:pPr>
-      <w:r>
-        <w:rPr>
-          <w:rFonts w:hint="default" w:ascii="Times New Roman" w:hAnsi="Times New Roman" w:cs="Times New Roman"/>
+          <w:i/>
+          <w:iCs/>
+          <w:sz w:val="24"/>
+          <w:szCs w:val="24"/>
+          <w:lang w:val="en-US"/>
+        </w:rPr>
+        <w:t>Người dùng 1 :</w:t>
+      </w:r>
+      <w:r>
+        <w:rPr>
+          <w:rFonts w:hint="default" w:ascii="Times New Roman" w:hAnsi="Times New Roman" w:eastAsia="SimSun" w:cs="Times New Roman"/>
+          <w:b w:val="0"/>
+          <w:bCs w:val="0"/>
+          <w:i w:val="0"/>
+          <w:iCs w:val="0"/>
+          <w:sz w:val="24"/>
+          <w:szCs w:val="24"/>
+          <w:lang w:val="en-US"/>
+        </w:rPr>
+        <w:t xml:space="preserve"> Người dùng 1 có nhu cầu sử dụng ghế làm việc vào ngày 28/06/2026, sau khi xem xét trên website người dùng 1 quyết định chọn ghế có mã ghế 01, từ 08:00 đến 09:15.</w:t>
+      </w:r>
+    </w:p>
+    <w:p>
+      <w:pPr>
+        <w:spacing w:line="360" w:lineRule="auto"/>
+        <w:rPr>
+          <w:rFonts w:hint="default" w:ascii="Times New Roman" w:hAnsi="Times New Roman" w:eastAsia="SimSun" w:cs="Times New Roman"/>
+          <w:b w:val="0"/>
+          <w:bCs w:val="0"/>
+          <w:i w:val="0"/>
+          <w:iCs w:val="0"/>
+          <w:sz w:val="24"/>
+          <w:szCs w:val="24"/>
+          <w:lang w:val="en-US"/>
+        </w:rPr>
+      </w:pPr>
+      <w:r>
+        <w:rPr>
+          <w:rFonts w:hint="default" w:ascii="Times New Roman" w:hAnsi="Times New Roman" w:eastAsia="SimSun" w:cs="Times New Roman"/>
+          <w:b w:val="0"/>
+          <w:bCs w:val="0"/>
+          <w:i w:val="0"/>
+          <w:iCs w:val="0"/>
+          <w:sz w:val="24"/>
+          <w:szCs w:val="24"/>
+          <w:lang w:val="en-US"/>
+        </w:rPr>
+        <w:t>Dữ liệu người dùng nhập vào :</w:t>
+      </w:r>
+    </w:p>
+    <w:p>
+      <w:pPr>
+        <w:spacing w:line="240" w:lineRule="auto"/>
+        <w:ind w:firstLine="720" w:firstLineChars="0"/>
+        <w:rPr>
+          <w:rFonts w:hint="default" w:ascii="Times New Roman" w:hAnsi="Times New Roman" w:eastAsia="SimSun" w:cs="Times New Roman"/>
+          <w:b w:val="0"/>
+          <w:bCs w:val="0"/>
+          <w:i w:val="0"/>
+          <w:iCs w:val="0"/>
+          <w:sz w:val="24"/>
+          <w:szCs w:val="24"/>
+          <w:lang w:val="en-US"/>
+        </w:rPr>
+      </w:pPr>
+      <w:r>
+        <w:rPr>
+          <w:rFonts w:hint="default" w:ascii="Times New Roman" w:hAnsi="Times New Roman" w:eastAsia="SimSun" w:cs="Times New Roman"/>
+          <w:b w:val="0"/>
+          <w:bCs w:val="0"/>
+          <w:i w:val="0"/>
+          <w:iCs w:val="0"/>
+          <w:sz w:val="24"/>
+          <w:szCs w:val="24"/>
+          <w:lang w:val="en-US"/>
+        </w:rPr>
+        <w:t>{</w:t>
+      </w:r>
+    </w:p>
+    <w:p>
+      <w:pPr>
+        <w:spacing w:line="240" w:lineRule="auto"/>
+        <w:ind w:left="720" w:leftChars="0" w:firstLine="720" w:firstLineChars="0"/>
+        <w:rPr>
+          <w:rFonts w:hint="default" w:ascii="Times New Roman" w:hAnsi="Times New Roman" w:eastAsia="SimSun" w:cs="Times New Roman"/>
+          <w:b w:val="0"/>
+          <w:bCs w:val="0"/>
+          <w:i w:val="0"/>
+          <w:iCs w:val="0"/>
+          <w:sz w:val="24"/>
+          <w:szCs w:val="24"/>
+          <w:lang w:val="en-US"/>
+        </w:rPr>
+      </w:pPr>
+      <w:r>
+        <w:rPr>
+          <w:rFonts w:hint="default" w:ascii="Times New Roman" w:hAnsi="Times New Roman" w:eastAsia="SimSun" w:cs="Times New Roman"/>
+          <w:b w:val="0"/>
+          <w:bCs w:val="0"/>
+          <w:i w:val="0"/>
+          <w:iCs w:val="0"/>
+          <w:sz w:val="24"/>
+          <w:szCs w:val="24"/>
+          <w:lang w:val="en-US"/>
+        </w:rPr>
+        <w:t>ID_GHE :1,</w:t>
+      </w:r>
+    </w:p>
+    <w:p>
+      <w:pPr>
+        <w:spacing w:line="240" w:lineRule="auto"/>
+        <w:ind w:left="720" w:leftChars="0" w:firstLine="720" w:firstLineChars="0"/>
+        <w:rPr>
+          <w:rFonts w:hint="default" w:ascii="Times New Roman" w:hAnsi="Times New Roman" w:eastAsia="SimSun" w:cs="Times New Roman"/>
+          <w:b w:val="0"/>
+          <w:bCs w:val="0"/>
+          <w:i w:val="0"/>
+          <w:iCs w:val="0"/>
+          <w:sz w:val="24"/>
+          <w:szCs w:val="24"/>
+          <w:lang w:val="en-US"/>
+        </w:rPr>
+      </w:pPr>
+      <w:r>
+        <w:rPr>
+          <w:rFonts w:hint="default" w:ascii="Times New Roman" w:hAnsi="Times New Roman" w:eastAsia="SimSun" w:cs="Times New Roman"/>
+          <w:b w:val="0"/>
+          <w:bCs w:val="0"/>
+          <w:i w:val="0"/>
+          <w:iCs w:val="0"/>
+          <w:sz w:val="24"/>
+          <w:szCs w:val="24"/>
+          <w:lang w:val="en-US"/>
+        </w:rPr>
+        <w:t>ID_KHONG_GIAN: null,</w:t>
+      </w:r>
+    </w:p>
+    <w:p>
+      <w:pPr>
+        <w:spacing w:line="240" w:lineRule="auto"/>
+        <w:ind w:left="720" w:leftChars="0" w:firstLine="720" w:firstLineChars="0"/>
+        <w:rPr>
+          <w:rFonts w:hint="default" w:ascii="Times New Roman" w:hAnsi="Times New Roman" w:eastAsia="SimSun" w:cs="Times New Roman"/>
+          <w:b w:val="0"/>
+          <w:bCs w:val="0"/>
+          <w:i w:val="0"/>
+          <w:iCs w:val="0"/>
+          <w:sz w:val="24"/>
+          <w:szCs w:val="24"/>
+          <w:lang w:val="en-US"/>
+        </w:rPr>
+      </w:pPr>
+      <w:r>
+        <w:rPr>
+          <w:rFonts w:hint="default" w:ascii="Times New Roman" w:hAnsi="Times New Roman" w:eastAsia="SimSun" w:cs="Times New Roman"/>
+          <w:b w:val="0"/>
+          <w:bCs w:val="0"/>
+          <w:i w:val="0"/>
+          <w:iCs w:val="0"/>
+          <w:sz w:val="24"/>
+          <w:szCs w:val="24"/>
+          <w:lang w:val="en-US"/>
+        </w:rPr>
+        <w:t>KHUNG_BATDAU: 2026-06-28 08:00:00</w:t>
+      </w:r>
+    </w:p>
+    <w:p>
+      <w:pPr>
+        <w:spacing w:line="240" w:lineRule="auto"/>
+        <w:ind w:left="720" w:leftChars="0" w:firstLine="720" w:firstLineChars="0"/>
+        <w:rPr>
+          <w:rFonts w:hint="default" w:ascii="Times New Roman" w:hAnsi="Times New Roman" w:eastAsia="SimSun" w:cs="Times New Roman"/>
+          <w:b w:val="0"/>
+          <w:bCs w:val="0"/>
+          <w:i w:val="0"/>
+          <w:iCs w:val="0"/>
+          <w:sz w:val="24"/>
+          <w:szCs w:val="24"/>
+          <w:lang w:val="en-US"/>
+        </w:rPr>
+      </w:pPr>
+      <w:r>
+        <w:rPr>
+          <w:rFonts w:hint="default" w:ascii="Times New Roman" w:hAnsi="Times New Roman" w:eastAsia="SimSun" w:cs="Times New Roman"/>
+          <w:b w:val="0"/>
+          <w:bCs w:val="0"/>
+          <w:i w:val="0"/>
+          <w:iCs w:val="0"/>
+          <w:sz w:val="24"/>
+          <w:szCs w:val="24"/>
+          <w:lang w:val="en-US"/>
+        </w:rPr>
+        <w:t>KHUNG_KETTHUC: 2026-06-28 09:15:00</w:t>
+      </w:r>
+    </w:p>
+    <w:p>
+      <w:pPr>
+        <w:spacing w:line="240" w:lineRule="auto"/>
+        <w:ind w:left="720" w:leftChars="0" w:firstLine="720" w:firstLineChars="0"/>
+        <w:rPr>
+          <w:rFonts w:hint="default" w:ascii="Times New Roman" w:hAnsi="Times New Roman" w:eastAsia="SimSun" w:cs="Times New Roman"/>
+          <w:b w:val="0"/>
+          <w:bCs w:val="0"/>
+          <w:i w:val="0"/>
+          <w:iCs w:val="0"/>
+          <w:sz w:val="24"/>
+          <w:szCs w:val="24"/>
+          <w:lang w:val="en-US"/>
+        </w:rPr>
+      </w:pPr>
+      <w:r>
+        <w:rPr>
+          <w:rFonts w:hint="default" w:ascii="Times New Roman" w:hAnsi="Times New Roman" w:eastAsia="SimSun" w:cs="Times New Roman"/>
+          <w:b w:val="0"/>
+          <w:bCs w:val="0"/>
+          <w:i w:val="0"/>
+          <w:iCs w:val="0"/>
+          <w:sz w:val="24"/>
+          <w:szCs w:val="24"/>
+          <w:lang w:val="en-US"/>
+        </w:rPr>
+        <w:t>IDND:3</w:t>
+      </w:r>
+    </w:p>
+    <w:p>
+      <w:pPr>
+        <w:spacing w:line="240" w:lineRule="auto"/>
+        <w:ind w:firstLine="720" w:firstLineChars="0"/>
+        <w:rPr>
+          <w:rFonts w:hint="default" w:ascii="Times New Roman" w:hAnsi="Times New Roman" w:eastAsia="SimSun" w:cs="Times New Roman"/>
+          <w:b w:val="0"/>
+          <w:bCs w:val="0"/>
+          <w:i w:val="0"/>
+          <w:iCs w:val="0"/>
+          <w:sz w:val="24"/>
+          <w:szCs w:val="24"/>
+          <w:lang w:val="en-US"/>
+        </w:rPr>
+      </w:pPr>
+      <w:r>
+        <w:rPr>
+          <w:rFonts w:hint="default" w:ascii="Times New Roman" w:hAnsi="Times New Roman" w:eastAsia="SimSun" w:cs="Times New Roman"/>
+          <w:b w:val="0"/>
+          <w:bCs w:val="0"/>
+          <w:i w:val="0"/>
+          <w:iCs w:val="0"/>
+          <w:sz w:val="24"/>
+          <w:szCs w:val="24"/>
+          <w:lang w:val="en-US"/>
+        </w:rPr>
+        <w:t>}</w:t>
+      </w:r>
+    </w:p>
+    <w:p>
+      <w:pPr>
+        <w:spacing w:line="240" w:lineRule="auto"/>
+        <w:rPr>
+          <w:rFonts w:hint="default" w:ascii="Times New Roman" w:hAnsi="Times New Roman" w:eastAsia="SimSun" w:cs="Times New Roman"/>
+          <w:b w:val="0"/>
+          <w:bCs w:val="0"/>
+          <w:i w:val="0"/>
+          <w:iCs w:val="0"/>
+          <w:sz w:val="24"/>
+          <w:szCs w:val="24"/>
+          <w:lang w:val="en-US"/>
+        </w:rPr>
+      </w:pPr>
+      <w:r>
+        <w:rPr>
+          <w:rFonts w:hint="default" w:ascii="Times New Roman" w:hAnsi="Times New Roman" w:eastAsia="SimSun" w:cs="Times New Roman"/>
           <w:b/>
           <w:bCs/>
-          <w:sz w:val="28"/>
-          <w:szCs w:val="28"/>
-          <w:lang w:val="en-US"/>
-        </w:rPr>
-        <w:t>4.1.2</w:t>
-      </w:r>
-      <w:bookmarkStart w:id="0" w:name="_GoBack"/>
-      <w:bookmarkEnd w:id="0"/>
-      <w:r>
-        <w:rPr>
-          <w:rFonts w:hint="default" w:ascii="Times New Roman" w:hAnsi="Times New Roman" w:cs="Times New Roman"/>
+          <w:i/>
+          <w:iCs/>
+          <w:sz w:val="24"/>
+          <w:szCs w:val="24"/>
+          <w:u w:val="single"/>
+          <w:lang w:val="en-US"/>
+        </w:rPr>
+        <w:t>Chú thích :</w:t>
+      </w:r>
+      <w:r>
+        <w:rPr>
+          <w:rFonts w:hint="default" w:ascii="Times New Roman" w:hAnsi="Times New Roman" w:eastAsia="SimSun" w:cs="Times New Roman"/>
+          <w:b w:val="0"/>
+          <w:bCs w:val="0"/>
+          <w:i w:val="0"/>
+          <w:iCs w:val="0"/>
+          <w:sz w:val="24"/>
+          <w:szCs w:val="24"/>
+          <w:lang w:val="en-US"/>
+        </w:rPr>
+        <w:t xml:space="preserve"> vì người dùng chọn loại phòng là không gian chung và chọn ghế để làm việc nên thuộc tính ID_KHONG_GIAN sẽ để trống.</w:t>
+      </w:r>
+    </w:p>
+    <w:p>
+      <w:pPr>
+        <w:spacing w:line="240" w:lineRule="auto"/>
+        <w:rPr>
+          <w:rFonts w:hint="default" w:ascii="Times New Roman" w:hAnsi="Times New Roman" w:eastAsia="SimSun" w:cs="Times New Roman"/>
+          <w:b w:val="0"/>
+          <w:bCs w:val="0"/>
+          <w:i w:val="0"/>
+          <w:iCs w:val="0"/>
+          <w:sz w:val="24"/>
+          <w:szCs w:val="24"/>
+          <w:lang w:val="en-US"/>
+        </w:rPr>
+      </w:pPr>
+      <w:r>
+        <w:rPr>
+          <w:rFonts w:hint="default" w:ascii="Times New Roman" w:hAnsi="Times New Roman" w:eastAsia="SimSun" w:cs="Times New Roman"/>
+          <w:b w:val="0"/>
+          <w:bCs w:val="0"/>
+          <w:i w:val="0"/>
+          <w:iCs w:val="0"/>
+          <w:sz w:val="24"/>
+          <w:szCs w:val="24"/>
+          <w:lang w:val="en-US"/>
+        </w:rPr>
+        <w:t>(*) Người dùng 1 đã đặt lịch thành công.</w:t>
+      </w:r>
+    </w:p>
+    <w:p>
+      <w:pPr>
+        <w:spacing w:line="240" w:lineRule="auto"/>
+        <w:rPr>
+          <w:rFonts w:hint="default" w:ascii="Times New Roman" w:hAnsi="Times New Roman" w:eastAsia="SimSun" w:cs="Times New Roman"/>
+          <w:b w:val="0"/>
+          <w:bCs w:val="0"/>
+          <w:i w:val="0"/>
+          <w:iCs w:val="0"/>
+          <w:sz w:val="24"/>
+          <w:szCs w:val="24"/>
+          <w:lang w:val="en-US"/>
+        </w:rPr>
+      </w:pPr>
+    </w:p>
+    <w:p>
+      <w:pPr>
+        <w:numPr>
+          <w:ilvl w:val="0"/>
+          <w:numId w:val="3"/>
+        </w:numPr>
+        <w:spacing w:line="360" w:lineRule="auto"/>
+        <w:ind w:left="420" w:leftChars="0" w:hanging="420" w:firstLineChars="0"/>
+        <w:rPr>
+          <w:rFonts w:hint="default" w:ascii="Times New Roman" w:hAnsi="Times New Roman" w:eastAsia="SimSun" w:cs="Times New Roman"/>
+          <w:b w:val="0"/>
+          <w:bCs w:val="0"/>
+          <w:i w:val="0"/>
+          <w:iCs w:val="0"/>
+          <w:sz w:val="24"/>
+          <w:szCs w:val="24"/>
+          <w:lang w:val="en-US"/>
+        </w:rPr>
+      </w:pPr>
+      <w:r>
+        <w:rPr>
+          <w:rFonts w:hint="default" w:ascii="Times New Roman" w:hAnsi="Times New Roman" w:eastAsia="SimSun" w:cs="Times New Roman"/>
           <w:b/>
           <w:bCs/>
-          <w:sz w:val="28"/>
-          <w:szCs w:val="28"/>
-          <w:lang w:val="en-US"/>
-        </w:rPr>
-        <w:t xml:space="preserve"> Cài đặt hệ thống</w:t>
-      </w:r>
-    </w:p>
-    <w:p>
-      <w:pPr>
-        <w:pStyle w:val="9"/>
-        <w:numPr>
-          <w:numId w:val="0"/>
-        </w:numPr>
-        <w:tabs>
-          <w:tab w:val="left" w:pos="420"/>
-        </w:tabs>
-        <w:ind w:left="420" w:leftChars="0"/>
+          <w:i/>
+          <w:iCs/>
+          <w:sz w:val="24"/>
+          <w:szCs w:val="24"/>
+          <w:lang w:val="en-US"/>
+        </w:rPr>
+        <w:t>Người dùng 2:</w:t>
+      </w:r>
+      <w:r>
+        <w:rPr>
+          <w:rFonts w:hint="default" w:ascii="Times New Roman" w:hAnsi="Times New Roman" w:eastAsia="SimSun" w:cs="Times New Roman"/>
+          <w:b w:val="0"/>
+          <w:bCs w:val="0"/>
+          <w:i w:val="0"/>
+          <w:iCs w:val="0"/>
+          <w:sz w:val="24"/>
+          <w:szCs w:val="24"/>
+          <w:lang w:val="en-US"/>
+        </w:rPr>
+        <w:t xml:space="preserve"> </w:t>
+      </w:r>
+      <w:r>
+        <w:rPr>
+          <w:rFonts w:hint="default" w:ascii="Times New Roman" w:hAnsi="Times New Roman" w:eastAsia="SimSun" w:cs="Times New Roman"/>
+          <w:b w:val="0"/>
+          <w:bCs w:val="0"/>
+          <w:i w:val="0"/>
+          <w:iCs w:val="0"/>
+          <w:sz w:val="24"/>
+          <w:szCs w:val="24"/>
+          <w:lang w:val="en-US"/>
+        </w:rPr>
+        <w:t>gười dùng 2có nhu cầu sử dụng ghế làm việc vào ngày 28/06/2026, sau khi xem xét trên website người dùng 1 quyết định chọn ghế có mã ghế 01, từ 09:00 đến 10:00.</w:t>
+      </w:r>
+    </w:p>
+    <w:p>
+      <w:pPr>
+        <w:spacing w:line="360" w:lineRule="auto"/>
+        <w:rPr>
+          <w:rFonts w:hint="default" w:ascii="Times New Roman" w:hAnsi="Times New Roman" w:eastAsia="SimSun" w:cs="Times New Roman"/>
+          <w:b w:val="0"/>
+          <w:bCs w:val="0"/>
+          <w:i/>
+          <w:iCs/>
+          <w:sz w:val="24"/>
+          <w:szCs w:val="24"/>
+          <w:lang w:val="en-US"/>
+        </w:rPr>
+      </w:pPr>
+      <w:r>
+        <w:rPr>
+          <w:rFonts w:hint="default" w:ascii="Times New Roman" w:hAnsi="Times New Roman" w:eastAsia="SimSun" w:cs="Times New Roman"/>
+          <w:b w:val="0"/>
+          <w:bCs w:val="0"/>
+          <w:i/>
+          <w:iCs/>
+          <w:sz w:val="24"/>
+          <w:szCs w:val="24"/>
+          <w:lang w:val="en-US"/>
+        </w:rPr>
+        <w:t>Dữ liệu người dùng nhập vào :</w:t>
+      </w:r>
+    </w:p>
+    <w:p>
+      <w:pPr>
+        <w:spacing w:line="240" w:lineRule="auto"/>
+        <w:ind w:firstLine="720" w:firstLineChars="0"/>
+        <w:rPr>
+          <w:rFonts w:hint="default" w:ascii="Times New Roman" w:hAnsi="Times New Roman" w:eastAsia="SimSun" w:cs="Times New Roman"/>
+          <w:b w:val="0"/>
+          <w:bCs w:val="0"/>
+          <w:i w:val="0"/>
+          <w:iCs w:val="0"/>
+          <w:sz w:val="24"/>
+          <w:szCs w:val="24"/>
+          <w:lang w:val="en-US"/>
+        </w:rPr>
+      </w:pPr>
+      <w:r>
+        <w:rPr>
+          <w:rFonts w:hint="default" w:ascii="Times New Roman" w:hAnsi="Times New Roman" w:eastAsia="SimSun" w:cs="Times New Roman"/>
+          <w:b w:val="0"/>
+          <w:bCs w:val="0"/>
+          <w:i w:val="0"/>
+          <w:iCs w:val="0"/>
+          <w:sz w:val="24"/>
+          <w:szCs w:val="24"/>
+          <w:lang w:val="en-US"/>
+        </w:rPr>
+        <w:t>{</w:t>
+      </w:r>
+    </w:p>
+    <w:p>
+      <w:pPr>
+        <w:spacing w:line="240" w:lineRule="auto"/>
+        <w:ind w:left="720" w:leftChars="0" w:firstLine="720" w:firstLineChars="0"/>
+        <w:rPr>
+          <w:rFonts w:hint="default" w:ascii="Times New Roman" w:hAnsi="Times New Roman" w:eastAsia="SimSun" w:cs="Times New Roman"/>
+          <w:b w:val="0"/>
+          <w:bCs w:val="0"/>
+          <w:i w:val="0"/>
+          <w:iCs w:val="0"/>
+          <w:sz w:val="24"/>
+          <w:szCs w:val="24"/>
+          <w:lang w:val="en-US"/>
+        </w:rPr>
+      </w:pPr>
+      <w:r>
+        <w:rPr>
+          <w:rFonts w:hint="default" w:ascii="Times New Roman" w:hAnsi="Times New Roman" w:eastAsia="SimSun" w:cs="Times New Roman"/>
+          <w:b w:val="0"/>
+          <w:bCs w:val="0"/>
+          <w:i w:val="0"/>
+          <w:iCs w:val="0"/>
+          <w:sz w:val="24"/>
+          <w:szCs w:val="24"/>
+          <w:lang w:val="en-US"/>
+        </w:rPr>
+        <w:t>ID_GHE :1,</w:t>
+      </w:r>
+    </w:p>
+    <w:p>
+      <w:pPr>
+        <w:spacing w:line="240" w:lineRule="auto"/>
+        <w:ind w:left="720" w:leftChars="0" w:firstLine="720" w:firstLineChars="0"/>
+        <w:rPr>
+          <w:rFonts w:hint="default" w:ascii="Times New Roman" w:hAnsi="Times New Roman" w:eastAsia="SimSun" w:cs="Times New Roman"/>
+          <w:b w:val="0"/>
+          <w:bCs w:val="0"/>
+          <w:i w:val="0"/>
+          <w:iCs w:val="0"/>
+          <w:sz w:val="24"/>
+          <w:szCs w:val="24"/>
+          <w:lang w:val="en-US"/>
+        </w:rPr>
+      </w:pPr>
+      <w:r>
+        <w:rPr>
+          <w:rFonts w:hint="default" w:ascii="Times New Roman" w:hAnsi="Times New Roman" w:eastAsia="SimSun" w:cs="Times New Roman"/>
+          <w:b w:val="0"/>
+          <w:bCs w:val="0"/>
+          <w:i w:val="0"/>
+          <w:iCs w:val="0"/>
+          <w:sz w:val="24"/>
+          <w:szCs w:val="24"/>
+          <w:lang w:val="en-US"/>
+        </w:rPr>
+        <w:t>ID_KHONG_GIAN: null,</w:t>
+      </w:r>
+    </w:p>
+    <w:p>
+      <w:pPr>
+        <w:spacing w:line="240" w:lineRule="auto"/>
+        <w:ind w:left="720" w:leftChars="0" w:firstLine="720" w:firstLineChars="0"/>
+        <w:rPr>
+          <w:rFonts w:hint="default" w:ascii="Times New Roman" w:hAnsi="Times New Roman" w:eastAsia="SimSun" w:cs="Times New Roman"/>
+          <w:b w:val="0"/>
+          <w:bCs w:val="0"/>
+          <w:i w:val="0"/>
+          <w:iCs w:val="0"/>
+          <w:sz w:val="24"/>
+          <w:szCs w:val="24"/>
+          <w:lang w:val="en-US"/>
+        </w:rPr>
+      </w:pPr>
+      <w:r>
+        <w:rPr>
+          <w:rFonts w:hint="default" w:ascii="Times New Roman" w:hAnsi="Times New Roman" w:eastAsia="SimSun" w:cs="Times New Roman"/>
+          <w:b w:val="0"/>
+          <w:bCs w:val="0"/>
+          <w:i w:val="0"/>
+          <w:iCs w:val="0"/>
+          <w:sz w:val="24"/>
+          <w:szCs w:val="24"/>
+          <w:lang w:val="en-US"/>
+        </w:rPr>
+        <w:t>KHUNG_BATDAU: 2026-06-28 09:00:00</w:t>
+      </w:r>
+    </w:p>
+    <w:p>
+      <w:pPr>
+        <w:spacing w:line="240" w:lineRule="auto"/>
+        <w:ind w:left="720" w:leftChars="0" w:firstLine="720" w:firstLineChars="0"/>
+        <w:rPr>
+          <w:rFonts w:hint="default" w:ascii="Times New Roman" w:hAnsi="Times New Roman" w:eastAsia="SimSun" w:cs="Times New Roman"/>
+          <w:b w:val="0"/>
+          <w:bCs w:val="0"/>
+          <w:i w:val="0"/>
+          <w:iCs w:val="0"/>
+          <w:sz w:val="24"/>
+          <w:szCs w:val="24"/>
+          <w:lang w:val="en-US"/>
+        </w:rPr>
+      </w:pPr>
+      <w:r>
+        <w:rPr>
+          <w:rFonts w:hint="default" w:ascii="Times New Roman" w:hAnsi="Times New Roman" w:eastAsia="SimSun" w:cs="Times New Roman"/>
+          <w:b w:val="0"/>
+          <w:bCs w:val="0"/>
+          <w:i w:val="0"/>
+          <w:iCs w:val="0"/>
+          <w:sz w:val="24"/>
+          <w:szCs w:val="24"/>
+          <w:lang w:val="en-US"/>
+        </w:rPr>
+        <w:t>KHUNG_KETTHUC: 2026-06-28 10:00:00</w:t>
+      </w:r>
+    </w:p>
+    <w:p>
+      <w:pPr>
+        <w:spacing w:line="240" w:lineRule="auto"/>
+        <w:ind w:left="720" w:leftChars="0" w:firstLine="720" w:firstLineChars="0"/>
+        <w:rPr>
+          <w:rFonts w:hint="default" w:ascii="Times New Roman" w:hAnsi="Times New Roman" w:eastAsia="SimSun" w:cs="Times New Roman"/>
+          <w:b w:val="0"/>
+          <w:bCs w:val="0"/>
+          <w:i w:val="0"/>
+          <w:iCs w:val="0"/>
+          <w:sz w:val="24"/>
+          <w:szCs w:val="24"/>
+          <w:lang w:val="en-US"/>
+        </w:rPr>
+      </w:pPr>
+      <w:r>
+        <w:rPr>
+          <w:rFonts w:hint="default" w:ascii="Times New Roman" w:hAnsi="Times New Roman" w:eastAsia="SimSun" w:cs="Times New Roman"/>
+          <w:b w:val="0"/>
+          <w:bCs w:val="0"/>
+          <w:i w:val="0"/>
+          <w:iCs w:val="0"/>
+          <w:sz w:val="24"/>
+          <w:szCs w:val="24"/>
+          <w:lang w:val="en-US"/>
+        </w:rPr>
+        <w:t>IDND:5</w:t>
+      </w:r>
+    </w:p>
+    <w:p>
+      <w:pPr>
+        <w:spacing w:line="240" w:lineRule="auto"/>
+        <w:ind w:firstLine="720" w:firstLineChars="0"/>
+        <w:rPr>
+          <w:rFonts w:hint="default" w:ascii="Times New Roman" w:hAnsi="Times New Roman" w:eastAsia="SimSun" w:cs="Times New Roman"/>
+          <w:b w:val="0"/>
+          <w:bCs w:val="0"/>
+          <w:i w:val="0"/>
+          <w:iCs w:val="0"/>
+          <w:sz w:val="24"/>
+          <w:szCs w:val="24"/>
+          <w:lang w:val="en-US"/>
+        </w:rPr>
+      </w:pPr>
+      <w:r>
+        <w:rPr>
+          <w:rFonts w:hint="default" w:ascii="Times New Roman" w:hAnsi="Times New Roman" w:eastAsia="SimSun" w:cs="Times New Roman"/>
+          <w:b w:val="0"/>
+          <w:bCs w:val="0"/>
+          <w:i w:val="0"/>
+          <w:iCs w:val="0"/>
+          <w:sz w:val="24"/>
+          <w:szCs w:val="24"/>
+          <w:lang w:val="en-US"/>
+        </w:rPr>
+        <w:t>}</w:t>
+      </w:r>
+    </w:p>
+    <w:p>
+      <w:pPr>
+        <w:spacing w:line="240" w:lineRule="auto"/>
+        <w:rPr>
+          <w:rFonts w:hint="default" w:ascii="Times New Roman" w:hAnsi="Times New Roman" w:eastAsia="SimSun" w:cs="Times New Roman"/>
+          <w:b w:val="0"/>
+          <w:bCs w:val="0"/>
+          <w:i w:val="0"/>
+          <w:iCs w:val="0"/>
+          <w:sz w:val="24"/>
+          <w:szCs w:val="24"/>
+          <w:lang w:val="en-US"/>
+        </w:rPr>
+      </w:pPr>
+      <w:r>
+        <w:rPr>
+          <w:rFonts w:hint="default" w:ascii="Times New Roman" w:hAnsi="Times New Roman" w:eastAsia="SimSun" w:cs="Times New Roman"/>
+          <w:b/>
+          <w:bCs/>
+          <w:i/>
+          <w:iCs/>
+          <w:sz w:val="24"/>
+          <w:szCs w:val="24"/>
+          <w:u w:val="single"/>
+          <w:lang w:val="en-US"/>
+        </w:rPr>
+        <w:t>Chú thích :</w:t>
+      </w:r>
+      <w:r>
+        <w:rPr>
+          <w:rFonts w:hint="default" w:ascii="Times New Roman" w:hAnsi="Times New Roman" w:eastAsia="SimSun" w:cs="Times New Roman"/>
+          <w:b w:val="0"/>
+          <w:bCs w:val="0"/>
+          <w:i w:val="0"/>
+          <w:iCs w:val="0"/>
+          <w:sz w:val="24"/>
+          <w:szCs w:val="24"/>
+          <w:lang w:val="en-US"/>
+        </w:rPr>
+        <w:t xml:space="preserve"> vì người dùng chọn loại phòng là không gian chung và chọn ghế để làm việc nên thuộc tính ID_KHONG_GIAN sẽ để trống.</w:t>
+      </w:r>
+    </w:p>
+    <w:p>
+      <w:pPr>
+        <w:spacing w:line="240" w:lineRule="auto"/>
+        <w:rPr>
+          <w:rFonts w:hint="default" w:ascii="Times New Roman" w:hAnsi="Times New Roman" w:eastAsia="SimSun" w:cs="Times New Roman"/>
+          <w:b w:val="0"/>
+          <w:bCs w:val="0"/>
+          <w:i w:val="0"/>
+          <w:iCs w:val="0"/>
+          <w:sz w:val="24"/>
+          <w:szCs w:val="24"/>
+          <w:lang w:val="en-US"/>
+        </w:rPr>
+      </w:pPr>
+    </w:p>
+    <w:p>
+      <w:pPr>
+        <w:spacing w:line="240" w:lineRule="auto"/>
+        <w:rPr>
+          <w:rFonts w:hint="default" w:ascii="Times New Roman" w:hAnsi="Times New Roman" w:eastAsia="SimSun" w:cs="Times New Roman"/>
+          <w:b w:val="0"/>
+          <w:bCs w:val="0"/>
+          <w:i w:val="0"/>
+          <w:iCs w:val="0"/>
+          <w:sz w:val="24"/>
+          <w:szCs w:val="24"/>
+          <w:lang w:val="en-US"/>
+        </w:rPr>
+      </w:pPr>
+      <w:r>
+        <w:rPr>
+          <w:rFonts w:hint="default" w:ascii="Times New Roman" w:hAnsi="Times New Roman" w:eastAsia="SimSun" w:cs="Times New Roman"/>
+          <w:b w:val="0"/>
+          <w:bCs w:val="0"/>
+          <w:i w:val="0"/>
+          <w:iCs w:val="0"/>
+          <w:sz w:val="24"/>
+          <w:szCs w:val="24"/>
+          <w:lang w:val="en-US"/>
+        </w:rPr>
+        <w:t>(*) Vì người dùng 2 chọn khung giờ có 1 khoảng thời gian giao thoa với người dùng 1 nên kết quả sẽ trả về lỗi.</w:t>
+      </w:r>
+    </w:p>
+    <w:p>
+      <w:pPr>
+        <w:spacing w:line="240" w:lineRule="auto"/>
+        <w:rPr>
+          <w:rFonts w:hint="default" w:ascii="Times New Roman" w:hAnsi="Times New Roman" w:eastAsia="SimSun" w:cs="Times New Roman"/>
+          <w:b w:val="0"/>
+          <w:bCs w:val="0"/>
+          <w:i w:val="0"/>
+          <w:iCs w:val="0"/>
+          <w:sz w:val="24"/>
+          <w:szCs w:val="24"/>
+          <w:lang w:val="en-US"/>
+        </w:rPr>
+      </w:pPr>
+    </w:p>
+    <w:p>
+      <w:pPr>
+        <w:spacing w:line="240" w:lineRule="auto"/>
+        <w:rPr>
+          <w:rFonts w:hint="default" w:ascii="Times New Roman" w:hAnsi="Times New Roman" w:eastAsia="SimSun" w:cs="Times New Roman"/>
+          <w:b w:val="0"/>
+          <w:bCs w:val="0"/>
+          <w:i w:val="0"/>
+          <w:iCs w:val="0"/>
+          <w:sz w:val="24"/>
+          <w:szCs w:val="24"/>
+          <w:lang w:val="en-US"/>
+        </w:rPr>
+      </w:pPr>
+    </w:p>
+    <w:p>
+      <w:pPr>
+        <w:spacing w:line="360" w:lineRule="auto"/>
         <w:jc w:val="center"/>
-        <w:rPr>
-          <w:rFonts w:hint="default" w:ascii="Times New Roman" w:hAnsi="Times New Roman" w:cs="Times New Roman"/>
-          <w:sz w:val="26"/>
-          <w:szCs w:val="26"/>
-          <w:lang w:val="en-US"/>
-        </w:rPr>
       </w:pPr>
       <w:r>
         <w:drawing>
           <wp:inline distT="0" distB="0" distL="114300" distR="114300">
-            <wp:extent cx="1847850" cy="3025775"/>
-            <wp:effectExtent l="0" t="0" r="0" b="3175"/>
+            <wp:extent cx="5266055" cy="2786380"/>
+            <wp:effectExtent l="0" t="0" r="10795" b="13970"/>
             <wp:docPr id="1" name="Picture 1"/>
             <wp:cNvGraphicFramePr>
               <a:graphicFrameLocks xmlns:a="http://schemas.openxmlformats.org/drawingml/2006/main" noChangeAspect="1"/>
@@ -730,7 +1281,7 @@
                   <pic:spPr>
                     <a:xfrm>
                       <a:off x="0" y="0"/>
-                      <a:ext cx="1847850" cy="3025775"/>
+                      <a:ext cx="5266055" cy="2786380"/>
                     </a:xfrm>
                     <a:prstGeom prst="rect">
                       <a:avLst/>
@@ -749,6 +1300,32 @@
     </w:p>
     <w:p>
       <w:pPr>
+        <w:spacing w:line="360" w:lineRule="auto"/>
+        <w:jc w:val="center"/>
+        <w:rPr>
+          <w:rFonts w:hint="default" w:ascii="Times New Roman" w:hAnsi="Times New Roman" w:cs="Times New Roman"/>
+          <w:i/>
+          <w:iCs/>
+          <w:sz w:val="24"/>
+          <w:szCs w:val="24"/>
+          <w:lang w:val="en-US"/>
+        </w:rPr>
+      </w:pPr>
+      <w:r>
+        <w:rPr>
+          <w:rFonts w:hint="default" w:ascii="Times New Roman" w:hAnsi="Times New Roman" w:cs="Times New Roman"/>
+          <w:i/>
+          <w:iCs/>
+          <w:sz w:val="24"/>
+          <w:szCs w:val="24"/>
+          <w:lang w:val="en-US"/>
+        </w:rPr>
+        <w:t>Hình 4-1 kết quả test postman với người dùng 2.</w:t>
+      </w:r>
+    </w:p>
+    <w:p>
+      <w:pPr>
+        <w:spacing w:line="360" w:lineRule="auto"/>
         <w:rPr>
           <w:rFonts w:hint="default" w:ascii="Times New Roman" w:hAnsi="Times New Roman" w:cs="Times New Roman"/>
           <w:b/>
@@ -758,6 +1335,1447 @@
           <w:lang w:val="en-US"/>
         </w:rPr>
       </w:pPr>
+      <w:r>
+        <w:rPr>
+          <w:rFonts w:hint="default" w:ascii="Times New Roman" w:hAnsi="Times New Roman" w:cs="Times New Roman"/>
+          <w:b/>
+          <w:bCs/>
+          <w:sz w:val="28"/>
+          <w:szCs w:val="28"/>
+          <w:lang w:val="en-US"/>
+        </w:rPr>
+        <w:t>4.2.2. Chức năng đăng ký</w:t>
+      </w:r>
+    </w:p>
+    <w:p>
+      <w:pPr>
+        <w:spacing w:line="360" w:lineRule="auto"/>
+        <w:ind w:firstLine="720" w:firstLineChars="0"/>
+        <w:rPr>
+          <w:rFonts w:hint="default" w:ascii="Times New Roman" w:hAnsi="Times New Roman" w:cs="Times New Roman"/>
+          <w:b w:val="0"/>
+          <w:bCs w:val="0"/>
+          <w:sz w:val="28"/>
+          <w:szCs w:val="28"/>
+          <w:lang w:val="en-US"/>
+        </w:rPr>
+      </w:pPr>
+      <w:r>
+        <w:rPr>
+          <w:rFonts w:hint="default" w:ascii="Times New Roman" w:hAnsi="Times New Roman" w:cs="Times New Roman"/>
+          <w:b w:val="0"/>
+          <w:bCs w:val="0"/>
+          <w:sz w:val="28"/>
+          <w:szCs w:val="28"/>
+          <w:lang w:val="en-US"/>
+        </w:rPr>
+        <w:t>Đây là chức năng cho phép người dùng đăng ký tài khoản để sử dụng các chức năng thuộc thành viên với email và mật khẩu</w:t>
+      </w:r>
+    </w:p>
+    <w:p>
+      <w:pPr>
+        <w:numPr>
+          <w:ilvl w:val="0"/>
+          <w:numId w:val="2"/>
+        </w:numPr>
+        <w:spacing w:line="360" w:lineRule="auto"/>
+        <w:ind w:left="420" w:leftChars="0" w:hanging="420" w:firstLineChars="0"/>
+        <w:rPr>
+          <w:rFonts w:hint="default" w:ascii="Times New Roman" w:hAnsi="Times New Roman" w:eastAsia="SimSun" w:cs="Times New Roman"/>
+          <w:i/>
+          <w:iCs/>
+          <w:sz w:val="24"/>
+          <w:szCs w:val="24"/>
+          <w:lang w:val="en-US"/>
+        </w:rPr>
+      </w:pPr>
+      <w:r>
+        <w:rPr>
+          <w:rFonts w:hint="default" w:ascii="Times New Roman" w:hAnsi="Times New Roman" w:eastAsia="SimSun" w:cs="Times New Roman"/>
+          <w:b/>
+          <w:bCs/>
+          <w:sz w:val="24"/>
+          <w:szCs w:val="24"/>
+          <w:lang w:val="en-US"/>
+        </w:rPr>
+        <w:t xml:space="preserve">Url </w:t>
+      </w:r>
+      <w:r>
+        <w:rPr>
+          <w:rFonts w:hint="default" w:ascii="Times New Roman" w:hAnsi="Times New Roman" w:eastAsia="SimSun" w:cs="Times New Roman"/>
+          <w:sz w:val="24"/>
+          <w:szCs w:val="24"/>
+          <w:lang w:val="en-US"/>
+        </w:rPr>
+        <w:t xml:space="preserve">: </w:t>
+      </w:r>
+      <w:r>
+        <w:rPr>
+          <w:rFonts w:hint="default" w:ascii="Times New Roman" w:hAnsi="Times New Roman" w:eastAsia="SimSun" w:cs="Times New Roman"/>
+          <w:i/>
+          <w:iCs/>
+          <w:sz w:val="24"/>
+          <w:szCs w:val="24"/>
+          <w:lang w:val="en-US"/>
+        </w:rPr>
+        <w:t>POST /api/NguoiDung/DangKy</w:t>
+      </w:r>
+    </w:p>
+    <w:p>
+      <w:pPr>
+        <w:numPr>
+          <w:ilvl w:val="0"/>
+          <w:numId w:val="2"/>
+        </w:numPr>
+        <w:spacing w:line="360" w:lineRule="auto"/>
+        <w:ind w:left="420" w:leftChars="0" w:hanging="420" w:firstLineChars="0"/>
+        <w:rPr>
+          <w:rFonts w:hint="default" w:ascii="Times New Roman" w:hAnsi="Times New Roman" w:eastAsia="SimSun" w:cs="Times New Roman"/>
+          <w:b w:val="0"/>
+          <w:bCs w:val="0"/>
+          <w:i/>
+          <w:iCs/>
+          <w:sz w:val="24"/>
+          <w:szCs w:val="24"/>
+          <w:lang w:val="en-US"/>
+        </w:rPr>
+      </w:pPr>
+      <w:r>
+        <w:rPr>
+          <w:rFonts w:hint="default" w:ascii="Times New Roman" w:hAnsi="Times New Roman" w:eastAsia="SimSun" w:cs="Times New Roman"/>
+          <w:b/>
+          <w:bCs/>
+          <w:sz w:val="24"/>
+          <w:szCs w:val="24"/>
+          <w:lang w:val="en-US"/>
+        </w:rPr>
+        <w:t xml:space="preserve">Link git đến Controller : </w:t>
+      </w:r>
+      <w:r>
+        <w:rPr>
+          <w:rFonts w:hint="default" w:ascii="Times New Roman" w:hAnsi="Times New Roman" w:eastAsia="SimSun" w:cs="Times New Roman"/>
+          <w:b w:val="0"/>
+          <w:bCs w:val="0"/>
+          <w:i/>
+          <w:iCs/>
+          <w:sz w:val="24"/>
+          <w:szCs w:val="24"/>
+          <w:lang w:val="en-US"/>
+        </w:rPr>
+        <w:fldChar w:fldCharType="begin"/>
+      </w:r>
+      <w:r>
+        <w:rPr>
+          <w:rFonts w:hint="default" w:ascii="Times New Roman" w:hAnsi="Times New Roman" w:eastAsia="SimSun" w:cs="Times New Roman"/>
+          <w:b w:val="0"/>
+          <w:bCs w:val="0"/>
+          <w:i/>
+          <w:iCs/>
+          <w:sz w:val="24"/>
+          <w:szCs w:val="24"/>
+          <w:lang w:val="en-US"/>
+        </w:rPr>
+        <w:instrText xml:space="preserve"> HYPERLINK "https://github.com/0306231022-ship-it/Website_Co-Lab_Workspace/blob/NgocHieu/backend/controllers/NguoiDungController.js." </w:instrText>
+      </w:r>
+      <w:r>
+        <w:rPr>
+          <w:rFonts w:hint="default" w:ascii="Times New Roman" w:hAnsi="Times New Roman" w:eastAsia="SimSun" w:cs="Times New Roman"/>
+          <w:b w:val="0"/>
+          <w:bCs w:val="0"/>
+          <w:i/>
+          <w:iCs/>
+          <w:sz w:val="24"/>
+          <w:szCs w:val="24"/>
+          <w:lang w:val="en-US"/>
+        </w:rPr>
+        <w:fldChar w:fldCharType="separate"/>
+      </w:r>
+      <w:r>
+        <w:rPr>
+          <w:rStyle w:val="9"/>
+          <w:rFonts w:hint="default" w:ascii="Times New Roman" w:hAnsi="Times New Roman" w:eastAsia="SimSun" w:cs="Times New Roman"/>
+          <w:b w:val="0"/>
+          <w:bCs w:val="0"/>
+          <w:i/>
+          <w:iCs/>
+          <w:sz w:val="24"/>
+          <w:szCs w:val="24"/>
+          <w:lang w:val="en-US"/>
+        </w:rPr>
+        <w:t>https://github.com/0306231022-ship-it/Website_Co-Lab_Workspace/blob/NgocHieu/backend/controllers/NguoiDungController.js.</w:t>
+      </w:r>
+      <w:r>
+        <w:rPr>
+          <w:rFonts w:hint="default" w:ascii="Times New Roman" w:hAnsi="Times New Roman" w:eastAsia="SimSun" w:cs="Times New Roman"/>
+          <w:b w:val="0"/>
+          <w:bCs w:val="0"/>
+          <w:i/>
+          <w:iCs/>
+          <w:sz w:val="24"/>
+          <w:szCs w:val="24"/>
+          <w:lang w:val="en-US"/>
+        </w:rPr>
+        <w:fldChar w:fldCharType="end"/>
+      </w:r>
+    </w:p>
+    <w:p>
+      <w:pPr>
+        <w:numPr>
+          <w:ilvl w:val="0"/>
+          <w:numId w:val="2"/>
+        </w:numPr>
+        <w:spacing w:line="360" w:lineRule="auto"/>
+        <w:ind w:left="420" w:leftChars="0" w:hanging="420" w:firstLineChars="0"/>
+        <w:rPr>
+          <w:rFonts w:hint="default" w:ascii="Times New Roman" w:hAnsi="Times New Roman" w:eastAsia="SimSun" w:cs="Times New Roman"/>
+          <w:b w:val="0"/>
+          <w:bCs w:val="0"/>
+          <w:i/>
+          <w:iCs/>
+          <w:sz w:val="24"/>
+          <w:szCs w:val="24"/>
+          <w:lang w:val="en-US"/>
+        </w:rPr>
+      </w:pPr>
+      <w:r>
+        <w:rPr>
+          <w:rFonts w:hint="default" w:ascii="Times New Roman" w:hAnsi="Times New Roman" w:eastAsia="SimSun" w:cs="Times New Roman"/>
+          <w:b/>
+          <w:bCs/>
+          <w:i w:val="0"/>
+          <w:iCs w:val="0"/>
+          <w:sz w:val="24"/>
+          <w:szCs w:val="24"/>
+          <w:lang w:val="en-US"/>
+        </w:rPr>
+        <w:t xml:space="preserve">Link git đến model : </w:t>
+      </w:r>
+      <w:r>
+        <w:rPr>
+          <w:rFonts w:hint="default" w:ascii="Times New Roman" w:hAnsi="Times New Roman" w:eastAsia="SimSun" w:cs="Times New Roman"/>
+          <w:b w:val="0"/>
+          <w:bCs w:val="0"/>
+          <w:i/>
+          <w:iCs/>
+          <w:sz w:val="24"/>
+          <w:szCs w:val="24"/>
+          <w:lang w:val="en-US"/>
+        </w:rPr>
+        <w:fldChar w:fldCharType="begin"/>
+      </w:r>
+      <w:r>
+        <w:rPr>
+          <w:rFonts w:hint="default" w:ascii="Times New Roman" w:hAnsi="Times New Roman" w:eastAsia="SimSun" w:cs="Times New Roman"/>
+          <w:b w:val="0"/>
+          <w:bCs w:val="0"/>
+          <w:i/>
+          <w:iCs/>
+          <w:sz w:val="24"/>
+          <w:szCs w:val="24"/>
+          <w:lang w:val="en-US"/>
+        </w:rPr>
+        <w:instrText xml:space="preserve"> HYPERLINK "https://github.com/0306231022-ship-it/Website_Co-Lab_Workspace/blob/NgocHieu/backend/models/NguoiDungModel.js." </w:instrText>
+      </w:r>
+      <w:r>
+        <w:rPr>
+          <w:rFonts w:hint="default" w:ascii="Times New Roman" w:hAnsi="Times New Roman" w:eastAsia="SimSun" w:cs="Times New Roman"/>
+          <w:b w:val="0"/>
+          <w:bCs w:val="0"/>
+          <w:i/>
+          <w:iCs/>
+          <w:sz w:val="24"/>
+          <w:szCs w:val="24"/>
+          <w:lang w:val="en-US"/>
+        </w:rPr>
+        <w:fldChar w:fldCharType="separate"/>
+      </w:r>
+      <w:r>
+        <w:rPr>
+          <w:rStyle w:val="9"/>
+          <w:rFonts w:hint="default" w:ascii="Times New Roman" w:hAnsi="Times New Roman" w:eastAsia="SimSun" w:cs="Times New Roman"/>
+          <w:b w:val="0"/>
+          <w:bCs w:val="0"/>
+          <w:i/>
+          <w:iCs/>
+          <w:sz w:val="24"/>
+          <w:szCs w:val="24"/>
+          <w:lang w:val="en-US"/>
+        </w:rPr>
+        <w:t>https://github.com/0306231022-ship-it/Website_Co-Lab_Workspace/blob/NgocHieu/backend/models/NguoiDungModel.js.</w:t>
+      </w:r>
+      <w:r>
+        <w:rPr>
+          <w:rFonts w:hint="default" w:ascii="Times New Roman" w:hAnsi="Times New Roman" w:eastAsia="SimSun" w:cs="Times New Roman"/>
+          <w:b w:val="0"/>
+          <w:bCs w:val="0"/>
+          <w:i/>
+          <w:iCs/>
+          <w:sz w:val="24"/>
+          <w:szCs w:val="24"/>
+          <w:lang w:val="en-US"/>
+        </w:rPr>
+        <w:fldChar w:fldCharType="end"/>
+      </w:r>
+      <w:r>
+        <w:rPr>
+          <w:rFonts w:hint="default" w:ascii="Times New Roman" w:hAnsi="Times New Roman" w:eastAsia="SimSun" w:cs="Times New Roman"/>
+          <w:b w:val="0"/>
+          <w:bCs w:val="0"/>
+          <w:i/>
+          <w:iCs/>
+          <w:sz w:val="24"/>
+          <w:szCs w:val="24"/>
+          <w:lang w:val="en-US"/>
+        </w:rPr>
+        <w:t xml:space="preserve"> </w:t>
+      </w:r>
+    </w:p>
+    <w:p>
+      <w:pPr>
+        <w:numPr>
+          <w:ilvl w:val="0"/>
+          <w:numId w:val="2"/>
+        </w:numPr>
+        <w:spacing w:line="360" w:lineRule="auto"/>
+        <w:ind w:left="420" w:leftChars="0" w:hanging="420" w:firstLineChars="0"/>
+        <w:rPr>
+          <w:rFonts w:hint="default" w:ascii="Times New Roman" w:hAnsi="Times New Roman" w:eastAsia="SimSun" w:cs="Times New Roman"/>
+          <w:b/>
+          <w:bCs/>
+          <w:i w:val="0"/>
+          <w:iCs w:val="0"/>
+          <w:sz w:val="24"/>
+          <w:szCs w:val="24"/>
+          <w:lang w:val="en-US"/>
+        </w:rPr>
+      </w:pPr>
+      <w:r>
+        <w:rPr>
+          <w:rFonts w:hint="default" w:ascii="Times New Roman" w:hAnsi="Times New Roman" w:eastAsia="SimSun" w:cs="Times New Roman"/>
+          <w:b/>
+          <w:bCs/>
+          <w:i w:val="0"/>
+          <w:iCs w:val="0"/>
+          <w:sz w:val="24"/>
+          <w:szCs w:val="24"/>
+          <w:lang w:val="en-US"/>
+        </w:rPr>
+        <w:t>Mô tả kịch bản test Postman:</w:t>
+      </w:r>
+    </w:p>
+    <w:p>
+      <w:pPr>
+        <w:numPr>
+          <w:numId w:val="0"/>
+        </w:numPr>
+        <w:spacing w:line="360" w:lineRule="auto"/>
+        <w:ind w:leftChars="0"/>
+        <w:rPr>
+          <w:rFonts w:hint="default" w:ascii="Times New Roman" w:hAnsi="Times New Roman" w:eastAsia="SimSun" w:cs="Times New Roman"/>
+          <w:b w:val="0"/>
+          <w:bCs w:val="0"/>
+          <w:i w:val="0"/>
+          <w:iCs w:val="0"/>
+          <w:sz w:val="24"/>
+          <w:szCs w:val="24"/>
+          <w:lang w:val="en-US"/>
+        </w:rPr>
+      </w:pPr>
+      <w:r>
+        <w:rPr>
+          <w:rFonts w:hint="default" w:ascii="Times New Roman" w:hAnsi="Times New Roman" w:eastAsia="SimSun" w:cs="Times New Roman"/>
+          <w:b w:val="0"/>
+          <w:bCs w:val="0"/>
+          <w:i w:val="0"/>
+          <w:iCs w:val="0"/>
+          <w:sz w:val="24"/>
+          <w:szCs w:val="24"/>
+          <w:lang w:val="en-US"/>
+        </w:rPr>
+        <w:t xml:space="preserve">Người đăng ký tài khoản với các trường </w:t>
+      </w:r>
+    </w:p>
+    <w:p>
+      <w:pPr>
+        <w:keepNext w:val="0"/>
+        <w:keepLines w:val="0"/>
+        <w:pageBreakBefore w:val="0"/>
+        <w:widowControl/>
+        <w:numPr>
+          <w:numId w:val="0"/>
+        </w:numPr>
+        <w:kinsoku/>
+        <w:wordWrap/>
+        <w:overflowPunct/>
+        <w:topLinePunct w:val="0"/>
+        <w:autoSpaceDE/>
+        <w:autoSpaceDN/>
+        <w:bidi w:val="0"/>
+        <w:adjustRightInd/>
+        <w:snapToGrid/>
+        <w:spacing w:line="168" w:lineRule="auto"/>
+        <w:ind w:leftChars="0"/>
+        <w:textAlignment w:val="auto"/>
+        <w:rPr>
+          <w:rFonts w:hint="default" w:ascii="Times New Roman" w:hAnsi="Times New Roman" w:eastAsia="SimSun" w:cs="Times New Roman"/>
+          <w:b w:val="0"/>
+          <w:bCs w:val="0"/>
+          <w:i w:val="0"/>
+          <w:iCs w:val="0"/>
+          <w:sz w:val="24"/>
+          <w:szCs w:val="24"/>
+          <w:lang w:val="en-US"/>
+        </w:rPr>
+      </w:pPr>
+      <w:r>
+        <w:rPr>
+          <w:rFonts w:hint="default" w:ascii="Times New Roman" w:hAnsi="Times New Roman" w:eastAsia="SimSun" w:cs="Times New Roman"/>
+          <w:b w:val="0"/>
+          <w:bCs w:val="0"/>
+          <w:i w:val="0"/>
+          <w:iCs w:val="0"/>
+          <w:sz w:val="24"/>
+          <w:szCs w:val="24"/>
+          <w:lang w:val="en-US"/>
+        </w:rPr>
+        <w:t>{</w:t>
+      </w:r>
+    </w:p>
+    <w:p>
+      <w:pPr>
+        <w:keepNext w:val="0"/>
+        <w:keepLines w:val="0"/>
+        <w:pageBreakBefore w:val="0"/>
+        <w:widowControl/>
+        <w:numPr>
+          <w:numId w:val="0"/>
+        </w:numPr>
+        <w:kinsoku/>
+        <w:wordWrap/>
+        <w:overflowPunct/>
+        <w:topLinePunct w:val="0"/>
+        <w:autoSpaceDE/>
+        <w:autoSpaceDN/>
+        <w:bidi w:val="0"/>
+        <w:adjustRightInd/>
+        <w:snapToGrid/>
+        <w:spacing w:line="168" w:lineRule="auto"/>
+        <w:ind w:leftChars="0" w:firstLine="720" w:firstLineChars="0"/>
+        <w:textAlignment w:val="auto"/>
+        <w:rPr>
+          <w:rFonts w:hint="default" w:ascii="Times New Roman" w:hAnsi="Times New Roman" w:eastAsia="SimSun" w:cs="Times New Roman"/>
+          <w:b w:val="0"/>
+          <w:bCs w:val="0"/>
+          <w:i w:val="0"/>
+          <w:iCs w:val="0"/>
+          <w:sz w:val="24"/>
+          <w:szCs w:val="24"/>
+          <w:lang w:val="en-US"/>
+        </w:rPr>
+      </w:pPr>
+      <w:r>
+        <w:rPr>
+          <w:rFonts w:hint="default" w:ascii="Times New Roman" w:hAnsi="Times New Roman" w:eastAsia="SimSun" w:cs="Times New Roman"/>
+          <w:b w:val="0"/>
+          <w:bCs w:val="0"/>
+          <w:i w:val="0"/>
+          <w:iCs w:val="0"/>
+          <w:sz w:val="24"/>
+          <w:szCs w:val="24"/>
+          <w:lang w:val="en-US"/>
+        </w:rPr>
+        <w:t xml:space="preserve">Email: </w:t>
+      </w:r>
+      <w:r>
+        <w:rPr>
+          <w:rFonts w:hint="default" w:ascii="Times New Roman" w:hAnsi="Times New Roman" w:eastAsia="SimSun" w:cs="Times New Roman"/>
+          <w:b w:val="0"/>
+          <w:bCs w:val="0"/>
+          <w:i w:val="0"/>
+          <w:iCs w:val="0"/>
+          <w:sz w:val="24"/>
+          <w:szCs w:val="24"/>
+          <w:lang w:val="en-US"/>
+        </w:rPr>
+        <w:fldChar w:fldCharType="begin"/>
+      </w:r>
+      <w:r>
+        <w:rPr>
+          <w:rFonts w:hint="default" w:ascii="Times New Roman" w:hAnsi="Times New Roman" w:eastAsia="SimSun" w:cs="Times New Roman"/>
+          <w:b w:val="0"/>
+          <w:bCs w:val="0"/>
+          <w:i w:val="0"/>
+          <w:iCs w:val="0"/>
+          <w:sz w:val="24"/>
+          <w:szCs w:val="24"/>
+          <w:lang w:val="en-US"/>
+        </w:rPr>
+        <w:instrText xml:space="preserve"> HYPERLINK "mailto:0306231022@caothang.edu.vn" </w:instrText>
+      </w:r>
+      <w:r>
+        <w:rPr>
+          <w:rFonts w:hint="default" w:ascii="Times New Roman" w:hAnsi="Times New Roman" w:eastAsia="SimSun" w:cs="Times New Roman"/>
+          <w:b w:val="0"/>
+          <w:bCs w:val="0"/>
+          <w:i w:val="0"/>
+          <w:iCs w:val="0"/>
+          <w:sz w:val="24"/>
+          <w:szCs w:val="24"/>
+          <w:lang w:val="en-US"/>
+        </w:rPr>
+        <w:fldChar w:fldCharType="separate"/>
+      </w:r>
+      <w:r>
+        <w:rPr>
+          <w:rStyle w:val="9"/>
+          <w:rFonts w:hint="default" w:ascii="Times New Roman" w:hAnsi="Times New Roman" w:eastAsia="SimSun" w:cs="Times New Roman"/>
+          <w:b w:val="0"/>
+          <w:bCs w:val="0"/>
+          <w:i w:val="0"/>
+          <w:iCs w:val="0"/>
+          <w:sz w:val="24"/>
+          <w:szCs w:val="24"/>
+          <w:lang w:val="en-US"/>
+        </w:rPr>
+        <w:t>0306231022@caothang.edu.vn</w:t>
+      </w:r>
+      <w:r>
+        <w:rPr>
+          <w:rFonts w:hint="default" w:ascii="Times New Roman" w:hAnsi="Times New Roman" w:eastAsia="SimSun" w:cs="Times New Roman"/>
+          <w:b w:val="0"/>
+          <w:bCs w:val="0"/>
+          <w:i w:val="0"/>
+          <w:iCs w:val="0"/>
+          <w:sz w:val="24"/>
+          <w:szCs w:val="24"/>
+          <w:lang w:val="en-US"/>
+        </w:rPr>
+        <w:fldChar w:fldCharType="end"/>
+      </w:r>
+    </w:p>
+    <w:p>
+      <w:pPr>
+        <w:keepNext w:val="0"/>
+        <w:keepLines w:val="0"/>
+        <w:pageBreakBefore w:val="0"/>
+        <w:widowControl/>
+        <w:numPr>
+          <w:numId w:val="0"/>
+        </w:numPr>
+        <w:kinsoku/>
+        <w:wordWrap/>
+        <w:overflowPunct/>
+        <w:topLinePunct w:val="0"/>
+        <w:autoSpaceDE/>
+        <w:autoSpaceDN/>
+        <w:bidi w:val="0"/>
+        <w:adjustRightInd/>
+        <w:snapToGrid/>
+        <w:spacing w:line="168" w:lineRule="auto"/>
+        <w:ind w:leftChars="0" w:firstLine="720" w:firstLineChars="0"/>
+        <w:textAlignment w:val="auto"/>
+        <w:rPr>
+          <w:rFonts w:hint="default" w:ascii="Times New Roman" w:hAnsi="Times New Roman" w:eastAsia="SimSun" w:cs="Times New Roman"/>
+          <w:b w:val="0"/>
+          <w:bCs w:val="0"/>
+          <w:i w:val="0"/>
+          <w:iCs w:val="0"/>
+          <w:sz w:val="24"/>
+          <w:szCs w:val="24"/>
+          <w:lang w:val="en-US"/>
+        </w:rPr>
+      </w:pPr>
+      <w:r>
+        <w:rPr>
+          <w:rFonts w:hint="default" w:ascii="Times New Roman" w:hAnsi="Times New Roman" w:eastAsia="SimSun" w:cs="Times New Roman"/>
+          <w:b w:val="0"/>
+          <w:bCs w:val="0"/>
+          <w:i w:val="0"/>
+          <w:iCs w:val="0"/>
+          <w:sz w:val="24"/>
+          <w:szCs w:val="24"/>
+          <w:lang w:val="en-US"/>
+        </w:rPr>
+        <w:t>TenND: Võ Thành Thoại</w:t>
+      </w:r>
+    </w:p>
+    <w:p>
+      <w:pPr>
+        <w:keepNext w:val="0"/>
+        <w:keepLines w:val="0"/>
+        <w:pageBreakBefore w:val="0"/>
+        <w:widowControl/>
+        <w:numPr>
+          <w:numId w:val="0"/>
+        </w:numPr>
+        <w:kinsoku/>
+        <w:wordWrap/>
+        <w:overflowPunct/>
+        <w:topLinePunct w:val="0"/>
+        <w:autoSpaceDE/>
+        <w:autoSpaceDN/>
+        <w:bidi w:val="0"/>
+        <w:adjustRightInd/>
+        <w:snapToGrid/>
+        <w:spacing w:line="168" w:lineRule="auto"/>
+        <w:ind w:leftChars="0" w:firstLine="720" w:firstLineChars="0"/>
+        <w:textAlignment w:val="auto"/>
+        <w:rPr>
+          <w:rFonts w:hint="default" w:ascii="Times New Roman" w:hAnsi="Times New Roman" w:eastAsia="SimSun" w:cs="Times New Roman"/>
+          <w:b w:val="0"/>
+          <w:bCs w:val="0"/>
+          <w:i w:val="0"/>
+          <w:iCs w:val="0"/>
+          <w:sz w:val="24"/>
+          <w:szCs w:val="24"/>
+          <w:lang w:val="en-US"/>
+        </w:rPr>
+      </w:pPr>
+      <w:r>
+        <w:rPr>
+          <w:rFonts w:hint="default" w:ascii="Times New Roman" w:hAnsi="Times New Roman" w:eastAsia="SimSun" w:cs="Times New Roman"/>
+          <w:b w:val="0"/>
+          <w:bCs w:val="0"/>
+          <w:i w:val="0"/>
+          <w:iCs w:val="0"/>
+          <w:sz w:val="24"/>
+          <w:szCs w:val="24"/>
+          <w:lang w:val="en-US"/>
+        </w:rPr>
+        <w:t>MatKhau:0123456789</w:t>
+      </w:r>
+    </w:p>
+    <w:p>
+      <w:pPr>
+        <w:keepNext w:val="0"/>
+        <w:keepLines w:val="0"/>
+        <w:pageBreakBefore w:val="0"/>
+        <w:widowControl/>
+        <w:numPr>
+          <w:numId w:val="0"/>
+        </w:numPr>
+        <w:kinsoku/>
+        <w:wordWrap/>
+        <w:overflowPunct/>
+        <w:topLinePunct w:val="0"/>
+        <w:autoSpaceDE/>
+        <w:autoSpaceDN/>
+        <w:bidi w:val="0"/>
+        <w:adjustRightInd/>
+        <w:snapToGrid/>
+        <w:spacing w:line="168" w:lineRule="auto"/>
+        <w:ind w:leftChars="0" w:firstLine="720" w:firstLineChars="0"/>
+        <w:textAlignment w:val="auto"/>
+        <w:rPr>
+          <w:rFonts w:hint="default" w:ascii="Times New Roman" w:hAnsi="Times New Roman" w:eastAsia="SimSun" w:cs="Times New Roman"/>
+          <w:b w:val="0"/>
+          <w:bCs w:val="0"/>
+          <w:i w:val="0"/>
+          <w:iCs w:val="0"/>
+          <w:sz w:val="24"/>
+          <w:szCs w:val="24"/>
+          <w:lang w:val="en-US"/>
+        </w:rPr>
+      </w:pPr>
+      <w:r>
+        <w:rPr>
+          <w:rFonts w:hint="default" w:ascii="Times New Roman" w:hAnsi="Times New Roman" w:eastAsia="SimSun" w:cs="Times New Roman"/>
+          <w:b w:val="0"/>
+          <w:bCs w:val="0"/>
+          <w:i w:val="0"/>
+          <w:iCs w:val="0"/>
+          <w:sz w:val="24"/>
+          <w:szCs w:val="24"/>
+          <w:lang w:val="en-US"/>
+        </w:rPr>
+        <w:t>XacNhanMatKhau: 0123456789</w:t>
+      </w:r>
+    </w:p>
+    <w:p>
+      <w:pPr>
+        <w:keepNext w:val="0"/>
+        <w:keepLines w:val="0"/>
+        <w:pageBreakBefore w:val="0"/>
+        <w:widowControl/>
+        <w:numPr>
+          <w:numId w:val="0"/>
+        </w:numPr>
+        <w:kinsoku/>
+        <w:wordWrap/>
+        <w:overflowPunct/>
+        <w:topLinePunct w:val="0"/>
+        <w:autoSpaceDE/>
+        <w:autoSpaceDN/>
+        <w:bidi w:val="0"/>
+        <w:adjustRightInd/>
+        <w:snapToGrid/>
+        <w:spacing w:line="168" w:lineRule="auto"/>
+        <w:ind w:leftChars="0" w:firstLine="720" w:firstLineChars="0"/>
+        <w:textAlignment w:val="auto"/>
+        <w:rPr>
+          <w:rFonts w:hint="default" w:ascii="Times New Roman" w:hAnsi="Times New Roman" w:eastAsia="SimSun" w:cs="Times New Roman"/>
+          <w:b w:val="0"/>
+          <w:bCs w:val="0"/>
+          <w:i w:val="0"/>
+          <w:iCs w:val="0"/>
+          <w:sz w:val="24"/>
+          <w:szCs w:val="24"/>
+          <w:lang w:val="en-US"/>
+        </w:rPr>
+      </w:pPr>
+      <w:r>
+        <w:rPr>
+          <w:rFonts w:hint="default" w:ascii="Times New Roman" w:hAnsi="Times New Roman" w:eastAsia="SimSun" w:cs="Times New Roman"/>
+          <w:b w:val="0"/>
+          <w:bCs w:val="0"/>
+          <w:i w:val="0"/>
+          <w:iCs w:val="0"/>
+          <w:sz w:val="24"/>
+          <w:szCs w:val="24"/>
+          <w:lang w:val="en-US"/>
+        </w:rPr>
+        <w:t xml:space="preserve">OTP: </w:t>
+      </w:r>
+    </w:p>
+    <w:p>
+      <w:pPr>
+        <w:keepNext w:val="0"/>
+        <w:keepLines w:val="0"/>
+        <w:pageBreakBefore w:val="0"/>
+        <w:widowControl/>
+        <w:numPr>
+          <w:numId w:val="0"/>
+        </w:numPr>
+        <w:kinsoku/>
+        <w:wordWrap/>
+        <w:overflowPunct/>
+        <w:topLinePunct w:val="0"/>
+        <w:autoSpaceDE/>
+        <w:autoSpaceDN/>
+        <w:bidi w:val="0"/>
+        <w:adjustRightInd/>
+        <w:snapToGrid/>
+        <w:spacing w:line="168" w:lineRule="auto"/>
+        <w:ind w:leftChars="0"/>
+        <w:textAlignment w:val="auto"/>
+        <w:rPr>
+          <w:rFonts w:hint="default" w:ascii="Times New Roman" w:hAnsi="Times New Roman" w:eastAsia="SimSun" w:cs="Times New Roman"/>
+          <w:b w:val="0"/>
+          <w:bCs w:val="0"/>
+          <w:i w:val="0"/>
+          <w:iCs w:val="0"/>
+          <w:sz w:val="24"/>
+          <w:szCs w:val="24"/>
+          <w:lang w:val="en-US"/>
+        </w:rPr>
+      </w:pPr>
+      <w:r>
+        <w:rPr>
+          <w:rFonts w:hint="default" w:ascii="Times New Roman" w:hAnsi="Times New Roman" w:eastAsia="SimSun" w:cs="Times New Roman"/>
+          <w:b w:val="0"/>
+          <w:bCs w:val="0"/>
+          <w:i w:val="0"/>
+          <w:iCs w:val="0"/>
+          <w:sz w:val="24"/>
+          <w:szCs w:val="24"/>
+          <w:lang w:val="en-US"/>
+        </w:rPr>
+        <w:t>}</w:t>
+      </w:r>
+    </w:p>
+    <w:p>
+      <w:pPr>
+        <w:pStyle w:val="12"/>
+        <w:numPr>
+          <w:ilvl w:val="0"/>
+          <w:numId w:val="0"/>
+        </w:numPr>
+        <w:tabs>
+          <w:tab w:val="left" w:pos="420"/>
+        </w:tabs>
+        <w:jc w:val="both"/>
+        <w:rPr>
+          <w:rFonts w:hint="default" w:ascii="Times New Roman" w:hAnsi="Times New Roman" w:cs="Times New Roman"/>
+          <w:i/>
+          <w:iCs/>
+          <w:sz w:val="26"/>
+          <w:szCs w:val="26"/>
+          <w:lang w:val="en-US"/>
+        </w:rPr>
+      </w:pPr>
+      <w:r>
+        <w:rPr>
+          <w:rFonts w:hint="default" w:ascii="Times New Roman" w:hAnsi="Times New Roman" w:cs="Times New Roman"/>
+          <w:sz w:val="26"/>
+          <w:szCs w:val="26"/>
+          <w:lang w:val="en-US"/>
+        </w:rPr>
+        <w:t>Bước 1: sau khi người dùng nhấn gửi, hệ thống xác thực email, tạo OTP và gửi mã về OTP đó thông qua url :</w:t>
+      </w:r>
+      <w:r>
+        <w:rPr>
+          <w:rFonts w:hint="default" w:ascii="Times New Roman" w:hAnsi="Times New Roman" w:cs="Times New Roman"/>
+          <w:i/>
+          <w:iCs/>
+          <w:sz w:val="26"/>
+          <w:szCs w:val="26"/>
+          <w:lang w:val="en-US"/>
+        </w:rPr>
+        <w:t xml:space="preserve"> POST /api/NguoiDung/XacThucOTP</w:t>
+      </w:r>
+    </w:p>
+    <w:p>
+      <w:r>
+        <w:rPr>
+          <w:rFonts w:hint="default" w:ascii="Times New Roman" w:hAnsi="Times New Roman" w:cs="Times New Roman"/>
+          <w:b/>
+          <w:bCs/>
+          <w:sz w:val="28"/>
+          <w:szCs w:val="28"/>
+          <w:lang w:val="en-US"/>
+        </w:rPr>
+        <w:t xml:space="preserve"> </w:t>
+      </w:r>
+      <w:r>
+        <w:drawing>
+          <wp:inline distT="0" distB="0" distL="114300" distR="114300">
+            <wp:extent cx="5261610" cy="2778760"/>
+            <wp:effectExtent l="0" t="0" r="15240" b="2540"/>
+            <wp:docPr id="2" name="Picture 2"/>
+            <wp:cNvGraphicFramePr>
+              <a:graphicFrameLocks xmlns:a="http://schemas.openxmlformats.org/drawingml/2006/main" noChangeAspect="1"/>
+            </wp:cNvGraphicFramePr>
+            <a:graphic xmlns:a="http://schemas.openxmlformats.org/drawingml/2006/main">
+              <a:graphicData uri="http://schemas.openxmlformats.org/drawingml/2006/picture">
+                <pic:pic xmlns:pic="http://schemas.openxmlformats.org/drawingml/2006/picture">
+                  <pic:nvPicPr>
+                    <pic:cNvPr id="2" name="Picture 2"/>
+                    <pic:cNvPicPr>
+                      <a:picLocks noChangeAspect="1"/>
+                    </pic:cNvPicPr>
+                  </pic:nvPicPr>
+                  <pic:blipFill>
+                    <a:blip r:embed="rId5"/>
+                    <a:stretch>
+                      <a:fillRect/>
+                    </a:stretch>
+                  </pic:blipFill>
+                  <pic:spPr>
+                    <a:xfrm>
+                      <a:off x="0" y="0"/>
+                      <a:ext cx="5261610" cy="2778760"/>
+                    </a:xfrm>
+                    <a:prstGeom prst="rect">
+                      <a:avLst/>
+                    </a:prstGeom>
+                    <a:noFill/>
+                    <a:ln>
+                      <a:noFill/>
+                    </a:ln>
+                  </pic:spPr>
+                </pic:pic>
+              </a:graphicData>
+            </a:graphic>
+          </wp:inline>
+        </w:drawing>
+      </w:r>
+    </w:p>
+    <w:p/>
+    <w:p>
+      <w:pPr>
+        <w:jc w:val="center"/>
+        <w:rPr>
+          <w:rFonts w:hint="default"/>
+          <w:lang w:val="en-US"/>
+        </w:rPr>
+      </w:pPr>
+      <w:r>
+        <w:rPr>
+          <w:rFonts w:hint="default"/>
+          <w:lang w:val="en-US"/>
+        </w:rPr>
+        <w:t>Hình 4-2: Xác thực OTP</w:t>
+      </w:r>
+    </w:p>
+    <w:p>
+      <w:pPr>
+        <w:jc w:val="both"/>
+        <w:rPr>
+          <w:rFonts w:hint="default"/>
+          <w:lang w:val="en-US"/>
+        </w:rPr>
+      </w:pPr>
+      <w:r>
+        <w:rPr>
+          <w:rFonts w:hint="default"/>
+          <w:lang w:val="en-US"/>
+        </w:rPr>
+        <w:t>Bước 2: Người dùng check email, nhập mã OTP và nhấn gửi. Hệ thống sẽ kiểm tra thông tin, xác thực OTP</w:t>
+      </w:r>
+    </w:p>
+    <w:p>
+      <w:pPr>
+        <w:jc w:val="both"/>
+      </w:pPr>
+      <w:r>
+        <w:drawing>
+          <wp:inline distT="0" distB="0" distL="114300" distR="114300">
+            <wp:extent cx="5268595" cy="2791460"/>
+            <wp:effectExtent l="0" t="0" r="8255" b="8890"/>
+            <wp:docPr id="3" name="Picture 3"/>
+            <wp:cNvGraphicFramePr>
+              <a:graphicFrameLocks xmlns:a="http://schemas.openxmlformats.org/drawingml/2006/main" noChangeAspect="1"/>
+            </wp:cNvGraphicFramePr>
+            <a:graphic xmlns:a="http://schemas.openxmlformats.org/drawingml/2006/main">
+              <a:graphicData uri="http://schemas.openxmlformats.org/drawingml/2006/picture">
+                <pic:pic xmlns:pic="http://schemas.openxmlformats.org/drawingml/2006/picture">
+                  <pic:nvPicPr>
+                    <pic:cNvPr id="3" name="Picture 3"/>
+                    <pic:cNvPicPr>
+                      <a:picLocks noChangeAspect="1"/>
+                    </pic:cNvPicPr>
+                  </pic:nvPicPr>
+                  <pic:blipFill>
+                    <a:blip r:embed="rId6"/>
+                    <a:stretch>
+                      <a:fillRect/>
+                    </a:stretch>
+                  </pic:blipFill>
+                  <pic:spPr>
+                    <a:xfrm>
+                      <a:off x="0" y="0"/>
+                      <a:ext cx="5268595" cy="2791460"/>
+                    </a:xfrm>
+                    <a:prstGeom prst="rect">
+                      <a:avLst/>
+                    </a:prstGeom>
+                    <a:noFill/>
+                    <a:ln>
+                      <a:noFill/>
+                    </a:ln>
+                  </pic:spPr>
+                </pic:pic>
+              </a:graphicData>
+            </a:graphic>
+          </wp:inline>
+        </w:drawing>
+      </w:r>
+    </w:p>
+    <w:p>
+      <w:pPr>
+        <w:jc w:val="center"/>
+        <w:rPr>
+          <w:rFonts w:hint="default" w:ascii="Times New Roman" w:hAnsi="Times New Roman" w:cs="Times New Roman"/>
+          <w:i/>
+          <w:iCs/>
+          <w:sz w:val="24"/>
+          <w:szCs w:val="24"/>
+          <w:lang w:val="en-US"/>
+        </w:rPr>
+      </w:pPr>
+    </w:p>
+    <w:p>
+      <w:pPr>
+        <w:jc w:val="center"/>
+        <w:rPr>
+          <w:rFonts w:hint="default" w:ascii="Times New Roman" w:hAnsi="Times New Roman" w:cs="Times New Roman"/>
+          <w:i/>
+          <w:iCs/>
+          <w:sz w:val="24"/>
+          <w:szCs w:val="24"/>
+          <w:lang w:val="en-US"/>
+        </w:rPr>
+      </w:pPr>
+      <w:r>
+        <w:rPr>
+          <w:rFonts w:hint="default" w:ascii="Times New Roman" w:hAnsi="Times New Roman" w:cs="Times New Roman"/>
+          <w:i/>
+          <w:iCs/>
+          <w:sz w:val="24"/>
+          <w:szCs w:val="24"/>
+          <w:lang w:val="en-US"/>
+        </w:rPr>
+        <w:t>Hình 4-3 đăng ký thành công</w:t>
+      </w:r>
+    </w:p>
+    <w:p>
+      <w:pPr>
+        <w:jc w:val="both"/>
+        <w:rPr>
+          <w:rFonts w:hint="default" w:ascii="Times New Roman" w:hAnsi="Times New Roman" w:cs="Times New Roman"/>
+          <w:i/>
+          <w:iCs/>
+          <w:sz w:val="24"/>
+          <w:szCs w:val="24"/>
+          <w:lang w:val="en-US"/>
+        </w:rPr>
+      </w:pPr>
+    </w:p>
+    <w:p>
+      <w:pPr>
+        <w:jc w:val="both"/>
+        <w:rPr>
+          <w:rFonts w:hint="default" w:ascii="Times New Roman" w:hAnsi="Times New Roman" w:cs="Times New Roman"/>
+          <w:b/>
+          <w:bCs/>
+          <w:i w:val="0"/>
+          <w:iCs w:val="0"/>
+          <w:sz w:val="24"/>
+          <w:szCs w:val="24"/>
+          <w:lang w:val="en-US"/>
+        </w:rPr>
+      </w:pPr>
+      <w:r>
+        <w:rPr>
+          <w:rFonts w:hint="default" w:ascii="Times New Roman" w:hAnsi="Times New Roman" w:cs="Times New Roman"/>
+          <w:b/>
+          <w:bCs/>
+          <w:i w:val="0"/>
+          <w:iCs w:val="0"/>
+          <w:sz w:val="24"/>
+          <w:szCs w:val="24"/>
+          <w:lang w:val="en-US"/>
+        </w:rPr>
+        <w:t>4.2.3 Chức năng thêm không gian</w:t>
+      </w:r>
+    </w:p>
+    <w:p>
+      <w:pPr>
+        <w:ind w:firstLine="720" w:firstLineChars="0"/>
+        <w:jc w:val="both"/>
+        <w:rPr>
+          <w:rFonts w:hint="default" w:ascii="Times New Roman" w:hAnsi="Times New Roman" w:cs="Times New Roman"/>
+          <w:i w:val="0"/>
+          <w:iCs w:val="0"/>
+          <w:sz w:val="24"/>
+          <w:szCs w:val="24"/>
+          <w:lang w:val="en-US"/>
+        </w:rPr>
+      </w:pPr>
+      <w:r>
+        <w:rPr>
+          <w:rFonts w:hint="default" w:ascii="Times New Roman" w:hAnsi="Times New Roman" w:cs="Times New Roman"/>
+          <w:i w:val="0"/>
+          <w:iCs w:val="0"/>
+          <w:sz w:val="24"/>
+          <w:szCs w:val="24"/>
+          <w:lang w:val="en-US"/>
+        </w:rPr>
+        <w:t>Đây là chức năng cho phép admin thêm 1 không gian mới phụ vụ cho việc kinh doanh</w:t>
+      </w:r>
+    </w:p>
+    <w:p>
+      <w:pPr>
+        <w:numPr>
+          <w:ilvl w:val="0"/>
+          <w:numId w:val="2"/>
+        </w:numPr>
+        <w:spacing w:line="360" w:lineRule="auto"/>
+        <w:ind w:left="420" w:leftChars="0" w:hanging="420" w:firstLineChars="0"/>
+        <w:rPr>
+          <w:rFonts w:hint="default" w:ascii="Times New Roman" w:hAnsi="Times New Roman" w:eastAsia="SimSun" w:cs="Times New Roman"/>
+          <w:i/>
+          <w:iCs/>
+          <w:sz w:val="24"/>
+          <w:szCs w:val="24"/>
+          <w:lang w:val="en-US"/>
+        </w:rPr>
+      </w:pPr>
+      <w:r>
+        <w:rPr>
+          <w:rFonts w:hint="default" w:ascii="Times New Roman" w:hAnsi="Times New Roman" w:eastAsia="SimSun" w:cs="Times New Roman"/>
+          <w:b/>
+          <w:bCs/>
+          <w:sz w:val="24"/>
+          <w:szCs w:val="24"/>
+          <w:lang w:val="en-US"/>
+        </w:rPr>
+        <w:t xml:space="preserve">Url </w:t>
+      </w:r>
+      <w:r>
+        <w:rPr>
+          <w:rFonts w:hint="default" w:ascii="Times New Roman" w:hAnsi="Times New Roman" w:eastAsia="SimSun" w:cs="Times New Roman"/>
+          <w:sz w:val="24"/>
+          <w:szCs w:val="24"/>
+          <w:lang w:val="en-US"/>
+        </w:rPr>
+        <w:t xml:space="preserve">: </w:t>
+      </w:r>
+      <w:r>
+        <w:rPr>
+          <w:rFonts w:hint="default" w:ascii="Times New Roman" w:hAnsi="Times New Roman" w:eastAsia="SimSun" w:cs="Times New Roman"/>
+          <w:i/>
+          <w:iCs/>
+          <w:sz w:val="24"/>
+          <w:szCs w:val="24"/>
+          <w:lang w:val="en-US"/>
+        </w:rPr>
+        <w:t>POST /api/admin/ThemKhongGian</w:t>
+      </w:r>
+    </w:p>
+    <w:p>
+      <w:pPr>
+        <w:numPr>
+          <w:ilvl w:val="0"/>
+          <w:numId w:val="2"/>
+        </w:numPr>
+        <w:spacing w:line="360" w:lineRule="auto"/>
+        <w:ind w:left="420" w:leftChars="0" w:hanging="420" w:firstLineChars="0"/>
+        <w:rPr>
+          <w:rFonts w:hint="default" w:ascii="Times New Roman" w:hAnsi="Times New Roman" w:eastAsia="SimSun" w:cs="Times New Roman"/>
+          <w:b w:val="0"/>
+          <w:bCs w:val="0"/>
+          <w:i/>
+          <w:iCs/>
+          <w:sz w:val="24"/>
+          <w:szCs w:val="24"/>
+          <w:lang w:val="en-US"/>
+        </w:rPr>
+      </w:pPr>
+      <w:r>
+        <w:rPr>
+          <w:rFonts w:hint="default" w:ascii="Times New Roman" w:hAnsi="Times New Roman" w:eastAsia="SimSun" w:cs="Times New Roman"/>
+          <w:b/>
+          <w:bCs/>
+          <w:sz w:val="24"/>
+          <w:szCs w:val="24"/>
+          <w:lang w:val="en-US"/>
+        </w:rPr>
+        <w:t xml:space="preserve">Link git đến Controller : </w:t>
+      </w:r>
+      <w:r>
+        <w:rPr>
+          <w:rFonts w:hint="default" w:ascii="Times New Roman" w:hAnsi="Times New Roman" w:eastAsia="SimSun" w:cs="Times New Roman"/>
+          <w:b w:val="0"/>
+          <w:bCs w:val="0"/>
+          <w:i/>
+          <w:iCs/>
+          <w:sz w:val="24"/>
+          <w:szCs w:val="24"/>
+          <w:lang w:val="en-US"/>
+        </w:rPr>
+        <w:fldChar w:fldCharType="begin"/>
+      </w:r>
+      <w:r>
+        <w:rPr>
+          <w:rFonts w:hint="default" w:ascii="Times New Roman" w:hAnsi="Times New Roman" w:eastAsia="SimSun" w:cs="Times New Roman"/>
+          <w:b w:val="0"/>
+          <w:bCs w:val="0"/>
+          <w:i/>
+          <w:iCs/>
+          <w:sz w:val="24"/>
+          <w:szCs w:val="24"/>
+          <w:lang w:val="en-US"/>
+        </w:rPr>
+        <w:instrText xml:space="preserve"> HYPERLINK "https://github.com/0306231022-ship-it/Website_Co-Lab_Workspace/blob/NgocHieu/backend/controllers/KhongGianController.js" </w:instrText>
+      </w:r>
+      <w:r>
+        <w:rPr>
+          <w:rFonts w:hint="default" w:ascii="Times New Roman" w:hAnsi="Times New Roman" w:eastAsia="SimSun" w:cs="Times New Roman"/>
+          <w:b w:val="0"/>
+          <w:bCs w:val="0"/>
+          <w:i/>
+          <w:iCs/>
+          <w:sz w:val="24"/>
+          <w:szCs w:val="24"/>
+          <w:lang w:val="en-US"/>
+        </w:rPr>
+        <w:fldChar w:fldCharType="separate"/>
+      </w:r>
+      <w:r>
+        <w:rPr>
+          <w:rStyle w:val="9"/>
+          <w:rFonts w:hint="default" w:ascii="Times New Roman" w:hAnsi="Times New Roman" w:eastAsia="SimSun" w:cs="Times New Roman"/>
+          <w:b w:val="0"/>
+          <w:bCs w:val="0"/>
+          <w:i/>
+          <w:iCs/>
+          <w:sz w:val="24"/>
+          <w:szCs w:val="24"/>
+          <w:lang w:val="en-US"/>
+        </w:rPr>
+        <w:t>https://github.com/0306231022-ship-it/Website_Co-Lab_Workspace/blob/NgocHieu/backend/controllers/KhongGianController.js</w:t>
+      </w:r>
+      <w:r>
+        <w:rPr>
+          <w:rFonts w:hint="default" w:ascii="Times New Roman" w:hAnsi="Times New Roman" w:eastAsia="SimSun" w:cs="Times New Roman"/>
+          <w:b w:val="0"/>
+          <w:bCs w:val="0"/>
+          <w:i/>
+          <w:iCs/>
+          <w:sz w:val="24"/>
+          <w:szCs w:val="24"/>
+          <w:lang w:val="en-US"/>
+        </w:rPr>
+        <w:fldChar w:fldCharType="end"/>
+      </w:r>
+    </w:p>
+    <w:p>
+      <w:pPr>
+        <w:numPr>
+          <w:ilvl w:val="0"/>
+          <w:numId w:val="2"/>
+        </w:numPr>
+        <w:spacing w:line="360" w:lineRule="auto"/>
+        <w:ind w:left="420" w:leftChars="0" w:hanging="420" w:firstLineChars="0"/>
+        <w:rPr>
+          <w:rFonts w:hint="default" w:ascii="Times New Roman" w:hAnsi="Times New Roman" w:eastAsia="SimSun" w:cs="Times New Roman"/>
+          <w:b w:val="0"/>
+          <w:bCs w:val="0"/>
+          <w:i/>
+          <w:iCs/>
+          <w:sz w:val="24"/>
+          <w:szCs w:val="24"/>
+          <w:lang w:val="en-US"/>
+        </w:rPr>
+      </w:pPr>
+      <w:r>
+        <w:rPr>
+          <w:rFonts w:hint="default" w:ascii="Times New Roman" w:hAnsi="Times New Roman" w:eastAsia="SimSun" w:cs="Times New Roman"/>
+          <w:b/>
+          <w:bCs/>
+          <w:i w:val="0"/>
+          <w:iCs w:val="0"/>
+          <w:sz w:val="24"/>
+          <w:szCs w:val="24"/>
+          <w:lang w:val="en-US"/>
+        </w:rPr>
+        <w:t xml:space="preserve">Link git đến model : </w:t>
+      </w:r>
+      <w:r>
+        <w:rPr>
+          <w:rFonts w:hint="default" w:ascii="Times New Roman" w:hAnsi="Times New Roman" w:eastAsia="SimSun" w:cs="Times New Roman"/>
+          <w:b w:val="0"/>
+          <w:bCs w:val="0"/>
+          <w:i/>
+          <w:iCs/>
+          <w:sz w:val="24"/>
+          <w:szCs w:val="24"/>
+          <w:lang w:val="en-US"/>
+        </w:rPr>
+        <w:fldChar w:fldCharType="begin"/>
+      </w:r>
+      <w:r>
+        <w:rPr>
+          <w:rFonts w:hint="default" w:ascii="Times New Roman" w:hAnsi="Times New Roman" w:eastAsia="SimSun" w:cs="Times New Roman"/>
+          <w:b w:val="0"/>
+          <w:bCs w:val="0"/>
+          <w:i/>
+          <w:iCs/>
+          <w:sz w:val="24"/>
+          <w:szCs w:val="24"/>
+          <w:lang w:val="en-US"/>
+        </w:rPr>
+        <w:instrText xml:space="preserve"> HYPERLINK "https://github.com/0306231022-ship-it/Website_Co-Lab_Workspace/blob/NgocHieu/backend/models/KhongGianModel.js." </w:instrText>
+      </w:r>
+      <w:r>
+        <w:rPr>
+          <w:rFonts w:hint="default" w:ascii="Times New Roman" w:hAnsi="Times New Roman" w:eastAsia="SimSun" w:cs="Times New Roman"/>
+          <w:b w:val="0"/>
+          <w:bCs w:val="0"/>
+          <w:i/>
+          <w:iCs/>
+          <w:sz w:val="24"/>
+          <w:szCs w:val="24"/>
+          <w:lang w:val="en-US"/>
+        </w:rPr>
+        <w:fldChar w:fldCharType="separate"/>
+      </w:r>
+      <w:r>
+        <w:rPr>
+          <w:rStyle w:val="9"/>
+          <w:rFonts w:hint="default" w:ascii="Times New Roman" w:hAnsi="Times New Roman" w:eastAsia="SimSun" w:cs="Times New Roman"/>
+          <w:b w:val="0"/>
+          <w:bCs w:val="0"/>
+          <w:i/>
+          <w:iCs/>
+          <w:sz w:val="24"/>
+          <w:szCs w:val="24"/>
+          <w:lang w:val="en-US"/>
+        </w:rPr>
+        <w:t>https://github.com/0306231022-ship-it/Website_Co-Lab_Workspace/blob/NgocHieu/backend/models/KhongGianModel.js.</w:t>
+      </w:r>
+      <w:r>
+        <w:rPr>
+          <w:rFonts w:hint="default" w:ascii="Times New Roman" w:hAnsi="Times New Roman" w:eastAsia="SimSun" w:cs="Times New Roman"/>
+          <w:b w:val="0"/>
+          <w:bCs w:val="0"/>
+          <w:i/>
+          <w:iCs/>
+          <w:sz w:val="24"/>
+          <w:szCs w:val="24"/>
+          <w:lang w:val="en-US"/>
+        </w:rPr>
+        <w:fldChar w:fldCharType="end"/>
+      </w:r>
+      <w:r>
+        <w:rPr>
+          <w:rFonts w:hint="default" w:ascii="Times New Roman" w:hAnsi="Times New Roman" w:eastAsia="SimSun" w:cs="Times New Roman"/>
+          <w:b w:val="0"/>
+          <w:bCs w:val="0"/>
+          <w:i/>
+          <w:iCs/>
+          <w:sz w:val="24"/>
+          <w:szCs w:val="24"/>
+          <w:lang w:val="en-US"/>
+        </w:rPr>
+        <w:t xml:space="preserve"> </w:t>
+      </w:r>
+    </w:p>
+    <w:p>
+      <w:pPr>
+        <w:numPr>
+          <w:ilvl w:val="0"/>
+          <w:numId w:val="2"/>
+        </w:numPr>
+        <w:spacing w:line="360" w:lineRule="auto"/>
+        <w:ind w:left="420" w:leftChars="0" w:hanging="420" w:firstLineChars="0"/>
+        <w:rPr>
+          <w:rFonts w:hint="default" w:ascii="Times New Roman" w:hAnsi="Times New Roman" w:eastAsia="SimSun" w:cs="Times New Roman"/>
+          <w:b/>
+          <w:bCs/>
+          <w:i w:val="0"/>
+          <w:iCs w:val="0"/>
+          <w:sz w:val="24"/>
+          <w:szCs w:val="24"/>
+          <w:lang w:val="en-US"/>
+        </w:rPr>
+      </w:pPr>
+      <w:r>
+        <w:rPr>
+          <w:rFonts w:hint="default" w:ascii="Times New Roman" w:hAnsi="Times New Roman" w:eastAsia="SimSun" w:cs="Times New Roman"/>
+          <w:b/>
+          <w:bCs/>
+          <w:i w:val="0"/>
+          <w:iCs w:val="0"/>
+          <w:sz w:val="24"/>
+          <w:szCs w:val="24"/>
+          <w:lang w:val="en-US"/>
+        </w:rPr>
+        <w:t>Mô tả kịch bản test Postman:</w:t>
+      </w:r>
+    </w:p>
+    <w:p>
+      <w:pPr>
+        <w:jc w:val="both"/>
+        <w:rPr>
+          <w:rFonts w:hint="default" w:ascii="Times New Roman" w:hAnsi="Times New Roman" w:cs="Times New Roman"/>
+          <w:i w:val="0"/>
+          <w:iCs w:val="0"/>
+          <w:sz w:val="24"/>
+          <w:szCs w:val="24"/>
+          <w:lang w:val="en-US"/>
+        </w:rPr>
+      </w:pPr>
+      <w:r>
+        <w:rPr>
+          <w:rFonts w:hint="default" w:ascii="Times New Roman" w:hAnsi="Times New Roman" w:cs="Times New Roman"/>
+          <w:i w:val="0"/>
+          <w:iCs w:val="0"/>
+          <w:sz w:val="24"/>
+          <w:szCs w:val="24"/>
+          <w:lang w:val="en-US"/>
+        </w:rPr>
+        <w:t xml:space="preserve">Admin nhập thông thêm không gian và nhấn gửi </w:t>
+      </w:r>
+    </w:p>
+    <w:p>
+      <w:pPr>
+        <w:jc w:val="both"/>
+        <w:rPr>
+          <w:rFonts w:hint="default" w:ascii="Times New Roman" w:hAnsi="Times New Roman" w:cs="Times New Roman"/>
+          <w:i w:val="0"/>
+          <w:iCs w:val="0"/>
+          <w:sz w:val="24"/>
+          <w:szCs w:val="24"/>
+          <w:lang w:val="en-US"/>
+        </w:rPr>
+      </w:pPr>
+    </w:p>
+    <w:p>
+      <w:pPr>
+        <w:jc w:val="both"/>
+      </w:pPr>
+      <w:r>
+        <w:drawing>
+          <wp:inline distT="0" distB="0" distL="114300" distR="114300">
+            <wp:extent cx="5261610" cy="2751455"/>
+            <wp:effectExtent l="0" t="0" r="15240" b="10795"/>
+            <wp:docPr id="4" name="Picture 4"/>
+            <wp:cNvGraphicFramePr>
+              <a:graphicFrameLocks xmlns:a="http://schemas.openxmlformats.org/drawingml/2006/main" noChangeAspect="1"/>
+            </wp:cNvGraphicFramePr>
+            <a:graphic xmlns:a="http://schemas.openxmlformats.org/drawingml/2006/main">
+              <a:graphicData uri="http://schemas.openxmlformats.org/drawingml/2006/picture">
+                <pic:pic xmlns:pic="http://schemas.openxmlformats.org/drawingml/2006/picture">
+                  <pic:nvPicPr>
+                    <pic:cNvPr id="4" name="Picture 4"/>
+                    <pic:cNvPicPr>
+                      <a:picLocks noChangeAspect="1"/>
+                    </pic:cNvPicPr>
+                  </pic:nvPicPr>
+                  <pic:blipFill>
+                    <a:blip r:embed="rId7"/>
+                    <a:stretch>
+                      <a:fillRect/>
+                    </a:stretch>
+                  </pic:blipFill>
+                  <pic:spPr>
+                    <a:xfrm>
+                      <a:off x="0" y="0"/>
+                      <a:ext cx="5261610" cy="2751455"/>
+                    </a:xfrm>
+                    <a:prstGeom prst="rect">
+                      <a:avLst/>
+                    </a:prstGeom>
+                    <a:noFill/>
+                    <a:ln>
+                      <a:noFill/>
+                    </a:ln>
+                  </pic:spPr>
+                </pic:pic>
+              </a:graphicData>
+            </a:graphic>
+          </wp:inline>
+        </w:drawing>
+      </w:r>
+    </w:p>
+    <w:p>
+      <w:pPr>
+        <w:jc w:val="center"/>
+        <w:rPr>
+          <w:rFonts w:hint="default" w:ascii="Times New Roman" w:hAnsi="Times New Roman" w:cs="Times New Roman"/>
+          <w:i/>
+          <w:iCs/>
+          <w:sz w:val="24"/>
+          <w:szCs w:val="24"/>
+          <w:lang w:val="en-US"/>
+        </w:rPr>
+      </w:pPr>
+      <w:r>
+        <w:rPr>
+          <w:rFonts w:hint="default" w:ascii="Times New Roman" w:hAnsi="Times New Roman" w:cs="Times New Roman"/>
+          <w:i/>
+          <w:iCs/>
+          <w:sz w:val="24"/>
+          <w:szCs w:val="24"/>
+          <w:lang w:val="en-US"/>
+        </w:rPr>
+        <w:t>Hình 4-4 Thêm k</w:t>
+      </w:r>
+      <w:bookmarkStart w:id="0" w:name="_GoBack"/>
+      <w:bookmarkEnd w:id="0"/>
+      <w:r>
+        <w:rPr>
+          <w:rFonts w:hint="default" w:ascii="Times New Roman" w:hAnsi="Times New Roman" w:cs="Times New Roman"/>
+          <w:i/>
+          <w:iCs/>
+          <w:sz w:val="24"/>
+          <w:szCs w:val="24"/>
+          <w:lang w:val="en-US"/>
+        </w:rPr>
+        <w:t>hông gian.</w:t>
+      </w:r>
     </w:p>
     <w:sectPr>
       <w:pgSz w:w="11906" w:h="16838"/>
@@ -772,22 +2790,22 @@
 <file path=word/numbering.xml><?xml version="1.0" encoding="utf-8"?>
 <w:numbering xmlns:wpc="http://schemas.microsoft.com/office/word/2010/wordprocessingCanvas" xmlns:mc="http://schemas.openxmlformats.org/markup-compatibility/2006" xmlns:o="urn:schemas-microsoft-com:office:office" xmlns:r="http://schemas.openxmlformats.org/officeDocument/2006/relationships" xmlns:m="http://schemas.openxmlformats.org/officeDocument/2006/math" xmlns:v="urn:schemas-microsoft-com:vml" xmlns:wp14="http://schemas.microsoft.com/office/word/2010/wordprocessingDrawing" xmlns:wp="http://schemas.openxmlformats.org/drawingml/2006/wordprocessingDrawing" xmlns:w10="urn:schemas-microsoft-com:office:word" xmlns:w="http://schemas.openxmlformats.org/wordprocessingml/2006/main" xmlns:w14="http://schemas.microsoft.com/office/word/2010/wordml" xmlns:wpg="http://schemas.microsoft.com/office/word/2010/wordprocessingGroup" xmlns:wpi="http://schemas.microsoft.com/office/word/2010/wordprocessingInk" xmlns:wne="http://schemas.microsoft.com/office/word/2006/wordml" xmlns:wps="http://schemas.microsoft.com/office/word/2010/wordprocessingShape" xmlns:wpsCustomData="http://www.wps.cn/officeDocument/2013/wpsCustomData" mc:Ignorable="w14 wp14">
   <w:abstractNum w:abstractNumId="0">
-    <w:nsid w:val="1D2432AA"/>
+    <w:nsid w:val="25F93FD1"/>
     <w:multiLevelType w:val="singleLevel"/>
-    <w:tmpl w:val="1D2432AA"/>
+    <w:tmpl w:val="25F93FD1"/>
     <w:lvl w:ilvl="0" w:tentative="0">
       <w:start w:val="1"/>
       <w:numFmt w:val="bullet"/>
-      <w:lvlText w:val="+"/>
+      <w:lvlText w:val=""/>
       <w:lvlJc w:val="left"/>
       <w:pPr>
         <w:tabs>
-          <w:tab w:val="left" w:pos="840"/>
+          <w:tab w:val="left" w:pos="420"/>
         </w:tabs>
-        <w:ind w:left="840" w:leftChars="0" w:hanging="420" w:firstLineChars="0"/>
+        <w:ind w:left="420" w:leftChars="0" w:hanging="420" w:firstLineChars="0"/>
       </w:pPr>
       <w:rPr>
-        <w:rFonts w:hint="default" w:ascii="Arial" w:hAnsi="Arial" w:cs="Arial"/>
+        <w:rFonts w:hint="default" w:ascii="Wingdings" w:hAnsi="Wingdings"/>
       </w:rPr>
     </w:lvl>
   </w:abstractNum>
@@ -939,11 +2957,34 @@
       </w:rPr>
     </w:lvl>
   </w:abstractNum>
+  <w:abstractNum w:abstractNumId="2">
+    <w:nsid w:val="5D5B3CA2"/>
+    <w:multiLevelType w:val="singleLevel"/>
+    <w:tmpl w:val="5D5B3CA2"/>
+    <w:lvl w:ilvl="0" w:tentative="0">
+      <w:start w:val="1"/>
+      <w:numFmt w:val="bullet"/>
+      <w:lvlText w:val=""/>
+      <w:lvlJc w:val="left"/>
+      <w:pPr>
+        <w:tabs>
+          <w:tab w:val="left" w:pos="420"/>
+        </w:tabs>
+        <w:ind w:left="420" w:leftChars="0" w:hanging="420" w:firstLineChars="0"/>
+      </w:pPr>
+      <w:rPr>
+        <w:rFonts w:hint="default" w:ascii="Wingdings" w:hAnsi="Wingdings"/>
+      </w:rPr>
+    </w:lvl>
+  </w:abstractNum>
   <w:num w:numId="1">
     <w:abstractNumId w:val="1"/>
   </w:num>
   <w:num w:numId="2">
     <w:abstractNumId w:val="0"/>
+  </w:num>
+  <w:num w:numId="3">
+    <w:abstractNumId w:val="2"/>
   </w:num>
 </w:numbering>
 </file>
@@ -953,7 +2994,7 @@
   <w:docDefaults>
     <w:rPrDefault>
       <w:rPr>
-        <w:rFonts w:asciiTheme="minorHAnsi" w:hAnsiTheme="minorHAnsi" w:eastAsiaTheme="minorEastAsia" w:cstheme="minorBidi"/>
+        <w:rFonts w:ascii="Times New Roman" w:hAnsi="Times New Roman" w:eastAsia="SimSun" w:cs="Times New Roman"/>
       </w:rPr>
     </w:rPrDefault>
     <w:pPrDefault/>
@@ -1303,7 +3344,35 @@
       </w:tblCellMar>
     </w:tblPr>
   </w:style>
-  <w:style w:type="table" w:styleId="7">
+  <w:style w:type="character" w:styleId="7">
+    <w:name w:val="FollowedHyperlink"/>
+    <w:basedOn w:val="5"/>
+    <w:uiPriority w:val="0"/>
+    <w:rPr>
+      <w:color w:val="800080"/>
+      <w:u w:val="single"/>
+    </w:rPr>
+  </w:style>
+  <w:style w:type="character" w:styleId="8">
+    <w:name w:val="HTML Code"/>
+    <w:basedOn w:val="5"/>
+    <w:uiPriority w:val="0"/>
+    <w:rPr>
+      <w:rFonts w:ascii="Courier New" w:hAnsi="Courier New" w:cs="Courier New"/>
+      <w:sz w:val="20"/>
+      <w:szCs w:val="20"/>
+    </w:rPr>
+  </w:style>
+  <w:style w:type="character" w:styleId="9">
+    <w:name w:val="Hyperlink"/>
+    <w:basedOn w:val="5"/>
+    <w:uiPriority w:val="0"/>
+    <w:rPr>
+      <w:color w:val="0000FF"/>
+      <w:u w:val="single"/>
+    </w:rPr>
+  </w:style>
+  <w:style w:type="table" w:styleId="10">
     <w:name w:val="Table Grid"/>
     <w:basedOn w:val="6"/>
     <w:uiPriority w:val="0"/>
@@ -1322,7 +3391,7 @@
       </w:tblBorders>
     </w:tblPr>
   </w:style>
-  <w:style w:type="table" w:customStyle="1" w:styleId="8">
+  <w:style w:type="table" w:customStyle="1" w:styleId="11">
     <w:name w:val="Plain Table 1"/>
     <w:basedOn w:val="6"/>
     <w:qFormat/>
@@ -1380,7 +3449,7 @@
       </w:tcPr>
     </w:tblStylePr>
   </w:style>
-  <w:style w:type="paragraph" w:styleId="9">
+  <w:style w:type="paragraph" w:styleId="12">
     <w:name w:val="List Paragraph"/>
     <w:basedOn w:val="1"/>
     <w:qFormat/>

--- a/document/BAO_CAO/bc_N01_Tuan5_NgocHieu_ThanhThoai.docx
+++ b/document/BAO_CAO/bc_N01_Tuan5_NgocHieu_ThanhThoai.docx
@@ -184,6 +184,8 @@
           <w:lang w:val="en-US"/>
         </w:rPr>
       </w:pPr>
+      <w:bookmarkStart w:id="0" w:name="_GoBack"/>
+      <w:bookmarkEnd w:id="0"/>
     </w:p>
     <w:p>
       <w:pPr>
@@ -887,20 +889,7 @@
           <w:szCs w:val="24"/>
           <w:lang w:val="en-US"/>
         </w:rPr>
-        <w:t xml:space="preserve"> </w:t>
-      </w:r>
-      <w:r>
-        <w:rPr>
-          <w:rFonts w:hint="default" w:ascii="Times New Roman" w:hAnsi="Times New Roman" w:eastAsia="SimSun" w:cs="Times New Roman"/>
-          <w:b w:val="0"/>
-          <w:bCs w:val="0"/>
-          <w:i w:val="0"/>
-          <w:iCs w:val="0"/>
-          <w:sz w:val="24"/>
-          <w:szCs w:val="24"/>
-          <w:lang w:val="en-US"/>
-        </w:rPr>
-        <w:t>gười dùng 2có nhu cầu sử dụng ghế làm việc vào ngày 28/06/2026, sau khi xem xét trên website người dùng 1 quyết định chọn ghế có mã ghế 01, từ 09:00 đến 10:00.</w:t>
+        <w:t xml:space="preserve"> gười dùng 2có nhu cầu sử dụng ghế làm việc vào ngày 28/06/2026, sau khi xem xét trên website người dùng 1 quyết định chọn ghế có mã ghế 01, từ 09:00 đến 10:00.</w:t>
       </w:r>
     </w:p>
     <w:p>
@@ -1253,8 +1242,14 @@
       <w:pPr>
         <w:spacing w:line="360" w:lineRule="auto"/>
         <w:jc w:val="center"/>
-      </w:pPr>
-      <w:r>
+        <w:rPr>
+          <w:rFonts w:hint="default" w:ascii="Times New Roman" w:hAnsi="Times New Roman" w:cs="Times New Roman"/>
+        </w:rPr>
+      </w:pPr>
+      <w:r>
+        <w:rPr>
+          <w:rFonts w:hint="default" w:ascii="Times New Roman" w:hAnsi="Times New Roman" w:cs="Times New Roman"/>
+        </w:rPr>
         <w:drawing>
           <wp:inline distT="0" distB="0" distL="114300" distR="114300">
             <wp:extent cx="5266055" cy="2786380"/>
@@ -1666,6 +1661,7 @@
     <w:p>
       <w:pPr>
         <w:numPr>
+          <w:ilvl w:val="0"/>
           <w:numId w:val="0"/>
         </w:numPr>
         <w:spacing w:line="360" w:lineRule="auto"/>
@@ -1702,6 +1698,7 @@
         <w:pageBreakBefore w:val="0"/>
         <w:widowControl/>
         <w:numPr>
+          <w:ilvl w:val="0"/>
           <w:numId w:val="0"/>
         </w:numPr>
         <w:kinsoku/>
@@ -1748,6 +1745,7 @@
         <w:pageBreakBefore w:val="0"/>
         <w:widowControl/>
         <w:numPr>
+          <w:ilvl w:val="0"/>
           <w:numId w:val="0"/>
         </w:numPr>
         <w:kinsoku/>
@@ -1860,6 +1858,7 @@
         <w:pageBreakBefore w:val="0"/>
         <w:widowControl/>
         <w:numPr>
+          <w:ilvl w:val="0"/>
           <w:numId w:val="0"/>
         </w:numPr>
         <w:kinsoku/>
@@ -1906,6 +1905,7 @@
         <w:pageBreakBefore w:val="0"/>
         <w:widowControl/>
         <w:numPr>
+          <w:ilvl w:val="0"/>
           <w:numId w:val="0"/>
         </w:numPr>
         <w:kinsoku/>
@@ -1952,6 +1952,7 @@
         <w:pageBreakBefore w:val="0"/>
         <w:widowControl/>
         <w:numPr>
+          <w:ilvl w:val="0"/>
           <w:numId w:val="0"/>
         </w:numPr>
         <w:kinsoku/>
@@ -1998,6 +1999,7 @@
         <w:pageBreakBefore w:val="0"/>
         <w:widowControl/>
         <w:numPr>
+          <w:ilvl w:val="0"/>
           <w:numId w:val="0"/>
         </w:numPr>
         <w:kinsoku/>
@@ -2044,6 +2046,7 @@
         <w:pageBreakBefore w:val="0"/>
         <w:widowControl/>
         <w:numPr>
+          <w:ilvl w:val="0"/>
           <w:numId w:val="0"/>
         </w:numPr>
         <w:kinsoku/>
@@ -2125,6 +2128,11 @@
       </w:r>
     </w:p>
     <w:p>
+      <w:pPr>
+        <w:rPr>
+          <w:rFonts w:hint="default" w:ascii="Times New Roman" w:hAnsi="Times New Roman" w:cs="Times New Roman"/>
+        </w:rPr>
+      </w:pPr>
       <w:r>
         <w:rPr>
           <w:rFonts w:hint="default" w:ascii="Times New Roman" w:hAnsi="Times New Roman" w:cs="Times New Roman"/>
@@ -2137,6 +2145,9 @@
         <w:t xml:space="preserve"> </w:t>
       </w:r>
       <w:r>
+        <w:rPr>
+          <w:rFonts w:hint="default" w:ascii="Times New Roman" w:hAnsi="Times New Roman" w:cs="Times New Roman"/>
+        </w:rPr>
         <w:drawing>
           <wp:inline distT="0" distB="0" distL="114300" distR="114300">
             <wp:extent cx="5261610" cy="2778760"/>
@@ -2180,18 +2191,24 @@
         </w:drawing>
       </w:r>
     </w:p>
-    <w:p/>
+    <w:p>
+      <w:pPr>
+        <w:rPr>
+          <w:rFonts w:hint="default" w:ascii="Times New Roman" w:hAnsi="Times New Roman" w:cs="Times New Roman"/>
+        </w:rPr>
+      </w:pPr>
+    </w:p>
     <w:p>
       <w:pPr>
         <w:jc w:val="center"/>
         <w:rPr>
-          <w:rFonts w:hint="default"/>
-          <w:lang w:val="en-US"/>
-        </w:rPr>
-      </w:pPr>
-      <w:r>
-        <w:rPr>
-          <w:rFonts w:hint="default"/>
+          <w:rFonts w:hint="default" w:ascii="Times New Roman" w:hAnsi="Times New Roman" w:cs="Times New Roman"/>
+          <w:lang w:val="en-US"/>
+        </w:rPr>
+      </w:pPr>
+      <w:r>
+        <w:rPr>
+          <w:rFonts w:hint="default" w:ascii="Times New Roman" w:hAnsi="Times New Roman" w:cs="Times New Roman"/>
           <w:lang w:val="en-US"/>
         </w:rPr>
         <w:t>Hình 4-2: Xác thực OTP</w:t>
@@ -2201,13 +2218,13 @@
       <w:pPr>
         <w:jc w:val="both"/>
         <w:rPr>
-          <w:rFonts w:hint="default"/>
-          <w:lang w:val="en-US"/>
-        </w:rPr>
-      </w:pPr>
-      <w:r>
-        <w:rPr>
-          <w:rFonts w:hint="default"/>
+          <w:rFonts w:hint="default" w:ascii="Times New Roman" w:hAnsi="Times New Roman" w:cs="Times New Roman"/>
+          <w:lang w:val="en-US"/>
+        </w:rPr>
+      </w:pPr>
+      <w:r>
+        <w:rPr>
+          <w:rFonts w:hint="default" w:ascii="Times New Roman" w:hAnsi="Times New Roman" w:cs="Times New Roman"/>
           <w:lang w:val="en-US"/>
         </w:rPr>
         <w:t>Bước 2: Người dùng check email, nhập mã OTP và nhấn gửi. Hệ thống sẽ kiểm tra thông tin, xác thực OTP</w:t>
@@ -2216,8 +2233,14 @@
     <w:p>
       <w:pPr>
         <w:jc w:val="both"/>
-      </w:pPr>
-      <w:r>
+        <w:rPr>
+          <w:rFonts w:hint="default" w:ascii="Times New Roman" w:hAnsi="Times New Roman" w:cs="Times New Roman"/>
+        </w:rPr>
+      </w:pPr>
+      <w:r>
+        <w:rPr>
+          <w:rFonts w:hint="default" w:ascii="Times New Roman" w:hAnsi="Times New Roman" w:cs="Times New Roman"/>
+        </w:rPr>
         <w:drawing>
           <wp:inline distT="0" distB="0" distL="114300" distR="114300">
             <wp:extent cx="5268595" cy="2791460"/>
@@ -2695,8 +2718,14 @@
     <w:p>
       <w:pPr>
         <w:jc w:val="both"/>
-      </w:pPr>
-      <w:r>
+        <w:rPr>
+          <w:rFonts w:hint="default" w:ascii="Times New Roman" w:hAnsi="Times New Roman" w:cs="Times New Roman"/>
+        </w:rPr>
+      </w:pPr>
+      <w:r>
+        <w:rPr>
+          <w:rFonts w:hint="default" w:ascii="Times New Roman" w:hAnsi="Times New Roman" w:cs="Times New Roman"/>
+        </w:rPr>
         <w:drawing>
           <wp:inline distT="0" distB="0" distL="114300" distR="114300">
             <wp:extent cx="5261610" cy="2751455"/>
@@ -2761,21 +2790,958 @@
           <w:szCs w:val="24"/>
           <w:lang w:val="en-US"/>
         </w:rPr>
-        <w:t>Hình 4-4 Thêm k</w:t>
-      </w:r>
-      <w:bookmarkStart w:id="0" w:name="_GoBack"/>
-      <w:bookmarkEnd w:id="0"/>
-      <w:r>
-        <w:rPr>
-          <w:rFonts w:hint="default" w:ascii="Times New Roman" w:hAnsi="Times New Roman" w:cs="Times New Roman"/>
-          <w:i/>
-          <w:iCs/>
-          <w:sz w:val="24"/>
-          <w:szCs w:val="24"/>
-          <w:lang w:val="en-US"/>
-        </w:rPr>
-        <w:t>hông gian.</w:t>
-      </w:r>
+        <w:t>Hình 4-4 Thêm không gian thành công</w:t>
+      </w:r>
+    </w:p>
+    <w:p>
+      <w:pPr>
+        <w:jc w:val="both"/>
+        <w:rPr>
+          <w:rFonts w:hint="default" w:ascii="Times New Roman" w:hAnsi="Times New Roman" w:cs="Times New Roman"/>
+          <w:b/>
+          <w:bCs/>
+          <w:i w:val="0"/>
+          <w:iCs w:val="0"/>
+          <w:sz w:val="28"/>
+          <w:szCs w:val="28"/>
+          <w:lang w:val="en-US"/>
+        </w:rPr>
+      </w:pPr>
+      <w:r>
+        <w:rPr>
+          <w:rFonts w:hint="default" w:ascii="Times New Roman" w:hAnsi="Times New Roman" w:cs="Times New Roman"/>
+          <w:b/>
+          <w:bCs/>
+          <w:i w:val="0"/>
+          <w:iCs w:val="0"/>
+          <w:sz w:val="28"/>
+          <w:szCs w:val="28"/>
+          <w:lang w:val="en-US"/>
+        </w:rPr>
+        <w:t>4.2.4 Lấy danh sách chỗ đang hoạt động</w:t>
+      </w:r>
+    </w:p>
+    <w:p>
+      <w:pPr>
+        <w:ind w:firstLine="720" w:firstLineChars="0"/>
+        <w:jc w:val="both"/>
+        <w:rPr>
+          <w:rFonts w:hint="default" w:ascii="Times New Roman" w:hAnsi="Times New Roman" w:cs="Times New Roman"/>
+          <w:b w:val="0"/>
+          <w:bCs w:val="0"/>
+          <w:i w:val="0"/>
+          <w:iCs w:val="0"/>
+          <w:sz w:val="24"/>
+          <w:szCs w:val="24"/>
+          <w:lang w:val="en-US"/>
+        </w:rPr>
+      </w:pPr>
+      <w:r>
+        <w:rPr>
+          <w:rFonts w:hint="default" w:ascii="Times New Roman" w:hAnsi="Times New Roman" w:cs="Times New Roman"/>
+          <w:b w:val="0"/>
+          <w:bCs w:val="0"/>
+          <w:i w:val="0"/>
+          <w:iCs w:val="0"/>
+          <w:sz w:val="24"/>
+          <w:szCs w:val="24"/>
+          <w:lang w:val="en-US"/>
+        </w:rPr>
+        <w:t>Lấy danh sách các chỗ đang được sử dụng thực tế để đồng bộ</w:t>
+      </w:r>
+    </w:p>
+    <w:p>
+      <w:pPr>
+        <w:jc w:val="both"/>
+        <w:rPr>
+          <w:rFonts w:hint="default" w:ascii="Times New Roman" w:hAnsi="Times New Roman" w:cs="Times New Roman"/>
+          <w:b w:val="0"/>
+          <w:bCs w:val="0"/>
+          <w:i w:val="0"/>
+          <w:iCs w:val="0"/>
+          <w:sz w:val="24"/>
+          <w:szCs w:val="24"/>
+          <w:lang w:val="en-US"/>
+        </w:rPr>
+      </w:pPr>
+      <w:r>
+        <w:rPr>
+          <w:rFonts w:hint="default" w:ascii="Times New Roman" w:hAnsi="Times New Roman" w:cs="Times New Roman"/>
+          <w:b w:val="0"/>
+          <w:bCs w:val="0"/>
+          <w:i w:val="0"/>
+          <w:iCs w:val="0"/>
+          <w:sz w:val="24"/>
+          <w:szCs w:val="24"/>
+          <w:lang w:val="en-US"/>
+        </w:rPr>
+        <w:t>luồng Socket.IO phát lên bản đồ trực quan.</w:t>
+      </w:r>
+    </w:p>
+    <w:p>
+      <w:pPr>
+        <w:numPr>
+          <w:ilvl w:val="0"/>
+          <w:numId w:val="2"/>
+        </w:numPr>
+        <w:spacing w:line="360" w:lineRule="auto"/>
+        <w:ind w:left="420" w:leftChars="0" w:hanging="420" w:firstLineChars="0"/>
+        <w:rPr>
+          <w:rFonts w:hint="default" w:ascii="Times New Roman" w:hAnsi="Times New Roman" w:eastAsia="SimSun" w:cs="Times New Roman"/>
+          <w:i/>
+          <w:iCs/>
+          <w:sz w:val="24"/>
+          <w:szCs w:val="24"/>
+          <w:lang w:val="en-US"/>
+        </w:rPr>
+      </w:pPr>
+      <w:r>
+        <w:rPr>
+          <w:rFonts w:hint="default" w:ascii="Times New Roman" w:hAnsi="Times New Roman" w:eastAsia="SimSun" w:cs="Times New Roman"/>
+          <w:b/>
+          <w:bCs/>
+          <w:sz w:val="24"/>
+          <w:szCs w:val="24"/>
+          <w:lang w:val="en-US"/>
+        </w:rPr>
+        <w:t xml:space="preserve">Url </w:t>
+      </w:r>
+      <w:r>
+        <w:rPr>
+          <w:rFonts w:hint="default" w:ascii="Times New Roman" w:hAnsi="Times New Roman" w:eastAsia="SimSun" w:cs="Times New Roman"/>
+          <w:sz w:val="24"/>
+          <w:szCs w:val="24"/>
+          <w:lang w:val="en-US"/>
+        </w:rPr>
+        <w:t>: GET</w:t>
+      </w:r>
+      <w:r>
+        <w:rPr>
+          <w:rFonts w:hint="default" w:ascii="Times New Roman" w:hAnsi="Times New Roman" w:eastAsia="SimSun" w:cs="Times New Roman"/>
+          <w:i/>
+          <w:iCs/>
+          <w:sz w:val="24"/>
+          <w:szCs w:val="24"/>
+          <w:lang w:val="en-US"/>
+        </w:rPr>
+        <w:t xml:space="preserve"> /api/admin/DanhSach_HoatDong</w:t>
+      </w:r>
+    </w:p>
+    <w:p>
+      <w:pPr>
+        <w:numPr>
+          <w:ilvl w:val="0"/>
+          <w:numId w:val="2"/>
+        </w:numPr>
+        <w:spacing w:line="360" w:lineRule="auto"/>
+        <w:ind w:left="420" w:leftChars="0" w:hanging="420" w:firstLineChars="0"/>
+        <w:rPr>
+          <w:rFonts w:hint="default" w:ascii="Times New Roman" w:hAnsi="Times New Roman" w:eastAsia="SimSun" w:cs="Times New Roman"/>
+          <w:b w:val="0"/>
+          <w:bCs w:val="0"/>
+          <w:i/>
+          <w:iCs/>
+          <w:sz w:val="24"/>
+          <w:szCs w:val="24"/>
+          <w:lang w:val="en-US"/>
+        </w:rPr>
+      </w:pPr>
+      <w:r>
+        <w:rPr>
+          <w:rFonts w:hint="default" w:ascii="Times New Roman" w:hAnsi="Times New Roman" w:eastAsia="SimSun" w:cs="Times New Roman"/>
+          <w:b/>
+          <w:bCs/>
+          <w:sz w:val="24"/>
+          <w:szCs w:val="24"/>
+          <w:lang w:val="en-US"/>
+        </w:rPr>
+        <w:t xml:space="preserve">Link git đến Controller : </w:t>
+      </w:r>
+      <w:r>
+        <w:rPr>
+          <w:rFonts w:hint="default" w:ascii="Times New Roman" w:hAnsi="Times New Roman" w:eastAsia="SimSun" w:cs="Times New Roman"/>
+          <w:b w:val="0"/>
+          <w:bCs w:val="0"/>
+          <w:i/>
+          <w:iCs/>
+          <w:sz w:val="24"/>
+          <w:szCs w:val="24"/>
+          <w:lang w:val="en-US"/>
+        </w:rPr>
+        <w:fldChar w:fldCharType="begin"/>
+      </w:r>
+      <w:r>
+        <w:rPr>
+          <w:rFonts w:hint="default" w:ascii="Times New Roman" w:hAnsi="Times New Roman" w:eastAsia="SimSun" w:cs="Times New Roman"/>
+          <w:b w:val="0"/>
+          <w:bCs w:val="0"/>
+          <w:i/>
+          <w:iCs/>
+          <w:sz w:val="24"/>
+          <w:szCs w:val="24"/>
+          <w:lang w:val="en-US"/>
+        </w:rPr>
+        <w:instrText xml:space="preserve"> HYPERLINK "https://github.com/0306231022-ship-it/Website_Co-Lab_Workspace/blob/NgocHieu/backend/controllers/KhongGianController.js" </w:instrText>
+      </w:r>
+      <w:r>
+        <w:rPr>
+          <w:rFonts w:hint="default" w:ascii="Times New Roman" w:hAnsi="Times New Roman" w:eastAsia="SimSun" w:cs="Times New Roman"/>
+          <w:b w:val="0"/>
+          <w:bCs w:val="0"/>
+          <w:i/>
+          <w:iCs/>
+          <w:sz w:val="24"/>
+          <w:szCs w:val="24"/>
+          <w:lang w:val="en-US"/>
+        </w:rPr>
+        <w:fldChar w:fldCharType="separate"/>
+      </w:r>
+      <w:r>
+        <w:rPr>
+          <w:rStyle w:val="9"/>
+          <w:rFonts w:hint="default" w:ascii="Times New Roman" w:hAnsi="Times New Roman" w:eastAsia="SimSun" w:cs="Times New Roman"/>
+          <w:b w:val="0"/>
+          <w:bCs w:val="0"/>
+          <w:i/>
+          <w:iCs/>
+          <w:sz w:val="24"/>
+          <w:szCs w:val="24"/>
+          <w:lang w:val="en-US"/>
+        </w:rPr>
+        <w:t>https://github.com/0306231022-ship-it/Website_Co-Lab_Workspace/blob/NgocHieu/backend/controllers/KhongGianController.js</w:t>
+      </w:r>
+      <w:r>
+        <w:rPr>
+          <w:rFonts w:hint="default" w:ascii="Times New Roman" w:hAnsi="Times New Roman" w:eastAsia="SimSun" w:cs="Times New Roman"/>
+          <w:b w:val="0"/>
+          <w:bCs w:val="0"/>
+          <w:i/>
+          <w:iCs/>
+          <w:sz w:val="24"/>
+          <w:szCs w:val="24"/>
+          <w:lang w:val="en-US"/>
+        </w:rPr>
+        <w:fldChar w:fldCharType="end"/>
+      </w:r>
+    </w:p>
+    <w:p>
+      <w:pPr>
+        <w:numPr>
+          <w:ilvl w:val="0"/>
+          <w:numId w:val="4"/>
+        </w:numPr>
+        <w:ind w:left="420" w:leftChars="0" w:hanging="420" w:firstLineChars="0"/>
+        <w:jc w:val="both"/>
+        <w:rPr>
+          <w:rFonts w:hint="default" w:ascii="Times New Roman" w:hAnsi="Times New Roman" w:cs="Times New Roman"/>
+          <w:b w:val="0"/>
+          <w:bCs w:val="0"/>
+          <w:i w:val="0"/>
+          <w:iCs w:val="0"/>
+          <w:sz w:val="24"/>
+          <w:szCs w:val="24"/>
+          <w:lang w:val="en-US"/>
+        </w:rPr>
+      </w:pPr>
+      <w:r>
+        <w:rPr>
+          <w:rFonts w:hint="default" w:ascii="Times New Roman" w:hAnsi="Times New Roman" w:eastAsia="SimSun" w:cs="Times New Roman"/>
+          <w:b/>
+          <w:bCs/>
+          <w:i w:val="0"/>
+          <w:iCs w:val="0"/>
+          <w:sz w:val="24"/>
+          <w:szCs w:val="24"/>
+          <w:lang w:val="en-US"/>
+        </w:rPr>
+        <w:t xml:space="preserve">Link git đến model : </w:t>
+      </w:r>
+      <w:r>
+        <w:rPr>
+          <w:rFonts w:hint="default" w:ascii="Times New Roman" w:hAnsi="Times New Roman" w:eastAsia="SimSun" w:cs="Times New Roman"/>
+          <w:b w:val="0"/>
+          <w:bCs w:val="0"/>
+          <w:i/>
+          <w:iCs/>
+          <w:sz w:val="24"/>
+          <w:szCs w:val="24"/>
+          <w:lang w:val="en-US"/>
+        </w:rPr>
+        <w:fldChar w:fldCharType="begin"/>
+      </w:r>
+      <w:r>
+        <w:rPr>
+          <w:rFonts w:hint="default" w:ascii="Times New Roman" w:hAnsi="Times New Roman" w:eastAsia="SimSun" w:cs="Times New Roman"/>
+          <w:b w:val="0"/>
+          <w:bCs w:val="0"/>
+          <w:i/>
+          <w:iCs/>
+          <w:sz w:val="24"/>
+          <w:szCs w:val="24"/>
+          <w:lang w:val="en-US"/>
+        </w:rPr>
+        <w:instrText xml:space="preserve"> HYPERLINK "https://github.com/0306231022-ship-it/Website_Co-Lab_Workspace/blob/NgocHieu/backend/models/KhongGianModel.js." </w:instrText>
+      </w:r>
+      <w:r>
+        <w:rPr>
+          <w:rFonts w:hint="default" w:ascii="Times New Roman" w:hAnsi="Times New Roman" w:eastAsia="SimSun" w:cs="Times New Roman"/>
+          <w:b w:val="0"/>
+          <w:bCs w:val="0"/>
+          <w:i/>
+          <w:iCs/>
+          <w:sz w:val="24"/>
+          <w:szCs w:val="24"/>
+          <w:lang w:val="en-US"/>
+        </w:rPr>
+        <w:fldChar w:fldCharType="separate"/>
+      </w:r>
+      <w:r>
+        <w:rPr>
+          <w:rStyle w:val="9"/>
+          <w:rFonts w:hint="default" w:ascii="Times New Roman" w:hAnsi="Times New Roman" w:eastAsia="SimSun" w:cs="Times New Roman"/>
+          <w:b w:val="0"/>
+          <w:bCs w:val="0"/>
+          <w:i/>
+          <w:iCs/>
+          <w:sz w:val="24"/>
+          <w:szCs w:val="24"/>
+          <w:lang w:val="en-US"/>
+        </w:rPr>
+        <w:t>https://github.com/0306231022-ship-it/Website_Co-Lab_Workspace/blob/NgocHieu/backend/models/KhongGianModel.js.</w:t>
+      </w:r>
+      <w:r>
+        <w:rPr>
+          <w:rFonts w:hint="default" w:ascii="Times New Roman" w:hAnsi="Times New Roman" w:eastAsia="SimSun" w:cs="Times New Roman"/>
+          <w:b w:val="0"/>
+          <w:bCs w:val="0"/>
+          <w:i/>
+          <w:iCs/>
+          <w:sz w:val="24"/>
+          <w:szCs w:val="24"/>
+          <w:lang w:val="en-US"/>
+        </w:rPr>
+        <w:fldChar w:fldCharType="end"/>
+      </w:r>
+    </w:p>
+    <w:p>
+      <w:pPr>
+        <w:numPr>
+          <w:numId w:val="0"/>
+        </w:numPr>
+        <w:ind w:leftChars="0"/>
+        <w:jc w:val="both"/>
+        <w:rPr>
+          <w:rFonts w:hint="default" w:ascii="Times New Roman" w:hAnsi="Times New Roman" w:cs="Times New Roman"/>
+          <w:b w:val="0"/>
+          <w:bCs w:val="0"/>
+          <w:i w:val="0"/>
+          <w:iCs w:val="0"/>
+          <w:sz w:val="24"/>
+          <w:szCs w:val="24"/>
+          <w:lang w:val="en-US"/>
+        </w:rPr>
+      </w:pPr>
+    </w:p>
+    <w:p>
+      <w:pPr>
+        <w:numPr>
+          <w:numId w:val="0"/>
+        </w:numPr>
+        <w:ind w:leftChars="0"/>
+        <w:jc w:val="both"/>
+        <w:rPr>
+          <w:rFonts w:hint="default" w:ascii="Times New Roman" w:hAnsi="Times New Roman" w:cs="Times New Roman"/>
+        </w:rPr>
+      </w:pPr>
+      <w:r>
+        <w:rPr>
+          <w:rFonts w:hint="default" w:ascii="Times New Roman" w:hAnsi="Times New Roman" w:cs="Times New Roman"/>
+        </w:rPr>
+        <w:drawing>
+          <wp:inline distT="0" distB="0" distL="114300" distR="114300">
+            <wp:extent cx="5271135" cy="2699385"/>
+            <wp:effectExtent l="0" t="0" r="5715" b="5715"/>
+            <wp:docPr id="5" name="Picture 1"/>
+            <wp:cNvGraphicFramePr>
+              <a:graphicFrameLocks xmlns:a="http://schemas.openxmlformats.org/drawingml/2006/main" noChangeAspect="1"/>
+            </wp:cNvGraphicFramePr>
+            <a:graphic xmlns:a="http://schemas.openxmlformats.org/drawingml/2006/main">
+              <a:graphicData uri="http://schemas.openxmlformats.org/drawingml/2006/picture">
+                <pic:pic xmlns:pic="http://schemas.openxmlformats.org/drawingml/2006/picture">
+                  <pic:nvPicPr>
+                    <pic:cNvPr id="5" name="Picture 1"/>
+                    <pic:cNvPicPr>
+                      <a:picLocks noChangeAspect="1"/>
+                    </pic:cNvPicPr>
+                  </pic:nvPicPr>
+                  <pic:blipFill>
+                    <a:blip r:embed="rId8"/>
+                    <a:stretch>
+                      <a:fillRect/>
+                    </a:stretch>
+                  </pic:blipFill>
+                  <pic:spPr>
+                    <a:xfrm>
+                      <a:off x="0" y="0"/>
+                      <a:ext cx="5271135" cy="2699385"/>
+                    </a:xfrm>
+                    <a:prstGeom prst="rect">
+                      <a:avLst/>
+                    </a:prstGeom>
+                    <a:noFill/>
+                    <a:ln>
+                      <a:noFill/>
+                    </a:ln>
+                  </pic:spPr>
+                </pic:pic>
+              </a:graphicData>
+            </a:graphic>
+          </wp:inline>
+        </w:drawing>
+      </w:r>
+    </w:p>
+    <w:p>
+      <w:pPr>
+        <w:numPr>
+          <w:numId w:val="0"/>
+        </w:numPr>
+        <w:ind w:leftChars="0"/>
+        <w:jc w:val="center"/>
+        <w:rPr>
+          <w:rFonts w:hint="default" w:ascii="Times New Roman" w:hAnsi="Times New Roman" w:cs="Times New Roman"/>
+          <w:i/>
+          <w:iCs/>
+          <w:sz w:val="24"/>
+          <w:szCs w:val="24"/>
+          <w:lang w:val="en-US"/>
+        </w:rPr>
+      </w:pPr>
+      <w:r>
+        <w:rPr>
+          <w:rFonts w:hint="default" w:ascii="Times New Roman" w:hAnsi="Times New Roman" w:cs="Times New Roman"/>
+          <w:i/>
+          <w:iCs/>
+          <w:sz w:val="24"/>
+          <w:szCs w:val="24"/>
+          <w:lang w:val="en-US"/>
+        </w:rPr>
+        <w:t>Hình 4-5 Danh sách lịch đặt đang hoạt động trong khung giờ hiện tại</w:t>
+      </w:r>
+    </w:p>
+    <w:p>
+      <w:pPr>
+        <w:numPr>
+          <w:numId w:val="0"/>
+        </w:numPr>
+        <w:ind w:leftChars="0"/>
+        <w:jc w:val="center"/>
+        <w:rPr>
+          <w:rFonts w:hint="default" w:ascii="Times New Roman" w:hAnsi="Times New Roman" w:cs="Times New Roman"/>
+          <w:i/>
+          <w:iCs/>
+          <w:sz w:val="24"/>
+          <w:szCs w:val="24"/>
+          <w:lang w:val="en-US"/>
+        </w:rPr>
+      </w:pPr>
+    </w:p>
+    <w:p>
+      <w:pPr>
+        <w:numPr>
+          <w:numId w:val="0"/>
+        </w:numPr>
+        <w:ind w:leftChars="0"/>
+        <w:jc w:val="both"/>
+        <w:rPr>
+          <w:rFonts w:hint="default" w:ascii="Times New Roman" w:hAnsi="Times New Roman" w:cs="Times New Roman"/>
+          <w:b/>
+          <w:bCs/>
+          <w:i w:val="0"/>
+          <w:iCs w:val="0"/>
+          <w:sz w:val="24"/>
+          <w:szCs w:val="24"/>
+          <w:lang w:val="en-US"/>
+        </w:rPr>
+      </w:pPr>
+      <w:r>
+        <w:rPr>
+          <w:rFonts w:hint="default" w:ascii="Times New Roman" w:hAnsi="Times New Roman" w:cs="Times New Roman"/>
+          <w:b/>
+          <w:bCs/>
+          <w:i w:val="0"/>
+          <w:iCs w:val="0"/>
+          <w:sz w:val="24"/>
+          <w:szCs w:val="24"/>
+          <w:lang w:val="en-US"/>
+        </w:rPr>
+        <w:t>4.2.5 Chức năng thêm ghế</w:t>
+      </w:r>
+    </w:p>
+    <w:p>
+      <w:pPr>
+        <w:numPr>
+          <w:numId w:val="0"/>
+        </w:numPr>
+        <w:ind w:leftChars="0" w:firstLine="720" w:firstLineChars="0"/>
+        <w:jc w:val="both"/>
+        <w:rPr>
+          <w:rFonts w:hint="default" w:ascii="Times New Roman" w:hAnsi="Times New Roman" w:cs="Times New Roman"/>
+          <w:b w:val="0"/>
+          <w:bCs w:val="0"/>
+          <w:i/>
+          <w:iCs/>
+          <w:sz w:val="24"/>
+          <w:szCs w:val="24"/>
+          <w:lang w:val="en-US"/>
+        </w:rPr>
+      </w:pPr>
+      <w:r>
+        <w:rPr>
+          <w:rFonts w:hint="default" w:ascii="Times New Roman" w:hAnsi="Times New Roman" w:cs="Times New Roman"/>
+          <w:b w:val="0"/>
+          <w:bCs w:val="0"/>
+          <w:i/>
+          <w:iCs/>
+          <w:sz w:val="24"/>
+          <w:szCs w:val="24"/>
+          <w:lang w:val="en-US"/>
+        </w:rPr>
+        <w:t>Đây là chức năng thêm ghế vào không gian</w:t>
+      </w:r>
+    </w:p>
+    <w:p>
+      <w:pPr>
+        <w:numPr>
+          <w:numId w:val="0"/>
+        </w:numPr>
+        <w:ind w:leftChars="0"/>
+        <w:jc w:val="both"/>
+        <w:rPr>
+          <w:rFonts w:hint="default" w:ascii="Times New Roman" w:hAnsi="Times New Roman" w:cs="Times New Roman"/>
+          <w:b/>
+          <w:bCs/>
+          <w:i w:val="0"/>
+          <w:iCs w:val="0"/>
+          <w:sz w:val="24"/>
+          <w:szCs w:val="24"/>
+          <w:lang w:val="en-US"/>
+        </w:rPr>
+      </w:pPr>
+    </w:p>
+    <w:p>
+      <w:pPr>
+        <w:numPr>
+          <w:ilvl w:val="0"/>
+          <w:numId w:val="2"/>
+        </w:numPr>
+        <w:spacing w:line="360" w:lineRule="auto"/>
+        <w:ind w:left="420" w:leftChars="0" w:hanging="420" w:firstLineChars="0"/>
+        <w:rPr>
+          <w:rFonts w:hint="default" w:ascii="Times New Roman" w:hAnsi="Times New Roman" w:eastAsia="SimSun" w:cs="Times New Roman"/>
+          <w:i/>
+          <w:iCs/>
+          <w:sz w:val="24"/>
+          <w:szCs w:val="24"/>
+          <w:lang w:val="en-US"/>
+        </w:rPr>
+      </w:pPr>
+      <w:r>
+        <w:rPr>
+          <w:rFonts w:hint="default" w:ascii="Times New Roman" w:hAnsi="Times New Roman" w:eastAsia="SimSun" w:cs="Times New Roman"/>
+          <w:b/>
+          <w:bCs/>
+          <w:sz w:val="24"/>
+          <w:szCs w:val="24"/>
+          <w:lang w:val="en-US"/>
+        </w:rPr>
+        <w:t xml:space="preserve">Url </w:t>
+      </w:r>
+      <w:r>
+        <w:rPr>
+          <w:rFonts w:hint="default" w:ascii="Times New Roman" w:hAnsi="Times New Roman" w:eastAsia="SimSun" w:cs="Times New Roman"/>
+          <w:sz w:val="24"/>
+          <w:szCs w:val="24"/>
+          <w:lang w:val="en-US"/>
+        </w:rPr>
+        <w:t>: POST</w:t>
+      </w:r>
+      <w:r>
+        <w:rPr>
+          <w:rFonts w:hint="default" w:ascii="Times New Roman" w:hAnsi="Times New Roman" w:eastAsia="SimSun" w:cs="Times New Roman"/>
+          <w:i/>
+          <w:iCs/>
+          <w:sz w:val="24"/>
+          <w:szCs w:val="24"/>
+          <w:lang w:val="en-US"/>
+        </w:rPr>
+        <w:t xml:space="preserve"> /api/admin/themghe</w:t>
+      </w:r>
+    </w:p>
+    <w:p>
+      <w:pPr>
+        <w:numPr>
+          <w:ilvl w:val="0"/>
+          <w:numId w:val="2"/>
+        </w:numPr>
+        <w:spacing w:line="360" w:lineRule="auto"/>
+        <w:ind w:left="420" w:leftChars="0" w:hanging="420" w:firstLineChars="0"/>
+        <w:rPr>
+          <w:rFonts w:hint="default" w:ascii="Times New Roman" w:hAnsi="Times New Roman" w:eastAsia="SimSun" w:cs="Times New Roman"/>
+          <w:b w:val="0"/>
+          <w:bCs w:val="0"/>
+          <w:i/>
+          <w:iCs/>
+          <w:sz w:val="24"/>
+          <w:szCs w:val="24"/>
+          <w:lang w:val="en-US"/>
+        </w:rPr>
+      </w:pPr>
+      <w:r>
+        <w:rPr>
+          <w:rFonts w:hint="default" w:ascii="Times New Roman" w:hAnsi="Times New Roman" w:eastAsia="SimSun" w:cs="Times New Roman"/>
+          <w:b/>
+          <w:bCs/>
+          <w:sz w:val="24"/>
+          <w:szCs w:val="24"/>
+          <w:lang w:val="en-US"/>
+        </w:rPr>
+        <w:t xml:space="preserve">Link git đến Controller : </w:t>
+      </w:r>
+      <w:r>
+        <w:rPr>
+          <w:rFonts w:hint="default" w:ascii="Times New Roman" w:hAnsi="Times New Roman" w:eastAsia="SimSun" w:cs="Times New Roman"/>
+          <w:b w:val="0"/>
+          <w:bCs w:val="0"/>
+          <w:i/>
+          <w:iCs/>
+          <w:sz w:val="24"/>
+          <w:szCs w:val="24"/>
+          <w:lang w:val="en-US"/>
+        </w:rPr>
+        <w:fldChar w:fldCharType="begin"/>
+      </w:r>
+      <w:r>
+        <w:rPr>
+          <w:rFonts w:hint="default" w:ascii="Times New Roman" w:hAnsi="Times New Roman" w:eastAsia="SimSun" w:cs="Times New Roman"/>
+          <w:b w:val="0"/>
+          <w:bCs w:val="0"/>
+          <w:i/>
+          <w:iCs/>
+          <w:sz w:val="24"/>
+          <w:szCs w:val="24"/>
+          <w:lang w:val="en-US"/>
+        </w:rPr>
+        <w:instrText xml:space="preserve"> HYPERLINK "https://github.com/0306231022-ship-it/Website_Co-Lab_Workspace/blob/ThanhThoai/backend/controllers/gheController.js." </w:instrText>
+      </w:r>
+      <w:r>
+        <w:rPr>
+          <w:rFonts w:hint="default" w:ascii="Times New Roman" w:hAnsi="Times New Roman" w:eastAsia="SimSun" w:cs="Times New Roman"/>
+          <w:b w:val="0"/>
+          <w:bCs w:val="0"/>
+          <w:i/>
+          <w:iCs/>
+          <w:sz w:val="24"/>
+          <w:szCs w:val="24"/>
+          <w:lang w:val="en-US"/>
+        </w:rPr>
+        <w:fldChar w:fldCharType="separate"/>
+      </w:r>
+      <w:r>
+        <w:rPr>
+          <w:rStyle w:val="9"/>
+          <w:rFonts w:hint="default" w:ascii="Times New Roman" w:hAnsi="Times New Roman" w:eastAsia="SimSun" w:cs="Times New Roman"/>
+          <w:b w:val="0"/>
+          <w:bCs w:val="0"/>
+          <w:i/>
+          <w:iCs/>
+          <w:sz w:val="24"/>
+          <w:szCs w:val="24"/>
+          <w:lang w:val="en-US"/>
+        </w:rPr>
+        <w:t>https://github.com/0306231022-ship-it/Website_Co-Lab_Workspace/blob/ThanhThoai/backend/controllers/gheController.js.</w:t>
+      </w:r>
+      <w:r>
+        <w:rPr>
+          <w:rFonts w:hint="default" w:ascii="Times New Roman" w:hAnsi="Times New Roman" w:eastAsia="SimSun" w:cs="Times New Roman"/>
+          <w:b w:val="0"/>
+          <w:bCs w:val="0"/>
+          <w:i/>
+          <w:iCs/>
+          <w:sz w:val="24"/>
+          <w:szCs w:val="24"/>
+          <w:lang w:val="en-US"/>
+        </w:rPr>
+        <w:fldChar w:fldCharType="end"/>
+      </w:r>
+      <w:r>
+        <w:rPr>
+          <w:rFonts w:hint="default" w:ascii="Times New Roman" w:hAnsi="Times New Roman" w:eastAsia="SimSun" w:cs="Times New Roman"/>
+          <w:b w:val="0"/>
+          <w:bCs w:val="0"/>
+          <w:i/>
+          <w:iCs/>
+          <w:sz w:val="24"/>
+          <w:szCs w:val="24"/>
+          <w:lang w:val="en-US"/>
+        </w:rPr>
+        <w:t xml:space="preserve"> </w:t>
+      </w:r>
+    </w:p>
+    <w:p>
+      <w:pPr>
+        <w:numPr>
+          <w:ilvl w:val="0"/>
+          <w:numId w:val="4"/>
+        </w:numPr>
+        <w:ind w:left="420" w:leftChars="0" w:hanging="420" w:firstLineChars="0"/>
+        <w:jc w:val="both"/>
+        <w:rPr>
+          <w:rFonts w:hint="default" w:ascii="Times New Roman" w:hAnsi="Times New Roman" w:cs="Times New Roman"/>
+          <w:b w:val="0"/>
+          <w:bCs w:val="0"/>
+          <w:i w:val="0"/>
+          <w:iCs w:val="0"/>
+          <w:sz w:val="24"/>
+          <w:szCs w:val="24"/>
+          <w:lang w:val="en-US"/>
+        </w:rPr>
+      </w:pPr>
+      <w:r>
+        <w:rPr>
+          <w:rFonts w:hint="default" w:ascii="Times New Roman" w:hAnsi="Times New Roman" w:eastAsia="SimSun" w:cs="Times New Roman"/>
+          <w:b/>
+          <w:bCs/>
+          <w:i w:val="0"/>
+          <w:iCs w:val="0"/>
+          <w:sz w:val="24"/>
+          <w:szCs w:val="24"/>
+          <w:lang w:val="en-US"/>
+        </w:rPr>
+        <w:t xml:space="preserve">Link git đến model : </w:t>
+      </w:r>
+      <w:r>
+        <w:rPr>
+          <w:rFonts w:hint="default" w:ascii="Times New Roman" w:hAnsi="Times New Roman" w:eastAsia="SimSun" w:cs="Times New Roman"/>
+          <w:b w:val="0"/>
+          <w:bCs w:val="0"/>
+          <w:i/>
+          <w:iCs/>
+          <w:sz w:val="24"/>
+          <w:szCs w:val="24"/>
+          <w:lang w:val="en-US"/>
+        </w:rPr>
+        <w:fldChar w:fldCharType="begin"/>
+      </w:r>
+      <w:r>
+        <w:rPr>
+          <w:rFonts w:hint="default" w:ascii="Times New Roman" w:hAnsi="Times New Roman" w:eastAsia="SimSun" w:cs="Times New Roman"/>
+          <w:b w:val="0"/>
+          <w:bCs w:val="0"/>
+          <w:i/>
+          <w:iCs/>
+          <w:sz w:val="24"/>
+          <w:szCs w:val="24"/>
+          <w:lang w:val="en-US"/>
+        </w:rPr>
+        <w:instrText xml:space="preserve"> HYPERLINK "https://github.com/0306231022-ship-it/Website_Co-Lab_Workspace/blob/ThanhThoai/backend/models/gheModel.js." </w:instrText>
+      </w:r>
+      <w:r>
+        <w:rPr>
+          <w:rFonts w:hint="default" w:ascii="Times New Roman" w:hAnsi="Times New Roman" w:eastAsia="SimSun" w:cs="Times New Roman"/>
+          <w:b w:val="0"/>
+          <w:bCs w:val="0"/>
+          <w:i/>
+          <w:iCs/>
+          <w:sz w:val="24"/>
+          <w:szCs w:val="24"/>
+          <w:lang w:val="en-US"/>
+        </w:rPr>
+        <w:fldChar w:fldCharType="separate"/>
+      </w:r>
+      <w:r>
+        <w:rPr>
+          <w:rStyle w:val="9"/>
+          <w:rFonts w:hint="default" w:ascii="Times New Roman" w:hAnsi="Times New Roman" w:eastAsia="SimSun" w:cs="Times New Roman"/>
+          <w:b w:val="0"/>
+          <w:bCs w:val="0"/>
+          <w:i/>
+          <w:iCs/>
+          <w:sz w:val="24"/>
+          <w:szCs w:val="24"/>
+          <w:lang w:val="en-US"/>
+        </w:rPr>
+        <w:t>https://github.com/0306231022-ship-it/Website_Co-Lab_Workspace/blob/ThanhThoai/backend/models/gheModel.js.</w:t>
+      </w:r>
+      <w:r>
+        <w:rPr>
+          <w:rFonts w:hint="default" w:ascii="Times New Roman" w:hAnsi="Times New Roman" w:eastAsia="SimSun" w:cs="Times New Roman"/>
+          <w:b w:val="0"/>
+          <w:bCs w:val="0"/>
+          <w:i/>
+          <w:iCs/>
+          <w:sz w:val="24"/>
+          <w:szCs w:val="24"/>
+          <w:lang w:val="en-US"/>
+        </w:rPr>
+        <w:fldChar w:fldCharType="end"/>
+      </w:r>
+      <w:r>
+        <w:rPr>
+          <w:rFonts w:hint="default" w:ascii="Times New Roman" w:hAnsi="Times New Roman" w:eastAsia="SimSun" w:cs="Times New Roman"/>
+          <w:b w:val="0"/>
+          <w:bCs w:val="0"/>
+          <w:i/>
+          <w:iCs/>
+          <w:sz w:val="24"/>
+          <w:szCs w:val="24"/>
+          <w:lang w:val="en-US"/>
+        </w:rPr>
+        <w:t xml:space="preserve"> </w:t>
+      </w:r>
+    </w:p>
+    <w:p>
+      <w:pPr>
+        <w:numPr>
+          <w:numId w:val="0"/>
+        </w:numPr>
+        <w:ind w:leftChars="0"/>
+        <w:jc w:val="both"/>
+        <w:rPr>
+          <w:rFonts w:hint="default" w:ascii="Times New Roman" w:hAnsi="Times New Roman" w:eastAsia="SimSun" w:cs="Times New Roman"/>
+          <w:b w:val="0"/>
+          <w:bCs w:val="0"/>
+          <w:i/>
+          <w:iCs/>
+          <w:sz w:val="24"/>
+          <w:szCs w:val="24"/>
+          <w:lang w:val="en-US"/>
+        </w:rPr>
+      </w:pPr>
+    </w:p>
+    <w:p>
+      <w:pPr>
+        <w:numPr>
+          <w:numId w:val="0"/>
+        </w:numPr>
+        <w:ind w:leftChars="0"/>
+        <w:jc w:val="both"/>
+        <w:rPr>
+          <w:rFonts w:hint="default" w:ascii="Times New Roman" w:hAnsi="Times New Roman" w:cs="Times New Roman"/>
+        </w:rPr>
+      </w:pPr>
+      <w:r>
+        <w:rPr>
+          <w:rFonts w:hint="default" w:ascii="Times New Roman" w:hAnsi="Times New Roman" w:cs="Times New Roman"/>
+        </w:rPr>
+        <w:drawing>
+          <wp:inline distT="0" distB="0" distL="114300" distR="114300">
+            <wp:extent cx="5264785" cy="3528060"/>
+            <wp:effectExtent l="0" t="0" r="12065" b="15240"/>
+            <wp:docPr id="6" name="Picture 2"/>
+            <wp:cNvGraphicFramePr>
+              <a:graphicFrameLocks xmlns:a="http://schemas.openxmlformats.org/drawingml/2006/main" noChangeAspect="1"/>
+            </wp:cNvGraphicFramePr>
+            <a:graphic xmlns:a="http://schemas.openxmlformats.org/drawingml/2006/main">
+              <a:graphicData uri="http://schemas.openxmlformats.org/drawingml/2006/picture">
+                <pic:pic xmlns:pic="http://schemas.openxmlformats.org/drawingml/2006/picture">
+                  <pic:nvPicPr>
+                    <pic:cNvPr id="6" name="Picture 2"/>
+                    <pic:cNvPicPr>
+                      <a:picLocks noChangeAspect="1"/>
+                    </pic:cNvPicPr>
+                  </pic:nvPicPr>
+                  <pic:blipFill>
+                    <a:blip r:embed="rId9"/>
+                    <a:stretch>
+                      <a:fillRect/>
+                    </a:stretch>
+                  </pic:blipFill>
+                  <pic:spPr>
+                    <a:xfrm>
+                      <a:off x="0" y="0"/>
+                      <a:ext cx="5264785" cy="3528060"/>
+                    </a:xfrm>
+                    <a:prstGeom prst="rect">
+                      <a:avLst/>
+                    </a:prstGeom>
+                    <a:noFill/>
+                    <a:ln>
+                      <a:noFill/>
+                    </a:ln>
+                  </pic:spPr>
+                </pic:pic>
+              </a:graphicData>
+            </a:graphic>
+          </wp:inline>
+        </w:drawing>
+      </w:r>
+    </w:p>
+    <w:p>
+      <w:pPr>
+        <w:numPr>
+          <w:numId w:val="0"/>
+        </w:numPr>
+        <w:ind w:leftChars="0"/>
+        <w:jc w:val="center"/>
+        <w:rPr>
+          <w:rFonts w:hint="default" w:ascii="Times New Roman" w:hAnsi="Times New Roman" w:cs="Times New Roman"/>
+          <w:b w:val="0"/>
+          <w:bCs w:val="0"/>
+          <w:i/>
+          <w:iCs/>
+          <w:lang w:val="en-US"/>
+        </w:rPr>
+      </w:pPr>
+      <w:r>
+        <w:rPr>
+          <w:rFonts w:hint="default" w:ascii="Times New Roman" w:hAnsi="Times New Roman" w:cs="Times New Roman"/>
+          <w:b w:val="0"/>
+          <w:bCs w:val="0"/>
+          <w:i/>
+          <w:iCs/>
+          <w:lang w:val="en-US"/>
+        </w:rPr>
+        <w:t>Hình 4-6 : Thêm thành công ghế</w:t>
+      </w:r>
+    </w:p>
+    <w:p>
+      <w:pPr>
+        <w:numPr>
+          <w:ilvl w:val="0"/>
+          <w:numId w:val="0"/>
+        </w:numPr>
+        <w:ind w:leftChars="0"/>
+        <w:jc w:val="both"/>
+        <w:rPr>
+          <w:rFonts w:hint="default" w:ascii="Times New Roman" w:hAnsi="Times New Roman" w:cs="Times New Roman"/>
+          <w:b w:val="0"/>
+          <w:bCs w:val="0"/>
+          <w:i w:val="0"/>
+          <w:iCs w:val="0"/>
+          <w:sz w:val="24"/>
+          <w:szCs w:val="24"/>
+          <w:lang w:val="en-US"/>
+        </w:rPr>
+      </w:pPr>
+    </w:p>
+    <w:p>
+      <w:pPr>
+        <w:numPr>
+          <w:numId w:val="0"/>
+        </w:numPr>
+        <w:ind w:leftChars="0"/>
+        <w:jc w:val="both"/>
+        <w:rPr>
+          <w:rFonts w:hint="default" w:ascii="Times New Roman" w:hAnsi="Times New Roman" w:cs="Times New Roman"/>
+          <w:b/>
+          <w:bCs/>
+          <w:i w:val="0"/>
+          <w:iCs w:val="0"/>
+          <w:sz w:val="24"/>
+          <w:szCs w:val="24"/>
+          <w:lang w:val="en-US"/>
+        </w:rPr>
+      </w:pPr>
     </w:p>
     <w:sectPr>
       <w:pgSz w:w="11906" w:h="16838"/>
@@ -2977,6 +3943,26 @@
       </w:rPr>
     </w:lvl>
   </w:abstractNum>
+  <w:abstractNum w:abstractNumId="3">
+    <w:nsid w:val="79C9BBE8"/>
+    <w:multiLevelType w:val="singleLevel"/>
+    <w:tmpl w:val="79C9BBE8"/>
+    <w:lvl w:ilvl="0" w:tentative="0">
+      <w:start w:val="1"/>
+      <w:numFmt w:val="bullet"/>
+      <w:lvlText w:val=""/>
+      <w:lvlJc w:val="left"/>
+      <w:pPr>
+        <w:tabs>
+          <w:tab w:val="left" w:pos="420"/>
+        </w:tabs>
+        <w:ind w:left="420" w:leftChars="0" w:hanging="420" w:firstLineChars="0"/>
+      </w:pPr>
+      <w:rPr>
+        <w:rFonts w:hint="default" w:ascii="Wingdings" w:hAnsi="Wingdings"/>
+      </w:rPr>
+    </w:lvl>
+  </w:abstractNum>
   <w:num w:numId="1">
     <w:abstractNumId w:val="1"/>
   </w:num>
@@ -2985,6 +3971,9 @@
   </w:num>
   <w:num w:numId="3">
     <w:abstractNumId w:val="2"/>
+  </w:num>
+  <w:num w:numId="4">
+    <w:abstractNumId w:val="3"/>
   </w:num>
 </w:numbering>
 </file>
@@ -3086,7 +4075,7 @@
     <w:lsdException w:unhideWhenUsed="0" w:uiPriority="0" w:semiHidden="0" w:name="Body Text Indent 3"/>
     <w:lsdException w:unhideWhenUsed="0" w:uiPriority="0" w:semiHidden="0" w:name="Block Text"/>
     <w:lsdException w:unhideWhenUsed="0" w:uiPriority="0" w:semiHidden="0" w:name="Hyperlink"/>
-    <w:lsdException w:unhideWhenUsed="0" w:uiPriority="0" w:semiHidden="0" w:name="FollowedHyperlink"/>
+    <w:lsdException w:qFormat="1" w:unhideWhenUsed="0" w:uiPriority="0" w:semiHidden="0" w:name="FollowedHyperlink"/>
     <w:lsdException w:qFormat="1" w:unhideWhenUsed="0" w:uiPriority="0" w:semiHidden="0" w:name="Strong"/>
     <w:lsdException w:qFormat="1" w:unhideWhenUsed="0" w:uiPriority="0" w:semiHidden="0" w:name="Emphasis"/>
     <w:lsdException w:unhideWhenUsed="0" w:uiPriority="0" w:semiHidden="0" w:name="Document Map"/>
@@ -3096,7 +4085,7 @@
     <w:lsdException w:unhideWhenUsed="0" w:uiPriority="0" w:semiHidden="0" w:name="HTML Acronym"/>
     <w:lsdException w:unhideWhenUsed="0" w:uiPriority="0" w:semiHidden="0" w:name="HTML Address"/>
     <w:lsdException w:unhideWhenUsed="0" w:uiPriority="0" w:semiHidden="0" w:name="HTML Cite"/>
-    <w:lsdException w:unhideWhenUsed="0" w:uiPriority="0" w:semiHidden="0" w:name="HTML Code"/>
+    <w:lsdException w:qFormat="1" w:unhideWhenUsed="0" w:uiPriority="0" w:semiHidden="0" w:name="HTML Code"/>
     <w:lsdException w:unhideWhenUsed="0" w:uiPriority="0" w:semiHidden="0" w:name="HTML Definition"/>
     <w:lsdException w:unhideWhenUsed="0" w:uiPriority="0" w:semiHidden="0" w:name="HTML Keyboard"/>
     <w:lsdException w:unhideWhenUsed="0" w:uiPriority="0" w:semiHidden="0" w:name="HTML Preformatted"/>
@@ -3148,7 +4137,7 @@
     <w:lsdException w:unhideWhenUsed="0" w:uiPriority="0" w:semiHidden="0" w:name="Table Web 2"/>
     <w:lsdException w:unhideWhenUsed="0" w:uiPriority="0" w:semiHidden="0" w:name="Table Web 3"/>
     <w:lsdException w:unhideWhenUsed="0" w:uiPriority="0" w:semiHidden="0" w:name="Balloon Text"/>
-    <w:lsdException w:unhideWhenUsed="0" w:uiPriority="0" w:semiHidden="0" w:name="Table Grid"/>
+    <w:lsdException w:qFormat="1" w:unhideWhenUsed="0" w:uiPriority="0" w:semiHidden="0" w:name="Table Grid"/>
     <w:lsdException w:unhideWhenUsed="0" w:uiPriority="0" w:semiHidden="0" w:name="Table Theme"/>
     <w:lsdException w:unhideWhenUsed="0" w:uiPriority="60" w:semiHidden="0" w:name="Light Shading"/>
     <w:lsdException w:unhideWhenUsed="0" w:uiPriority="61" w:semiHidden="0" w:name="Light List"/>
@@ -3347,6 +4336,7 @@
   <w:style w:type="character" w:styleId="7">
     <w:name w:val="FollowedHyperlink"/>
     <w:basedOn w:val="5"/>
+    <w:qFormat/>
     <w:uiPriority w:val="0"/>
     <w:rPr>
       <w:color w:val="800080"/>
@@ -3356,6 +4346,7 @@
   <w:style w:type="character" w:styleId="8">
     <w:name w:val="HTML Code"/>
     <w:basedOn w:val="5"/>
+    <w:qFormat/>
     <w:uiPriority w:val="0"/>
     <w:rPr>
       <w:rFonts w:ascii="Courier New" w:hAnsi="Courier New" w:cs="Courier New"/>
@@ -3375,6 +4366,7 @@
   <w:style w:type="table" w:styleId="10">
     <w:name w:val="Table Grid"/>
     <w:basedOn w:val="6"/>
+    <w:qFormat/>
     <w:uiPriority w:val="0"/>
     <w:pPr>
       <w:widowControl w:val="0"/>
